--- a/imag/Design_Workflow.docx
+++ b/imag/Design_Workflow.docx
@@ -238,7 +238,7 @@
                 <w:b/>
                 <w:color w:val="1B365D"/>
               </w:rPr>
-              <w:t>Analytical Calculations &amp; LaTeX Equations:</w:t>
+              <w:t>Analytical Calculations:</w:t>
             </w:r>
           </w:p>
           <w:p>
@@ -654,7 +654,7 @@
             <w:pPr>
               <w:spacing w:before="40" w:after="80"/>
               <w:rPr>
-                <w:lang w:val="de-DE"/>
+                <w:lang w:val="de-DE" w:bidi="fa-IR"/>
               </w:rPr>
             </w:pPr>
             <w:r>
@@ -920,6 +920,13 @@
       <w:pPr>
         <w:spacing w:before="120" w:after="120"/>
         <w:jc w:val="center"/>
+        <w:rPr>
+          <w:rFonts w:ascii="Calibri" w:hAnsi="Calibri"/>
+          <w:b/>
+          <w:color w:val="1B365D"/>
+          <w:sz w:val="32"/>
+          <w:rtl/>
+        </w:rPr>
       </w:pPr>
       <w:r>
         <w:rPr>
@@ -930,6 +937,2664 @@
         </w:rPr>
         <w:t>⇓</w:t>
       </w:r>
+    </w:p>
+    <w:p>
+      <w:pPr>
+        <w:spacing w:after="120"/>
+        <w:rPr>
+          <w:rFonts w:ascii="Calibri" w:hAnsi="Calibri"/>
+          <w:b/>
+          <w:color w:val="000000" w:themeColor="text1"/>
+          <w:sz w:val="24"/>
+          <w:szCs w:val="20"/>
+        </w:rPr>
+      </w:pPr>
+      <w:r>
+        <w:rPr>
+          <w:rFonts w:ascii="Calibri" w:hAnsi="Calibri"/>
+          <w:b/>
+          <w:color w:val="000000" w:themeColor="text1"/>
+          <w:sz w:val="24"/>
+          <w:szCs w:val="20"/>
+        </w:rPr>
+        <w:t xml:space="preserve">Table 1.1 Gas Medium - Pump Function </w:t>
+      </w:r>
+      <w:r>
+        <w:rPr>
+          <w:rFonts w:ascii="Calibri" w:hAnsi="Calibri"/>
+          <w:b/>
+          <w:color w:val="000000" w:themeColor="text1"/>
+          <w:sz w:val="24"/>
+          <w:szCs w:val="20"/>
+        </w:rPr>
+        <w:t>Focus</w:t>
+      </w:r>
+    </w:p>
+    <w:tbl>
+      <w:tblPr>
+        <w:tblW w:w="0" w:type="auto"/>
+        <w:jc w:val="center"/>
+        <w:tblLayout w:type="fixed"/>
+        <w:tblLook w:val="04A0" w:firstRow="1" w:lastRow="0" w:firstColumn="1" w:lastColumn="0" w:noHBand="0" w:noVBand="1"/>
+      </w:tblPr>
+      <w:tblGrid>
+        <w:gridCol w:w="1985"/>
+        <w:gridCol w:w="2693"/>
+        <w:gridCol w:w="2774"/>
+        <w:gridCol w:w="2484"/>
+      </w:tblGrid>
+      <w:tr>
+        <w:trPr>
+          <w:jc w:val="center"/>
+        </w:trPr>
+        <w:tc>
+          <w:tcPr>
+            <w:tcW w:w="1985" w:type="dxa"/>
+            <w:shd w:val="clear" w:color="auto" w:fill="1B365D"/>
+          </w:tcPr>
+          <w:p>
+            <w:r>
+              <w:rPr>
+                <w:rFonts w:ascii="Calibri" w:hAnsi="Calibri"/>
+                <w:b/>
+                <w:color w:val="FFFFFF"/>
+              </w:rPr>
+              <w:t>Function</w:t>
+            </w:r>
+          </w:p>
+        </w:tc>
+        <w:tc>
+          <w:tcPr>
+            <w:tcW w:w="2693" w:type="dxa"/>
+            <w:shd w:val="clear" w:color="auto" w:fill="1B365D"/>
+          </w:tcPr>
+          <w:p>
+            <w:r>
+              <w:rPr>
+                <w:rFonts w:ascii="Calibri" w:hAnsi="Calibri"/>
+                <w:b/>
+                <w:color w:val="FFFFFF"/>
+              </w:rPr>
+              <w:t>Key Design Parameter</w:t>
+            </w:r>
+          </w:p>
+        </w:tc>
+        <w:tc>
+          <w:tcPr>
+            <w:tcW w:w="2774" w:type="dxa"/>
+            <w:shd w:val="clear" w:color="auto" w:fill="1B365D"/>
+          </w:tcPr>
+          <w:p>
+            <w:r>
+              <w:rPr>
+                <w:rFonts w:ascii="Calibri" w:hAnsi="Calibri"/>
+                <w:b/>
+                <w:color w:val="FFFFFF"/>
+              </w:rPr>
+              <w:t>Key Design Equation</w:t>
+            </w:r>
+          </w:p>
+        </w:tc>
+        <w:tc>
+          <w:tcPr>
+            <w:tcW w:w="2484" w:type="dxa"/>
+            <w:shd w:val="clear" w:color="auto" w:fill="1B365D"/>
+          </w:tcPr>
+          <w:p>
+            <w:r>
+              <w:rPr>
+                <w:rFonts w:ascii="Calibri" w:hAnsi="Calibri"/>
+                <w:b/>
+                <w:color w:val="FFFFFF"/>
+              </w:rPr>
+              <w:t xml:space="preserve">Main Focus </w:t>
+            </w:r>
+          </w:p>
+        </w:tc>
+      </w:tr>
+      <w:tr>
+        <w:trPr>
+          <w:jc w:val="center"/>
+        </w:trPr>
+        <w:tc>
+          <w:tcPr>
+            <w:tcW w:w="1985" w:type="dxa"/>
+            <w:tcBorders>
+              <w:top w:val="single" w:sz="6" w:space="0" w:color="CCCCCC"/>
+              <w:left w:val="single" w:sz="6" w:space="0" w:color="CCCCCC"/>
+              <w:bottom w:val="single" w:sz="6" w:space="0" w:color="CCCCCC"/>
+              <w:right w:val="single" w:sz="6" w:space="0" w:color="CCCCCC"/>
+            </w:tcBorders>
+            <w:shd w:val="clear" w:color="auto" w:fill="F8F9FA"/>
+          </w:tcPr>
+          <w:p>
+            <w:r>
+              <w:rPr>
+                <w:rFonts w:ascii="Calibri" w:hAnsi="Calibri"/>
+                <w:b/>
+                <w:color w:val="1B365D"/>
+                <w:sz w:val="20"/>
+              </w:rPr>
+              <w:t>Compression</w:t>
+            </w:r>
+          </w:p>
+        </w:tc>
+        <w:tc>
+          <w:tcPr>
+            <w:tcW w:w="2693" w:type="dxa"/>
+            <w:tcBorders>
+              <w:top w:val="single" w:sz="6" w:space="0" w:color="CCCCCC"/>
+              <w:left w:val="single" w:sz="6" w:space="0" w:color="CCCCCC"/>
+              <w:bottom w:val="single" w:sz="6" w:space="0" w:color="CCCCCC"/>
+              <w:right w:val="single" w:sz="6" w:space="0" w:color="CCCCCC"/>
+            </w:tcBorders>
+            <w:shd w:val="clear" w:color="auto" w:fill="F8F9FA"/>
+          </w:tcPr>
+          <w:p>
+            <w:r>
+              <w:rPr>
+                <w:rFonts w:ascii="Calibri" w:hAnsi="Calibri"/>
+                <w:sz w:val="19"/>
+              </w:rPr>
+              <w:t>Pressure discharge maximization</w:t>
+            </w:r>
+          </w:p>
+        </w:tc>
+        <w:tc>
+          <w:tcPr>
+            <w:tcW w:w="2774" w:type="dxa"/>
+            <w:tcBorders>
+              <w:top w:val="single" w:sz="6" w:space="0" w:color="CCCCCC"/>
+              <w:left w:val="single" w:sz="6" w:space="0" w:color="CCCCCC"/>
+              <w:bottom w:val="single" w:sz="6" w:space="0" w:color="CCCCCC"/>
+              <w:right w:val="single" w:sz="6" w:space="0" w:color="CCCCCC"/>
+            </w:tcBorders>
+            <w:shd w:val="clear" w:color="auto" w:fill="F8F9FA"/>
+          </w:tcPr>
+          <w:p>
+            <m:oMathPara>
+              <m:oMath>
+                <m:sSub>
+                  <m:sSubPr>
+                    <m:ctrlPr>
+                      <w:rPr>
+                        <w:rFonts w:ascii="Cambria Math" w:hAnsi="Cambria Math"/>
+                        <w:color w:val="C00000"/>
+                        <w:sz w:val="19"/>
+                      </w:rPr>
+                    </m:ctrlPr>
+                  </m:sSubPr>
+                  <m:e>
+                    <m:r>
+                      <w:rPr>
+                        <w:rFonts w:ascii="Cambria Math" w:hAnsi="Cambria Math"/>
+                        <w:color w:val="C00000"/>
+                        <w:sz w:val="19"/>
+                      </w:rPr>
+                      <m:t>P</m:t>
+                    </m:r>
+                  </m:e>
+                  <m:sub>
+                    <m:r>
+                      <w:rPr>
+                        <w:rFonts w:ascii="Cambria Math" w:hAnsi="Cambria Math"/>
+                        <w:color w:val="C00000"/>
+                        <w:sz w:val="19"/>
+                      </w:rPr>
+                      <m:t>motor</m:t>
+                    </m:r>
+                  </m:sub>
+                </m:sSub>
+                <m:r>
+                  <w:rPr>
+                    <w:rFonts w:ascii="Cambria Math" w:hAnsi="Cambria Math"/>
+                    <w:color w:val="C00000"/>
+                    <w:sz w:val="19"/>
+                  </w:rPr>
+                  <m:t>=</m:t>
+                </m:r>
+                <m:f>
+                  <m:fPr>
+                    <m:ctrlPr>
+                      <w:rPr>
+                        <w:rFonts w:ascii="Cambria Math" w:hAnsi="Cambria Math"/>
+                        <w:color w:val="C00000"/>
+                        <w:sz w:val="19"/>
+                      </w:rPr>
+                    </m:ctrlPr>
+                  </m:fPr>
+                  <m:num>
+                    <m:r>
+                      <w:rPr>
+                        <w:rFonts w:ascii="Cambria Math" w:hAnsi="Cambria Math"/>
+                        <w:color w:val="C00000"/>
+                        <w:sz w:val="19"/>
+                      </w:rPr>
+                      <m:t>γ</m:t>
+                    </m:r>
+                  </m:num>
+                  <m:den>
+                    <m:r>
+                      <w:rPr>
+                        <w:rFonts w:ascii="Cambria Math" w:hAnsi="Cambria Math"/>
+                        <w:color w:val="C00000"/>
+                        <w:sz w:val="19"/>
+                      </w:rPr>
+                      <m:t>γ-1</m:t>
+                    </m:r>
+                  </m:den>
+                </m:f>
+                <m:f>
+                  <m:fPr>
+                    <m:ctrlPr>
+                      <w:rPr>
+                        <w:rFonts w:ascii="Cambria Math" w:hAnsi="Cambria Math"/>
+                        <w:color w:val="C00000"/>
+                        <w:sz w:val="19"/>
+                      </w:rPr>
+                    </m:ctrlPr>
+                  </m:fPr>
+                  <m:num>
+                    <m:sSub>
+                      <m:sSubPr>
+                        <m:ctrlPr>
+                          <w:rPr>
+                            <w:rFonts w:ascii="Cambria Math" w:hAnsi="Cambria Math"/>
+                            <w:color w:val="C00000"/>
+                            <w:sz w:val="19"/>
+                          </w:rPr>
+                        </m:ctrlPr>
+                      </m:sSubPr>
+                      <m:e>
+                        <m:r>
+                          <w:rPr>
+                            <w:rFonts w:ascii="Cambria Math" w:hAnsi="Cambria Math"/>
+                            <w:color w:val="C00000"/>
+                            <w:sz w:val="19"/>
+                          </w:rPr>
+                          <m:t>P</m:t>
+                        </m:r>
+                      </m:e>
+                      <m:sub>
+                        <m:r>
+                          <w:rPr>
+                            <w:rFonts w:ascii="Cambria Math" w:hAnsi="Cambria Math"/>
+                            <w:color w:val="C00000"/>
+                            <w:sz w:val="19"/>
+                          </w:rPr>
+                          <m:t>in</m:t>
+                        </m:r>
+                      </m:sub>
+                    </m:sSub>
+                    <m:r>
+                      <w:rPr>
+                        <w:rFonts w:ascii="Cambria Math" w:hAnsi="Cambria Math"/>
+                        <w:color w:val="C00000"/>
+                        <w:sz w:val="19"/>
+                      </w:rPr>
+                      <m:t>⋅Q</m:t>
+                    </m:r>
+                  </m:num>
+                  <m:den>
+                    <m:r>
+                      <w:rPr>
+                        <w:rFonts w:ascii="Cambria Math" w:hAnsi="Cambria Math"/>
+                        <w:color w:val="C00000"/>
+                        <w:sz w:val="19"/>
+                      </w:rPr>
+                      <m:t>η</m:t>
+                    </m:r>
+                  </m:den>
+                </m:f>
+                <m:d>
+                  <m:dPr>
+                    <m:begChr m:val="["/>
+                    <m:endChr m:val="]"/>
+                    <m:ctrlPr>
+                      <w:rPr>
+                        <w:rFonts w:ascii="Cambria Math" w:hAnsi="Cambria Math"/>
+                        <w:color w:val="C00000"/>
+                        <w:sz w:val="19"/>
+                      </w:rPr>
+                    </m:ctrlPr>
+                  </m:dPr>
+                  <m:e>
+                    <m:sSup>
+                      <m:sSupPr>
+                        <m:ctrlPr>
+                          <w:rPr>
+                            <w:rFonts w:ascii="Cambria Math" w:hAnsi="Cambria Math"/>
+                            <w:color w:val="C00000"/>
+                            <w:sz w:val="19"/>
+                          </w:rPr>
+                        </m:ctrlPr>
+                      </m:sSupPr>
+                      <m:e>
+                        <m:d>
+                          <m:dPr>
+                            <m:ctrlPr>
+                              <w:rPr>
+                                <w:rFonts w:ascii="Cambria Math" w:hAnsi="Cambria Math"/>
+                                <w:color w:val="C00000"/>
+                                <w:sz w:val="19"/>
+                              </w:rPr>
+                            </m:ctrlPr>
+                          </m:dPr>
+                          <m:e>
+                            <m:f>
+                              <m:fPr>
+                                <m:ctrlPr>
+                                  <w:rPr>
+                                    <w:rFonts w:ascii="Cambria Math" w:hAnsi="Cambria Math"/>
+                                    <w:color w:val="C00000"/>
+                                    <w:sz w:val="19"/>
+                                  </w:rPr>
+                                </m:ctrlPr>
+                              </m:fPr>
+                              <m:num>
+                                <m:sSub>
+                                  <m:sSubPr>
+                                    <m:ctrlPr>
+                                      <w:rPr>
+                                        <w:rFonts w:ascii="Cambria Math" w:hAnsi="Cambria Math"/>
+                                        <w:color w:val="C00000"/>
+                                        <w:sz w:val="19"/>
+                                      </w:rPr>
+                                    </m:ctrlPr>
+                                  </m:sSubPr>
+                                  <m:e>
+                                    <m:r>
+                                      <w:rPr>
+                                        <w:rFonts w:ascii="Cambria Math" w:hAnsi="Cambria Math"/>
+                                        <w:color w:val="C00000"/>
+                                        <w:sz w:val="19"/>
+                                      </w:rPr>
+                                      <m:t>P</m:t>
+                                    </m:r>
+                                  </m:e>
+                                  <m:sub>
+                                    <m:r>
+                                      <w:rPr>
+                                        <w:rFonts w:ascii="Cambria Math" w:hAnsi="Cambria Math"/>
+                                        <w:color w:val="C00000"/>
+                                        <w:sz w:val="19"/>
+                                      </w:rPr>
+                                      <m:t>out</m:t>
+                                    </m:r>
+                                  </m:sub>
+                                </m:sSub>
+                              </m:num>
+                              <m:den>
+                                <m:sSub>
+                                  <m:sSubPr>
+                                    <m:ctrlPr>
+                                      <w:rPr>
+                                        <w:rFonts w:ascii="Cambria Math" w:hAnsi="Cambria Math"/>
+                                        <w:color w:val="C00000"/>
+                                        <w:sz w:val="19"/>
+                                      </w:rPr>
+                                    </m:ctrlPr>
+                                  </m:sSubPr>
+                                  <m:e>
+                                    <m:r>
+                                      <w:rPr>
+                                        <w:rFonts w:ascii="Cambria Math" w:hAnsi="Cambria Math"/>
+                                        <w:color w:val="C00000"/>
+                                        <w:sz w:val="19"/>
+                                      </w:rPr>
+                                      <m:t>P</m:t>
+                                    </m:r>
+                                  </m:e>
+                                  <m:sub>
+                                    <m:r>
+                                      <w:rPr>
+                                        <w:rFonts w:ascii="Cambria Math" w:hAnsi="Cambria Math"/>
+                                        <w:color w:val="C00000"/>
+                                        <w:sz w:val="19"/>
+                                      </w:rPr>
+                                      <m:t>in</m:t>
+                                    </m:r>
+                                  </m:sub>
+                                </m:sSub>
+                              </m:den>
+                            </m:f>
+                          </m:e>
+                        </m:d>
+                      </m:e>
+                      <m:sup>
+                        <m:f>
+                          <m:fPr>
+                            <m:ctrlPr>
+                              <w:rPr>
+                                <w:rFonts w:ascii="Cambria Math" w:hAnsi="Cambria Math"/>
+                                <w:color w:val="C00000"/>
+                                <w:sz w:val="19"/>
+                              </w:rPr>
+                            </m:ctrlPr>
+                          </m:fPr>
+                          <m:num>
+                            <m:r>
+                              <w:rPr>
+                                <w:rFonts w:ascii="Cambria Math" w:hAnsi="Cambria Math"/>
+                                <w:color w:val="C00000"/>
+                                <w:sz w:val="19"/>
+                              </w:rPr>
+                              <m:t>γ-1</m:t>
+                            </m:r>
+                          </m:num>
+                          <m:den>
+                            <m:r>
+                              <w:rPr>
+                                <w:rFonts w:ascii="Cambria Math" w:hAnsi="Cambria Math"/>
+                                <w:color w:val="C00000"/>
+                                <w:sz w:val="19"/>
+                              </w:rPr>
+                              <m:t>γ</m:t>
+                            </m:r>
+                          </m:den>
+                        </m:f>
+                      </m:sup>
+                    </m:sSup>
+                    <m:r>
+                      <w:rPr>
+                        <w:rFonts w:ascii="Cambria Math" w:hAnsi="Cambria Math"/>
+                        <w:color w:val="C00000"/>
+                        <w:sz w:val="19"/>
+                      </w:rPr>
+                      <m:t>-1</m:t>
+                    </m:r>
+                  </m:e>
+                </m:d>
+              </m:oMath>
+            </m:oMathPara>
+          </w:p>
+        </w:tc>
+        <w:tc>
+          <w:tcPr>
+            <w:tcW w:w="2484" w:type="dxa"/>
+            <w:tcBorders>
+              <w:top w:val="single" w:sz="6" w:space="0" w:color="CCCCCC"/>
+              <w:left w:val="single" w:sz="6" w:space="0" w:color="CCCCCC"/>
+              <w:bottom w:val="single" w:sz="6" w:space="0" w:color="CCCCCC"/>
+              <w:right w:val="single" w:sz="6" w:space="0" w:color="CCCCCC"/>
+            </w:tcBorders>
+            <w:shd w:val="clear" w:color="auto" w:fill="F8F9FA"/>
+          </w:tcPr>
+          <w:p>
+            <w:r>
+              <w:rPr>
+                <w:rFonts w:ascii="Calibri" w:hAnsi="Calibri"/>
+                <w:sz w:val="19"/>
+              </w:rPr>
+              <w:t>Diaphragm stress under high pressure &amp; thermodynamic gas compression</w:t>
+            </w:r>
+          </w:p>
+        </w:tc>
+      </w:tr>
+      <w:tr>
+        <w:trPr>
+          <w:jc w:val="center"/>
+        </w:trPr>
+        <w:tc>
+          <w:tcPr>
+            <w:tcW w:w="1985" w:type="dxa"/>
+            <w:tcBorders>
+              <w:top w:val="single" w:sz="6" w:space="0" w:color="CCCCCC"/>
+              <w:left w:val="single" w:sz="6" w:space="0" w:color="CCCCCC"/>
+              <w:bottom w:val="single" w:sz="6" w:space="0" w:color="CCCCCC"/>
+              <w:right w:val="single" w:sz="6" w:space="0" w:color="CCCCCC"/>
+            </w:tcBorders>
+            <w:shd w:val="clear" w:color="auto" w:fill="FFFFFF"/>
+          </w:tcPr>
+          <w:p>
+            <w:r>
+              <w:rPr>
+                <w:rFonts w:ascii="Calibri" w:hAnsi="Calibri"/>
+                <w:b/>
+                <w:color w:val="1B365D"/>
+                <w:sz w:val="20"/>
+              </w:rPr>
+              <w:t>Vacuum Generation</w:t>
+            </w:r>
+          </w:p>
+        </w:tc>
+        <w:tc>
+          <w:tcPr>
+            <w:tcW w:w="2693" w:type="dxa"/>
+            <w:tcBorders>
+              <w:top w:val="single" w:sz="6" w:space="0" w:color="CCCCCC"/>
+              <w:left w:val="single" w:sz="6" w:space="0" w:color="CCCCCC"/>
+              <w:bottom w:val="single" w:sz="6" w:space="0" w:color="CCCCCC"/>
+              <w:right w:val="single" w:sz="6" w:space="0" w:color="CCCCCC"/>
+            </w:tcBorders>
+            <w:shd w:val="clear" w:color="auto" w:fill="FFFFFF"/>
+          </w:tcPr>
+          <w:p>
+            <w:r>
+              <w:rPr>
+                <w:rFonts w:ascii="Calibri" w:hAnsi="Calibri"/>
+                <w:sz w:val="19"/>
+              </w:rPr>
+              <w:t>Minimum Dead Volume (</w:t>
+            </w:r>
+            <m:oMath>
+              <m:sSub>
+                <m:sSubPr>
+                  <m:ctrlPr>
+                    <w:rPr>
+                      <w:rFonts w:ascii="Cambria Math" w:hAnsi="Cambria Math"/>
+                      <w:color w:val="C00000"/>
+                      <w:sz w:val="19"/>
+                    </w:rPr>
+                  </m:ctrlPr>
+                </m:sSubPr>
+                <m:e>
+                  <m:r>
+                    <w:rPr>
+                      <w:rFonts w:ascii="Cambria Math" w:hAnsi="Cambria Math"/>
+                      <w:color w:val="C00000"/>
+                      <w:sz w:val="19"/>
+                    </w:rPr>
+                    <m:t>V</m:t>
+                  </m:r>
+                </m:e>
+                <m:sub>
+                  <m:r>
+                    <w:rPr>
+                      <w:rFonts w:ascii="Cambria Math" w:hAnsi="Cambria Math"/>
+                      <w:color w:val="C00000"/>
+                      <w:sz w:val="19"/>
+                    </w:rPr>
+                    <m:t>dead</m:t>
+                  </m:r>
+                </m:sub>
+              </m:sSub>
+            </m:oMath>
+            <w:r>
+              <w:rPr>
+                <w:rFonts w:ascii="Calibri" w:hAnsi="Calibri"/>
+                <w:sz w:val="19"/>
+              </w:rPr>
+              <w:t xml:space="preserve">) </w:t>
+            </w:r>
+          </w:p>
+        </w:tc>
+        <w:tc>
+          <w:tcPr>
+            <w:tcW w:w="2774" w:type="dxa"/>
+            <w:tcBorders>
+              <w:top w:val="single" w:sz="6" w:space="0" w:color="CCCCCC"/>
+              <w:left w:val="single" w:sz="6" w:space="0" w:color="CCCCCC"/>
+              <w:bottom w:val="single" w:sz="6" w:space="0" w:color="CCCCCC"/>
+              <w:right w:val="single" w:sz="6" w:space="0" w:color="CCCCCC"/>
+            </w:tcBorders>
+            <w:shd w:val="clear" w:color="auto" w:fill="FFFFFF"/>
+          </w:tcPr>
+          <w:p>
+            <m:oMathPara>
+              <m:oMath>
+                <m:sSub>
+                  <m:sSubPr>
+                    <m:ctrlPr>
+                      <w:rPr>
+                        <w:rFonts w:ascii="Cambria Math" w:hAnsi="Cambria Math"/>
+                        <w:color w:val="C00000"/>
+                        <w:sz w:val="19"/>
+                      </w:rPr>
+                    </m:ctrlPr>
+                  </m:sSubPr>
+                  <m:e>
+                    <m:r>
+                      <w:rPr>
+                        <w:rFonts w:ascii="Cambria Math" w:hAnsi="Cambria Math"/>
+                        <w:color w:val="C00000"/>
+                        <w:sz w:val="19"/>
+                      </w:rPr>
+                      <m:t>P</m:t>
+                    </m:r>
+                  </m:e>
+                  <m:sub>
+                    <m:r>
+                      <w:rPr>
+                        <w:rFonts w:ascii="Cambria Math" w:hAnsi="Cambria Math"/>
+                        <w:color w:val="C00000"/>
+                        <w:sz w:val="19"/>
+                      </w:rPr>
+                      <m:t>vac</m:t>
+                    </m:r>
+                  </m:sub>
+                </m:sSub>
+                <m:r>
+                  <w:rPr>
+                    <w:rFonts w:ascii="Cambria Math" w:hAnsi="Cambria Math"/>
+                    <w:color w:val="C00000"/>
+                    <w:sz w:val="19"/>
+                  </w:rPr>
+                  <m:t>≈</m:t>
+                </m:r>
+                <m:f>
+                  <m:fPr>
+                    <m:ctrlPr>
+                      <w:rPr>
+                        <w:rFonts w:ascii="Cambria Math" w:hAnsi="Cambria Math"/>
+                        <w:color w:val="C00000"/>
+                        <w:sz w:val="19"/>
+                      </w:rPr>
+                    </m:ctrlPr>
+                  </m:fPr>
+                  <m:num>
+                    <m:sSub>
+                      <m:sSubPr>
+                        <m:ctrlPr>
+                          <w:rPr>
+                            <w:rFonts w:ascii="Cambria Math" w:hAnsi="Cambria Math"/>
+                            <w:color w:val="C00000"/>
+                            <w:sz w:val="19"/>
+                          </w:rPr>
+                        </m:ctrlPr>
+                      </m:sSubPr>
+                      <m:e>
+                        <m:r>
+                          <w:rPr>
+                            <w:rFonts w:ascii="Cambria Math" w:hAnsi="Cambria Math"/>
+                            <w:color w:val="C00000"/>
+                            <w:sz w:val="19"/>
+                          </w:rPr>
+                          <m:t>V</m:t>
+                        </m:r>
+                      </m:e>
+                      <m:sub>
+                        <m:r>
+                          <w:rPr>
+                            <w:rFonts w:ascii="Cambria Math" w:hAnsi="Cambria Math"/>
+                            <w:color w:val="C00000"/>
+                            <w:sz w:val="19"/>
+                          </w:rPr>
+                          <m:t>dead</m:t>
+                        </m:r>
+                      </m:sub>
+                    </m:sSub>
+                  </m:num>
+                  <m:den>
+                    <m:sSub>
+                      <m:sSubPr>
+                        <m:ctrlPr>
+                          <w:rPr>
+                            <w:rFonts w:ascii="Cambria Math" w:hAnsi="Cambria Math"/>
+                            <w:color w:val="C00000"/>
+                            <w:sz w:val="19"/>
+                          </w:rPr>
+                        </m:ctrlPr>
+                      </m:sSubPr>
+                      <m:e>
+                        <m:r>
+                          <w:rPr>
+                            <w:rFonts w:ascii="Cambria Math" w:hAnsi="Cambria Math"/>
+                            <w:color w:val="C00000"/>
+                            <w:sz w:val="19"/>
+                          </w:rPr>
+                          <m:t>V</m:t>
+                        </m:r>
+                      </m:e>
+                      <m:sub>
+                        <m:r>
+                          <w:rPr>
+                            <w:rFonts w:ascii="Cambria Math" w:hAnsi="Cambria Math"/>
+                            <w:color w:val="C00000"/>
+                            <w:sz w:val="19"/>
+                          </w:rPr>
+                          <m:t>d</m:t>
+                        </m:r>
+                      </m:sub>
+                    </m:sSub>
+                    <m:r>
+                      <w:rPr>
+                        <w:rFonts w:ascii="Cambria Math" w:hAnsi="Cambria Math"/>
+                        <w:color w:val="C00000"/>
+                        <w:sz w:val="19"/>
+                      </w:rPr>
+                      <m:t>+</m:t>
+                    </m:r>
+                    <m:sSub>
+                      <m:sSubPr>
+                        <m:ctrlPr>
+                          <w:rPr>
+                            <w:rFonts w:ascii="Cambria Math" w:hAnsi="Cambria Math"/>
+                            <w:color w:val="C00000"/>
+                            <w:sz w:val="19"/>
+                          </w:rPr>
+                        </m:ctrlPr>
+                      </m:sSubPr>
+                      <m:e>
+                        <m:r>
+                          <w:rPr>
+                            <w:rFonts w:ascii="Cambria Math" w:hAnsi="Cambria Math"/>
+                            <w:color w:val="C00000"/>
+                            <w:sz w:val="19"/>
+                          </w:rPr>
+                          <m:t>V</m:t>
+                        </m:r>
+                      </m:e>
+                      <m:sub>
+                        <m:r>
+                          <w:rPr>
+                            <w:rFonts w:ascii="Cambria Math" w:hAnsi="Cambria Math"/>
+                            <w:color w:val="C00000"/>
+                            <w:sz w:val="19"/>
+                          </w:rPr>
+                          <m:t>dead</m:t>
+                        </m:r>
+                      </m:sub>
+                    </m:sSub>
+                  </m:den>
+                </m:f>
+                <m:r>
+                  <w:rPr>
+                    <w:rFonts w:ascii="Cambria Math" w:hAnsi="Cambria Math"/>
+                    <w:color w:val="C00000"/>
+                    <w:sz w:val="19"/>
+                  </w:rPr>
+                  <m:t>⋅</m:t>
+                </m:r>
+                <m:sSub>
+                  <m:sSubPr>
+                    <m:ctrlPr>
+                      <w:rPr>
+                        <w:rFonts w:ascii="Cambria Math" w:hAnsi="Cambria Math"/>
+                        <w:color w:val="C00000"/>
+                        <w:sz w:val="19"/>
+                      </w:rPr>
+                    </m:ctrlPr>
+                  </m:sSubPr>
+                  <m:e>
+                    <m:r>
+                      <w:rPr>
+                        <w:rFonts w:ascii="Cambria Math" w:hAnsi="Cambria Math"/>
+                        <w:color w:val="C00000"/>
+                        <w:sz w:val="19"/>
+                      </w:rPr>
+                      <m:t>P</m:t>
+                    </m:r>
+                  </m:e>
+                  <m:sub>
+                    <m:r>
+                      <w:rPr>
+                        <w:rFonts w:ascii="Cambria Math" w:hAnsi="Cambria Math"/>
+                        <w:color w:val="C00000"/>
+                        <w:sz w:val="19"/>
+                      </w:rPr>
+                      <m:t>atm</m:t>
+                    </m:r>
+                  </m:sub>
+                </m:sSub>
+              </m:oMath>
+            </m:oMathPara>
+          </w:p>
+        </w:tc>
+        <w:tc>
+          <w:tcPr>
+            <w:tcW w:w="2484" w:type="dxa"/>
+            <w:tcBorders>
+              <w:top w:val="single" w:sz="6" w:space="0" w:color="CCCCCC"/>
+              <w:left w:val="single" w:sz="6" w:space="0" w:color="CCCCCC"/>
+              <w:bottom w:val="single" w:sz="6" w:space="0" w:color="CCCCCC"/>
+              <w:right w:val="single" w:sz="6" w:space="0" w:color="CCCCCC"/>
+            </w:tcBorders>
+            <w:shd w:val="clear" w:color="auto" w:fill="FFFFFF"/>
+          </w:tcPr>
+          <w:p>
+            <w:r>
+              <w:rPr>
+                <w:rFonts w:ascii="Calibri" w:hAnsi="Calibri"/>
+                <w:sz w:val="19"/>
+              </w:rPr>
+              <w:t>Check valve opening &amp; sealing under extremely low delta-P</w:t>
+            </w:r>
+          </w:p>
+        </w:tc>
+      </w:tr>
+      <w:tr>
+        <w:trPr>
+          <w:jc w:val="center"/>
+        </w:trPr>
+        <w:tc>
+          <w:tcPr>
+            <w:tcW w:w="1985" w:type="dxa"/>
+            <w:tcBorders>
+              <w:top w:val="single" w:sz="6" w:space="0" w:color="CCCCCC"/>
+              <w:left w:val="single" w:sz="6" w:space="0" w:color="CCCCCC"/>
+              <w:bottom w:val="single" w:sz="6" w:space="0" w:color="CCCCCC"/>
+              <w:right w:val="single" w:sz="6" w:space="0" w:color="CCCCCC"/>
+            </w:tcBorders>
+            <w:shd w:val="clear" w:color="auto" w:fill="F8F9FA"/>
+          </w:tcPr>
+          <w:p>
+            <w:r>
+              <w:rPr>
+                <w:rFonts w:ascii="Calibri" w:hAnsi="Calibri"/>
+                <w:b/>
+                <w:color w:val="1B365D"/>
+                <w:sz w:val="20"/>
+              </w:rPr>
+              <w:t>Transfer</w:t>
+            </w:r>
+          </w:p>
+        </w:tc>
+        <w:tc>
+          <w:tcPr>
+            <w:tcW w:w="2693" w:type="dxa"/>
+            <w:tcBorders>
+              <w:top w:val="single" w:sz="6" w:space="0" w:color="CCCCCC"/>
+              <w:left w:val="single" w:sz="6" w:space="0" w:color="CCCCCC"/>
+              <w:bottom w:val="single" w:sz="6" w:space="0" w:color="CCCCCC"/>
+              <w:right w:val="single" w:sz="6" w:space="0" w:color="CCCCCC"/>
+            </w:tcBorders>
+            <w:shd w:val="clear" w:color="auto" w:fill="F8F9FA"/>
+          </w:tcPr>
+          <w:p>
+            <w:r>
+              <w:rPr>
+                <w:rFonts w:ascii="Calibri" w:hAnsi="Calibri"/>
+                <w:sz w:val="19"/>
+              </w:rPr>
+              <w:t>Maximum Flow Rate (Q)</w:t>
+            </w:r>
+            <w:r>
+              <w:rPr>
+                <w:rFonts w:ascii="Calibri" w:hAnsi="Calibri"/>
+                <w:sz w:val="19"/>
+              </w:rPr>
+              <w:t xml:space="preserve"> with minimum pressure drop</w:t>
+            </w:r>
+          </w:p>
+        </w:tc>
+        <w:tc>
+          <w:tcPr>
+            <w:tcW w:w="2774" w:type="dxa"/>
+            <w:tcBorders>
+              <w:top w:val="single" w:sz="6" w:space="0" w:color="CCCCCC"/>
+              <w:left w:val="single" w:sz="6" w:space="0" w:color="CCCCCC"/>
+              <w:bottom w:val="single" w:sz="6" w:space="0" w:color="CCCCCC"/>
+              <w:right w:val="single" w:sz="6" w:space="0" w:color="CCCCCC"/>
+            </w:tcBorders>
+            <w:shd w:val="clear" w:color="auto" w:fill="F8F9FA"/>
+          </w:tcPr>
+          <w:p>
+            <m:oMathPara>
+              <m:oMath>
+                <m:r>
+                  <w:rPr>
+                    <w:rFonts w:ascii="Cambria Math" w:hAnsi="Cambria Math"/>
+                    <w:color w:val="C00000"/>
+                    <w:sz w:val="19"/>
+                  </w:rPr>
+                  <m:t>Q=</m:t>
+                </m:r>
+                <m:sSub>
+                  <m:sSubPr>
+                    <m:ctrlPr>
+                      <w:rPr>
+                        <w:rFonts w:ascii="Cambria Math" w:hAnsi="Cambria Math"/>
+                        <w:color w:val="C00000"/>
+                        <w:sz w:val="19"/>
+                      </w:rPr>
+                    </m:ctrlPr>
+                  </m:sSubPr>
+                  <m:e>
+                    <m:r>
+                      <w:rPr>
+                        <w:rFonts w:ascii="Cambria Math" w:hAnsi="Cambria Math"/>
+                        <w:color w:val="C00000"/>
+                        <w:sz w:val="19"/>
+                      </w:rPr>
+                      <m:t>V</m:t>
+                    </m:r>
+                  </m:e>
+                  <m:sub>
+                    <m:r>
+                      <w:rPr>
+                        <w:rFonts w:ascii="Cambria Math" w:hAnsi="Cambria Math"/>
+                        <w:color w:val="C00000"/>
+                        <w:sz w:val="19"/>
+                      </w:rPr>
+                      <m:t>d</m:t>
+                    </m:r>
+                  </m:sub>
+                </m:sSub>
+                <m:r>
+                  <w:rPr>
+                    <w:rFonts w:ascii="Cambria Math" w:hAnsi="Cambria Math"/>
+                    <w:color w:val="C00000"/>
+                    <w:sz w:val="19"/>
+                  </w:rPr>
+                  <m:t>⋅N⋅</m:t>
+                </m:r>
+                <m:sSub>
+                  <m:sSubPr>
+                    <m:ctrlPr>
+                      <w:rPr>
+                        <w:rFonts w:ascii="Cambria Math" w:hAnsi="Cambria Math"/>
+                        <w:color w:val="C00000"/>
+                        <w:sz w:val="19"/>
+                      </w:rPr>
+                    </m:ctrlPr>
+                  </m:sSubPr>
+                  <m:e>
+                    <m:r>
+                      <w:rPr>
+                        <w:rFonts w:ascii="Cambria Math" w:hAnsi="Cambria Math"/>
+                        <w:color w:val="C00000"/>
+                        <w:sz w:val="19"/>
+                      </w:rPr>
+                      <m:t>η</m:t>
+                    </m:r>
+                  </m:e>
+                  <m:sub>
+                    <m:r>
+                      <w:rPr>
+                        <w:rFonts w:ascii="Cambria Math" w:hAnsi="Cambria Math"/>
+                        <w:color w:val="C00000"/>
+                        <w:sz w:val="19"/>
+                      </w:rPr>
+                      <m:t>v</m:t>
+                    </m:r>
+                  </m:sub>
+                </m:sSub>
+              </m:oMath>
+            </m:oMathPara>
+          </w:p>
+        </w:tc>
+        <w:tc>
+          <w:tcPr>
+            <w:tcW w:w="2484" w:type="dxa"/>
+            <w:tcBorders>
+              <w:top w:val="single" w:sz="6" w:space="0" w:color="CCCCCC"/>
+              <w:left w:val="single" w:sz="6" w:space="0" w:color="CCCCCC"/>
+              <w:bottom w:val="single" w:sz="6" w:space="0" w:color="CCCCCC"/>
+              <w:right w:val="single" w:sz="6" w:space="0" w:color="CCCCCC"/>
+            </w:tcBorders>
+            <w:shd w:val="clear" w:color="auto" w:fill="F8F9FA"/>
+          </w:tcPr>
+          <w:p>
+            <w:r>
+              <w:rPr>
+                <w:rFonts w:ascii="Calibri" w:hAnsi="Calibri"/>
+                <w:sz w:val="19"/>
+              </w:rPr>
+              <w:t>Internal flow optimization &amp; port pressure drop reduction</w:t>
+            </w:r>
+          </w:p>
+        </w:tc>
+      </w:tr>
+      <w:tr>
+        <w:trPr>
+          <w:jc w:val="center"/>
+        </w:trPr>
+        <w:tc>
+          <w:tcPr>
+            <w:tcW w:w="1985" w:type="dxa"/>
+            <w:tcBorders>
+              <w:top w:val="single" w:sz="6" w:space="0" w:color="CCCCCC"/>
+              <w:left w:val="single" w:sz="6" w:space="0" w:color="CCCCCC"/>
+              <w:bottom w:val="single" w:sz="6" w:space="0" w:color="CCCCCC"/>
+              <w:right w:val="single" w:sz="6" w:space="0" w:color="CCCCCC"/>
+            </w:tcBorders>
+            <w:shd w:val="clear" w:color="auto" w:fill="FFFFFF"/>
+          </w:tcPr>
+          <w:p>
+            <w:r>
+              <w:rPr>
+                <w:rFonts w:ascii="Calibri" w:hAnsi="Calibri"/>
+                <w:b/>
+                <w:color w:val="1B365D"/>
+                <w:sz w:val="20"/>
+              </w:rPr>
+              <w:t>Aspiration</w:t>
+            </w:r>
+          </w:p>
+        </w:tc>
+        <w:tc>
+          <w:tcPr>
+            <w:tcW w:w="2693" w:type="dxa"/>
+            <w:tcBorders>
+              <w:top w:val="single" w:sz="6" w:space="0" w:color="CCCCCC"/>
+              <w:left w:val="single" w:sz="6" w:space="0" w:color="CCCCCC"/>
+              <w:bottom w:val="single" w:sz="6" w:space="0" w:color="CCCCCC"/>
+              <w:right w:val="single" w:sz="6" w:space="0" w:color="CCCCCC"/>
+            </w:tcBorders>
+            <w:shd w:val="clear" w:color="auto" w:fill="FFFFFF"/>
+          </w:tcPr>
+          <w:p>
+            <w:r>
+              <w:rPr>
+                <w:rFonts w:ascii="Calibri" w:hAnsi="Calibri"/>
+                <w:sz w:val="19"/>
+              </w:rPr>
+              <w:t>Suction Pressure &amp; Impact Resistance</w:t>
+            </w:r>
+          </w:p>
+        </w:tc>
+        <w:tc>
+          <w:tcPr>
+            <w:tcW w:w="2774" w:type="dxa"/>
+            <w:tcBorders>
+              <w:top w:val="single" w:sz="6" w:space="0" w:color="CCCCCC"/>
+              <w:left w:val="single" w:sz="6" w:space="0" w:color="CCCCCC"/>
+              <w:bottom w:val="single" w:sz="6" w:space="0" w:color="CCCCCC"/>
+              <w:right w:val="single" w:sz="6" w:space="0" w:color="CCCCCC"/>
+            </w:tcBorders>
+            <w:shd w:val="clear" w:color="auto" w:fill="FFFFFF"/>
+          </w:tcPr>
+          <w:p>
+            <w:pPr>
+              <w:rPr>
+                <w:color w:val="C00000"/>
+                <w:sz w:val="19"/>
+              </w:rPr>
+            </w:pPr>
+            <m:oMathPara>
+              <m:oMath>
+                <m:sSub>
+                  <m:sSubPr>
+                    <m:ctrlPr>
+                      <w:rPr>
+                        <w:rFonts w:ascii="Cambria Math" w:hAnsi="Cambria Math"/>
+                        <w:color w:val="C00000"/>
+                        <w:sz w:val="19"/>
+                      </w:rPr>
+                    </m:ctrlPr>
+                  </m:sSubPr>
+                  <m:e>
+                    <m:r>
+                      <w:rPr>
+                        <w:rFonts w:ascii="Cambria Math" w:hAnsi="Cambria Math"/>
+                        <w:color w:val="C00000"/>
+                        <w:sz w:val="19"/>
+                      </w:rPr>
+                      <m:t>A</m:t>
+                    </m:r>
+                  </m:e>
+                  <m:sub>
+                    <m:r>
+                      <w:rPr>
+                        <w:rFonts w:ascii="Cambria Math" w:hAnsi="Cambria Math"/>
+                        <w:color w:val="C00000"/>
+                        <w:sz w:val="19"/>
+                      </w:rPr>
+                      <m:t>v</m:t>
+                    </m:r>
+                  </m:sub>
+                </m:sSub>
+                <m:r>
+                  <w:rPr>
+                    <w:rFonts w:ascii="Cambria Math" w:hAnsi="Cambria Math"/>
+                    <w:color w:val="C00000"/>
+                    <w:sz w:val="19"/>
+                  </w:rPr>
+                  <m:t>=</m:t>
+                </m:r>
+                <m:f>
+                  <m:fPr>
+                    <m:ctrlPr>
+                      <w:rPr>
+                        <w:rFonts w:ascii="Cambria Math" w:hAnsi="Cambria Math"/>
+                        <w:color w:val="C00000"/>
+                        <w:sz w:val="19"/>
+                      </w:rPr>
+                    </m:ctrlPr>
+                  </m:fPr>
+                  <m:num>
+                    <m:r>
+                      <w:rPr>
+                        <w:rFonts w:ascii="Cambria Math" w:hAnsi="Cambria Math"/>
+                        <w:color w:val="C00000"/>
+                        <w:sz w:val="19"/>
+                      </w:rPr>
+                      <m:t>Q</m:t>
+                    </m:r>
+                  </m:num>
+                  <m:den>
+                    <m:sSub>
+                      <m:sSubPr>
+                        <m:ctrlPr>
+                          <w:rPr>
+                            <w:rFonts w:ascii="Cambria Math" w:hAnsi="Cambria Math"/>
+                            <w:color w:val="C00000"/>
+                            <w:sz w:val="19"/>
+                          </w:rPr>
+                        </m:ctrlPr>
+                      </m:sSubPr>
+                      <m:e>
+                        <m:r>
+                          <w:rPr>
+                            <w:rFonts w:ascii="Cambria Math" w:hAnsi="Cambria Math"/>
+                            <w:color w:val="C00000"/>
+                            <w:sz w:val="19"/>
+                          </w:rPr>
+                          <m:t>v</m:t>
+                        </m:r>
+                      </m:e>
+                      <m:sub>
+                        <m:r>
+                          <w:rPr>
+                            <w:rFonts w:ascii="Cambria Math" w:hAnsi="Cambria Math"/>
+                            <w:color w:val="C00000"/>
+                            <w:sz w:val="19"/>
+                          </w:rPr>
+                          <m:t>max</m:t>
+                        </m:r>
+                      </m:sub>
+                    </m:sSub>
+                  </m:den>
+                </m:f>
+                <m:r>
+                  <w:rPr>
+                    <w:rFonts w:ascii="Cambria Math" w:hAnsi="Cambria Math"/>
+                    <w:i/>
+                    <w:color w:val="C00000"/>
+                    <w:sz w:val="19"/>
+                  </w:rPr>
+                  <m:t> </m:t>
+                </m:r>
+                <m:r>
+                  <w:rPr>
+                    <w:rFonts w:ascii="Cambria Math" w:hAnsi="Cambria Math"/>
+                    <w:color w:val="C00000"/>
+                    <w:sz w:val="19"/>
+                  </w:rPr>
+                  <m:t>,</m:t>
+                </m:r>
+                <m:r>
+                  <w:rPr>
+                    <w:rFonts w:ascii="Cambria Math" w:hAnsi="Cambria Math"/>
+                    <w:i/>
+                    <w:color w:val="C00000"/>
+                    <w:sz w:val="19"/>
+                  </w:rPr>
+                  <m:t> </m:t>
+                </m:r>
+              </m:oMath>
+            </m:oMathPara>
+          </w:p>
+          <w:p>
+            <m:oMathPara>
+              <m:oMath>
+                <m:r>
+                  <m:rPr>
+                    <m:sty m:val="p"/>
+                  </m:rPr>
+                  <w:rPr>
+                    <w:rFonts w:ascii="Cambria Math" w:hAnsi="Cambria Math"/>
+                    <w:color w:val="C00000"/>
+                    <w:sz w:val="19"/>
+                  </w:rPr>
+                  <m:t>Δ</m:t>
+                </m:r>
+                <m:r>
+                  <w:rPr>
+                    <w:rFonts w:ascii="Cambria Math" w:hAnsi="Cambria Math"/>
+                    <w:color w:val="C00000"/>
+                    <w:sz w:val="19"/>
+                  </w:rPr>
+                  <m:t>P=ξ⋅</m:t>
+                </m:r>
+                <m:f>
+                  <m:fPr>
+                    <m:ctrlPr>
+                      <w:rPr>
+                        <w:rFonts w:ascii="Cambria Math" w:hAnsi="Cambria Math"/>
+                        <w:color w:val="C00000"/>
+                        <w:sz w:val="19"/>
+                      </w:rPr>
+                    </m:ctrlPr>
+                  </m:fPr>
+                  <m:num>
+                    <m:r>
+                      <w:rPr>
+                        <w:rFonts w:ascii="Cambria Math" w:hAnsi="Cambria Math"/>
+                        <w:color w:val="C00000"/>
+                        <w:sz w:val="19"/>
+                      </w:rPr>
+                      <m:t>ρ</m:t>
+                    </m:r>
+                    <m:sSup>
+                      <m:sSupPr>
+                        <m:ctrlPr>
+                          <w:rPr>
+                            <w:rFonts w:ascii="Cambria Math" w:hAnsi="Cambria Math"/>
+                            <w:color w:val="C00000"/>
+                            <w:sz w:val="19"/>
+                          </w:rPr>
+                        </m:ctrlPr>
+                      </m:sSupPr>
+                      <m:e>
+                        <m:r>
+                          <w:rPr>
+                            <w:rFonts w:ascii="Cambria Math" w:hAnsi="Cambria Math"/>
+                            <w:color w:val="C00000"/>
+                            <w:sz w:val="19"/>
+                          </w:rPr>
+                          <m:t>v</m:t>
+                        </m:r>
+                      </m:e>
+                      <m:sup>
+                        <m:r>
+                          <w:rPr>
+                            <w:rFonts w:ascii="Cambria Math" w:hAnsi="Cambria Math"/>
+                            <w:color w:val="C00000"/>
+                            <w:sz w:val="19"/>
+                          </w:rPr>
+                          <m:t>2</m:t>
+                        </m:r>
+                      </m:sup>
+                    </m:sSup>
+                  </m:num>
+                  <m:den>
+                    <m:r>
+                      <w:rPr>
+                        <w:rFonts w:ascii="Cambria Math" w:hAnsi="Cambria Math"/>
+                        <w:color w:val="C00000"/>
+                        <w:sz w:val="19"/>
+                      </w:rPr>
+                      <m:t>2</m:t>
+                    </m:r>
+                  </m:den>
+                </m:f>
+              </m:oMath>
+            </m:oMathPara>
+          </w:p>
+        </w:tc>
+        <w:tc>
+          <w:tcPr>
+            <w:tcW w:w="2484" w:type="dxa"/>
+            <w:tcBorders>
+              <w:top w:val="single" w:sz="6" w:space="0" w:color="CCCCCC"/>
+              <w:left w:val="single" w:sz="6" w:space="0" w:color="CCCCCC"/>
+              <w:bottom w:val="single" w:sz="6" w:space="0" w:color="CCCCCC"/>
+              <w:right w:val="single" w:sz="6" w:space="0" w:color="CCCCCC"/>
+            </w:tcBorders>
+            <w:shd w:val="clear" w:color="auto" w:fill="FFFFFF"/>
+          </w:tcPr>
+          <w:p>
+            <w:r>
+              <w:rPr>
+                <w:rFonts w:ascii="Calibri" w:hAnsi="Calibri"/>
+                <w:sz w:val="19"/>
+              </w:rPr>
+              <w:t>Diaphragm structural integrity against pulse loading &amp; vacuum deflection</w:t>
+            </w:r>
+          </w:p>
+        </w:tc>
+      </w:tr>
+    </w:tbl>
+    <w:p>
+      <w:pPr>
+        <w:spacing w:after="120"/>
+        <w:rPr>
+          <w:color w:val="000000" w:themeColor="text1"/>
+          <w:sz w:val="20"/>
+          <w:szCs w:val="20"/>
+        </w:rPr>
+      </w:pPr>
+      <w:r>
+        <w:rPr>
+          <w:rFonts w:ascii="Calibri" w:hAnsi="Calibri"/>
+          <w:b/>
+          <w:color w:val="000000" w:themeColor="text1"/>
+          <w:sz w:val="24"/>
+          <w:szCs w:val="20"/>
+        </w:rPr>
+        <w:lastRenderedPageBreak/>
+        <w:t xml:space="preserve">Table 1.2 Liquid Medium - Pump Function </w:t>
+      </w:r>
+      <w:r>
+        <w:rPr>
+          <w:rFonts w:ascii="Calibri" w:hAnsi="Calibri"/>
+          <w:b/>
+          <w:color w:val="000000" w:themeColor="text1"/>
+          <w:sz w:val="24"/>
+          <w:szCs w:val="20"/>
+        </w:rPr>
+        <w:t>Focus</w:t>
+      </w:r>
+    </w:p>
+    <w:tbl>
+      <w:tblPr>
+        <w:tblW w:w="0" w:type="auto"/>
+        <w:jc w:val="center"/>
+        <w:tblLayout w:type="fixed"/>
+        <w:tblLook w:val="04A0" w:firstRow="1" w:lastRow="0" w:firstColumn="1" w:lastColumn="0" w:noHBand="0" w:noVBand="1"/>
+      </w:tblPr>
+      <w:tblGrid>
+        <w:gridCol w:w="1560"/>
+        <w:gridCol w:w="2693"/>
+        <w:gridCol w:w="3199"/>
+        <w:gridCol w:w="2484"/>
+      </w:tblGrid>
+      <w:tr>
+        <w:trPr>
+          <w:jc w:val="center"/>
+        </w:trPr>
+        <w:tc>
+          <w:tcPr>
+            <w:tcW w:w="1560" w:type="dxa"/>
+            <w:shd w:val="clear" w:color="auto" w:fill="1B365D"/>
+          </w:tcPr>
+          <w:p>
+            <w:r>
+              <w:rPr>
+                <w:rFonts w:ascii="Calibri" w:hAnsi="Calibri"/>
+                <w:b/>
+                <w:color w:val="FFFFFF"/>
+              </w:rPr>
+              <w:t>Function</w:t>
+            </w:r>
+          </w:p>
+        </w:tc>
+        <w:tc>
+          <w:tcPr>
+            <w:tcW w:w="2693" w:type="dxa"/>
+            <w:shd w:val="clear" w:color="auto" w:fill="1B365D"/>
+          </w:tcPr>
+          <w:p>
+            <w:r>
+              <w:rPr>
+                <w:rFonts w:ascii="Calibri" w:hAnsi="Calibri"/>
+                <w:b/>
+                <w:color w:val="FFFFFF"/>
+              </w:rPr>
+              <w:t>Key Design Parameter</w:t>
+            </w:r>
+          </w:p>
+        </w:tc>
+        <w:tc>
+          <w:tcPr>
+            <w:tcW w:w="3199" w:type="dxa"/>
+            <w:shd w:val="clear" w:color="auto" w:fill="1B365D"/>
+          </w:tcPr>
+          <w:p>
+            <w:r>
+              <w:rPr>
+                <w:rFonts w:ascii="Calibri" w:hAnsi="Calibri"/>
+                <w:b/>
+                <w:color w:val="FFFFFF"/>
+              </w:rPr>
+              <w:t>Key Design Equation</w:t>
+            </w:r>
+          </w:p>
+        </w:tc>
+        <w:tc>
+          <w:tcPr>
+            <w:tcW w:w="2484" w:type="dxa"/>
+            <w:shd w:val="clear" w:color="auto" w:fill="1B365D"/>
+          </w:tcPr>
+          <w:p>
+            <w:r>
+              <w:rPr>
+                <w:rFonts w:ascii="Calibri" w:hAnsi="Calibri"/>
+                <w:b/>
+                <w:color w:val="FFFFFF"/>
+              </w:rPr>
+              <w:t xml:space="preserve">Main Focus </w:t>
+            </w:r>
+          </w:p>
+        </w:tc>
+      </w:tr>
+      <w:tr>
+        <w:trPr>
+          <w:jc w:val="center"/>
+        </w:trPr>
+        <w:tc>
+          <w:tcPr>
+            <w:tcW w:w="1560" w:type="dxa"/>
+            <w:tcBorders>
+              <w:top w:val="single" w:sz="6" w:space="0" w:color="CCCCCC"/>
+              <w:left w:val="single" w:sz="6" w:space="0" w:color="CCCCCC"/>
+              <w:bottom w:val="single" w:sz="6" w:space="0" w:color="CCCCCC"/>
+              <w:right w:val="single" w:sz="6" w:space="0" w:color="CCCCCC"/>
+            </w:tcBorders>
+            <w:shd w:val="clear" w:color="auto" w:fill="F8F9FA"/>
+          </w:tcPr>
+          <w:p>
+            <w:r>
+              <w:rPr>
+                <w:rFonts w:ascii="Calibri" w:hAnsi="Calibri"/>
+                <w:b/>
+                <w:color w:val="1B365D"/>
+                <w:sz w:val="20"/>
+              </w:rPr>
+              <w:t>Transfer</w:t>
+            </w:r>
+          </w:p>
+        </w:tc>
+        <w:tc>
+          <w:tcPr>
+            <w:tcW w:w="2693" w:type="dxa"/>
+            <w:tcBorders>
+              <w:top w:val="single" w:sz="6" w:space="0" w:color="CCCCCC"/>
+              <w:left w:val="single" w:sz="6" w:space="0" w:color="CCCCCC"/>
+              <w:bottom w:val="single" w:sz="6" w:space="0" w:color="CCCCCC"/>
+              <w:right w:val="single" w:sz="6" w:space="0" w:color="CCCCCC"/>
+            </w:tcBorders>
+            <w:shd w:val="clear" w:color="auto" w:fill="F8F9FA"/>
+          </w:tcPr>
+          <w:p>
+            <w:r>
+              <w:rPr>
+                <w:rFonts w:ascii="Calibri" w:hAnsi="Calibri"/>
+                <w:sz w:val="19"/>
+              </w:rPr>
+              <w:t>Continuous Flow Rate (Q) &amp; Incompressibility</w:t>
+            </w:r>
+          </w:p>
+        </w:tc>
+        <w:tc>
+          <w:tcPr>
+            <w:tcW w:w="3199" w:type="dxa"/>
+            <w:tcBorders>
+              <w:top w:val="single" w:sz="6" w:space="0" w:color="CCCCCC"/>
+              <w:left w:val="single" w:sz="6" w:space="0" w:color="CCCCCC"/>
+              <w:bottom w:val="single" w:sz="6" w:space="0" w:color="CCCCCC"/>
+              <w:right w:val="single" w:sz="6" w:space="0" w:color="CCCCCC"/>
+            </w:tcBorders>
+            <w:shd w:val="clear" w:color="auto" w:fill="F8F9FA"/>
+          </w:tcPr>
+          <w:p>
+            <m:oMathPara>
+              <m:oMath>
+                <m:sSub>
+                  <m:sSubPr>
+                    <m:ctrlPr>
+                      <w:rPr>
+                        <w:rFonts w:ascii="Cambria Math" w:hAnsi="Cambria Math"/>
+                        <w:color w:val="C00000"/>
+                        <w:sz w:val="19"/>
+                      </w:rPr>
+                    </m:ctrlPr>
+                  </m:sSubPr>
+                  <m:e>
+                    <m:r>
+                      <w:rPr>
+                        <w:rFonts w:ascii="Cambria Math" w:hAnsi="Cambria Math"/>
+                        <w:color w:val="C00000"/>
+                        <w:sz w:val="19"/>
+                      </w:rPr>
+                      <m:t>P</m:t>
+                    </m:r>
+                  </m:e>
+                  <m:sub>
+                    <m:r>
+                      <w:rPr>
+                        <w:rFonts w:ascii="Cambria Math" w:hAnsi="Cambria Math"/>
+                        <w:color w:val="C00000"/>
+                        <w:sz w:val="19"/>
+                      </w:rPr>
+                      <m:t>hydraulic</m:t>
+                    </m:r>
+                  </m:sub>
+                </m:sSub>
+                <m:r>
+                  <w:rPr>
+                    <w:rFonts w:ascii="Cambria Math" w:hAnsi="Cambria Math"/>
+                    <w:color w:val="C00000"/>
+                    <w:sz w:val="19"/>
+                  </w:rPr>
+                  <m:t>=Q⋅</m:t>
+                </m:r>
+                <m:r>
+                  <m:rPr>
+                    <m:sty m:val="p"/>
+                  </m:rPr>
+                  <w:rPr>
+                    <w:rFonts w:ascii="Cambria Math" w:hAnsi="Cambria Math"/>
+                    <w:color w:val="C00000"/>
+                    <w:sz w:val="19"/>
+                  </w:rPr>
+                  <m:t>Δ</m:t>
+                </m:r>
+                <m:r>
+                  <w:rPr>
+                    <w:rFonts w:ascii="Cambria Math" w:hAnsi="Cambria Math"/>
+                    <w:color w:val="C00000"/>
+                    <w:sz w:val="19"/>
+                  </w:rPr>
+                  <m:t>P</m:t>
+                </m:r>
+                <m:r>
+                  <w:rPr>
+                    <w:rFonts w:ascii="Cambria Math" w:hAnsi="Cambria Math"/>
+                    <w:i/>
+                    <w:color w:val="C00000"/>
+                    <w:sz w:val="19"/>
+                  </w:rPr>
+                  <m:t> </m:t>
+                </m:r>
+                <m:r>
+                  <w:rPr>
+                    <w:rFonts w:ascii="Cambria Math" w:hAnsi="Cambria Math"/>
+                    <w:color w:val="C00000"/>
+                    <w:sz w:val="19"/>
+                  </w:rPr>
+                  <m:t>,</m:t>
+                </m:r>
+                <m:r>
+                  <w:rPr>
+                    <w:rFonts w:ascii="Cambria Math" w:hAnsi="Cambria Math"/>
+                    <w:i/>
+                    <w:color w:val="C00000"/>
+                    <w:sz w:val="19"/>
+                  </w:rPr>
+                  <m:t> </m:t>
+                </m:r>
+                <m:sSub>
+                  <m:sSubPr>
+                    <m:ctrlPr>
+                      <w:rPr>
+                        <w:rFonts w:ascii="Cambria Math" w:hAnsi="Cambria Math"/>
+                        <w:color w:val="C00000"/>
+                        <w:sz w:val="19"/>
+                      </w:rPr>
+                    </m:ctrlPr>
+                  </m:sSubPr>
+                  <m:e>
+                    <m:r>
+                      <w:rPr>
+                        <w:rFonts w:ascii="Cambria Math" w:hAnsi="Cambria Math"/>
+                        <w:color w:val="C00000"/>
+                        <w:sz w:val="19"/>
+                      </w:rPr>
+                      <m:t>P</m:t>
+                    </m:r>
+                  </m:e>
+                  <m:sub>
+                    <m:r>
+                      <w:rPr>
+                        <w:rFonts w:ascii="Cambria Math" w:hAnsi="Cambria Math"/>
+                        <w:color w:val="C00000"/>
+                        <w:sz w:val="19"/>
+                      </w:rPr>
+                      <m:t>motor</m:t>
+                    </m:r>
+                  </m:sub>
+                </m:sSub>
+                <m:r>
+                  <w:rPr>
+                    <w:rFonts w:ascii="Cambria Math" w:hAnsi="Cambria Math"/>
+                    <w:color w:val="C00000"/>
+                    <w:sz w:val="19"/>
+                  </w:rPr>
+                  <m:t>=</m:t>
+                </m:r>
+                <m:f>
+                  <m:fPr>
+                    <m:ctrlPr>
+                      <w:rPr>
+                        <w:rFonts w:ascii="Cambria Math" w:hAnsi="Cambria Math"/>
+                        <w:color w:val="C00000"/>
+                        <w:sz w:val="19"/>
+                      </w:rPr>
+                    </m:ctrlPr>
+                  </m:fPr>
+                  <m:num>
+                    <m:r>
+                      <w:rPr>
+                        <w:rFonts w:ascii="Cambria Math" w:hAnsi="Cambria Math"/>
+                        <w:color w:val="C00000"/>
+                        <w:sz w:val="19"/>
+                      </w:rPr>
+                      <m:t>Q⋅</m:t>
+                    </m:r>
+                    <m:r>
+                      <m:rPr>
+                        <m:sty m:val="p"/>
+                      </m:rPr>
+                      <w:rPr>
+                        <w:rFonts w:ascii="Cambria Math" w:hAnsi="Cambria Math"/>
+                        <w:color w:val="C00000"/>
+                        <w:sz w:val="19"/>
+                      </w:rPr>
+                      <m:t>Δ</m:t>
+                    </m:r>
+                    <m:r>
+                      <w:rPr>
+                        <w:rFonts w:ascii="Cambria Math" w:hAnsi="Cambria Math"/>
+                        <w:color w:val="C00000"/>
+                        <w:sz w:val="19"/>
+                      </w:rPr>
+                      <m:t>P</m:t>
+                    </m:r>
+                  </m:num>
+                  <m:den>
+                    <m:sSub>
+                      <m:sSubPr>
+                        <m:ctrlPr>
+                          <w:rPr>
+                            <w:rFonts w:ascii="Cambria Math" w:hAnsi="Cambria Math"/>
+                            <w:color w:val="C00000"/>
+                            <w:sz w:val="19"/>
+                          </w:rPr>
+                        </m:ctrlPr>
+                      </m:sSubPr>
+                      <m:e>
+                        <m:r>
+                          <w:rPr>
+                            <w:rFonts w:ascii="Cambria Math" w:hAnsi="Cambria Math"/>
+                            <w:color w:val="C00000"/>
+                            <w:sz w:val="19"/>
+                          </w:rPr>
+                          <m:t>η</m:t>
+                        </m:r>
+                      </m:e>
+                      <m:sub>
+                        <m:r>
+                          <w:rPr>
+                            <w:rFonts w:ascii="Cambria Math" w:hAnsi="Cambria Math"/>
+                            <w:color w:val="C00000"/>
+                            <w:sz w:val="19"/>
+                          </w:rPr>
+                          <m:t>mech</m:t>
+                        </m:r>
+                      </m:sub>
+                    </m:sSub>
+                    <m:r>
+                      <w:rPr>
+                        <w:rFonts w:ascii="Cambria Math" w:hAnsi="Cambria Math"/>
+                        <w:color w:val="C00000"/>
+                        <w:sz w:val="19"/>
+                      </w:rPr>
+                      <m:t>⋅</m:t>
+                    </m:r>
+                    <m:sSub>
+                      <m:sSubPr>
+                        <m:ctrlPr>
+                          <w:rPr>
+                            <w:rFonts w:ascii="Cambria Math" w:hAnsi="Cambria Math"/>
+                            <w:color w:val="C00000"/>
+                            <w:sz w:val="19"/>
+                          </w:rPr>
+                        </m:ctrlPr>
+                      </m:sSubPr>
+                      <m:e>
+                        <m:r>
+                          <w:rPr>
+                            <w:rFonts w:ascii="Cambria Math" w:hAnsi="Cambria Math"/>
+                            <w:color w:val="C00000"/>
+                            <w:sz w:val="19"/>
+                          </w:rPr>
+                          <m:t>η</m:t>
+                        </m:r>
+                      </m:e>
+                      <m:sub>
+                        <m:r>
+                          <w:rPr>
+                            <w:rFonts w:ascii="Cambria Math" w:hAnsi="Cambria Math"/>
+                            <w:color w:val="C00000"/>
+                            <w:sz w:val="19"/>
+                          </w:rPr>
+                          <m:t>vol</m:t>
+                        </m:r>
+                      </m:sub>
+                    </m:sSub>
+                  </m:den>
+                </m:f>
+              </m:oMath>
+            </m:oMathPara>
+          </w:p>
+        </w:tc>
+        <w:tc>
+          <w:tcPr>
+            <w:tcW w:w="2484" w:type="dxa"/>
+            <w:tcBorders>
+              <w:top w:val="single" w:sz="6" w:space="0" w:color="CCCCCC"/>
+              <w:left w:val="single" w:sz="6" w:space="0" w:color="CCCCCC"/>
+              <w:bottom w:val="single" w:sz="6" w:space="0" w:color="CCCCCC"/>
+              <w:right w:val="single" w:sz="6" w:space="0" w:color="CCCCCC"/>
+            </w:tcBorders>
+            <w:shd w:val="clear" w:color="auto" w:fill="F8F9FA"/>
+          </w:tcPr>
+          <w:p>
+            <w:r>
+              <w:rPr>
+                <w:rFonts w:ascii="Calibri" w:hAnsi="Calibri"/>
+                <w:sz w:val="19"/>
+              </w:rPr>
+              <w:t>Laminar/turbulent flow in valve passages &amp; continuous hydraulic load</w:t>
+            </w:r>
+          </w:p>
+        </w:tc>
+      </w:tr>
+      <w:tr>
+        <w:trPr>
+          <w:jc w:val="center"/>
+        </w:trPr>
+        <w:tc>
+          <w:tcPr>
+            <w:tcW w:w="1560" w:type="dxa"/>
+            <w:tcBorders>
+              <w:top w:val="single" w:sz="6" w:space="0" w:color="CCCCCC"/>
+              <w:left w:val="single" w:sz="6" w:space="0" w:color="CCCCCC"/>
+              <w:bottom w:val="single" w:sz="6" w:space="0" w:color="CCCCCC"/>
+              <w:right w:val="single" w:sz="6" w:space="0" w:color="CCCCCC"/>
+            </w:tcBorders>
+            <w:shd w:val="clear" w:color="auto" w:fill="FFFFFF"/>
+          </w:tcPr>
+          <w:p>
+            <w:r>
+              <w:rPr>
+                <w:rFonts w:ascii="Calibri" w:hAnsi="Calibri"/>
+                <w:b/>
+                <w:color w:val="1B365D"/>
+                <w:sz w:val="20"/>
+              </w:rPr>
+              <w:t>Aspiration</w:t>
+            </w:r>
+          </w:p>
+        </w:tc>
+        <w:tc>
+          <w:tcPr>
+            <w:tcW w:w="2693" w:type="dxa"/>
+            <w:tcBorders>
+              <w:top w:val="single" w:sz="6" w:space="0" w:color="CCCCCC"/>
+              <w:left w:val="single" w:sz="6" w:space="0" w:color="CCCCCC"/>
+              <w:bottom w:val="single" w:sz="6" w:space="0" w:color="CCCCCC"/>
+              <w:right w:val="single" w:sz="6" w:space="0" w:color="CCCCCC"/>
+            </w:tcBorders>
+            <w:shd w:val="clear" w:color="auto" w:fill="FFFFFF"/>
+          </w:tcPr>
+          <w:p>
+            <w:r>
+              <w:rPr>
+                <w:rFonts w:ascii="Calibri" w:hAnsi="Calibri"/>
+                <w:sz w:val="19"/>
+              </w:rPr>
+              <w:t>NPSHR &amp; Cavitation Prevention</w:t>
+            </w:r>
+          </w:p>
+        </w:tc>
+        <w:tc>
+          <w:tcPr>
+            <w:tcW w:w="3199" w:type="dxa"/>
+            <w:tcBorders>
+              <w:top w:val="single" w:sz="6" w:space="0" w:color="CCCCCC"/>
+              <w:left w:val="single" w:sz="6" w:space="0" w:color="CCCCCC"/>
+              <w:bottom w:val="single" w:sz="6" w:space="0" w:color="CCCCCC"/>
+              <w:right w:val="single" w:sz="6" w:space="0" w:color="CCCCCC"/>
+            </w:tcBorders>
+            <w:shd w:val="clear" w:color="auto" w:fill="FFFFFF"/>
+          </w:tcPr>
+          <w:p>
+            <m:oMathPara>
+              <m:oMath>
+                <m:r>
+                  <w:rPr>
+                    <w:rFonts w:ascii="Cambria Math" w:hAnsi="Cambria Math"/>
+                    <w:color w:val="C00000"/>
+                    <w:sz w:val="19"/>
+                  </w:rPr>
+                  <m:t>NPSHA=</m:t>
+                </m:r>
+                <m:f>
+                  <m:fPr>
+                    <m:ctrlPr>
+                      <w:rPr>
+                        <w:rFonts w:ascii="Cambria Math" w:hAnsi="Cambria Math"/>
+                        <w:color w:val="C00000"/>
+                        <w:sz w:val="19"/>
+                      </w:rPr>
+                    </m:ctrlPr>
+                  </m:fPr>
+                  <m:num>
+                    <m:sSub>
+                      <m:sSubPr>
+                        <m:ctrlPr>
+                          <w:rPr>
+                            <w:rFonts w:ascii="Cambria Math" w:hAnsi="Cambria Math"/>
+                            <w:color w:val="C00000"/>
+                            <w:sz w:val="19"/>
+                          </w:rPr>
+                        </m:ctrlPr>
+                      </m:sSubPr>
+                      <m:e>
+                        <m:r>
+                          <w:rPr>
+                            <w:rFonts w:ascii="Cambria Math" w:hAnsi="Cambria Math"/>
+                            <w:color w:val="C00000"/>
+                            <w:sz w:val="19"/>
+                          </w:rPr>
+                          <m:t>P</m:t>
+                        </m:r>
+                      </m:e>
+                      <m:sub>
+                        <m:r>
+                          <w:rPr>
+                            <w:rFonts w:ascii="Cambria Math" w:hAnsi="Cambria Math"/>
+                            <w:color w:val="C00000"/>
+                            <w:sz w:val="19"/>
+                          </w:rPr>
+                          <m:t>atm</m:t>
+                        </m:r>
+                      </m:sub>
+                    </m:sSub>
+                    <m:r>
+                      <w:rPr>
+                        <w:rFonts w:ascii="Cambria Math" w:hAnsi="Cambria Math"/>
+                        <w:color w:val="C00000"/>
+                        <w:sz w:val="19"/>
+                      </w:rPr>
+                      <m:t>-</m:t>
+                    </m:r>
+                    <m:sSub>
+                      <m:sSubPr>
+                        <m:ctrlPr>
+                          <w:rPr>
+                            <w:rFonts w:ascii="Cambria Math" w:hAnsi="Cambria Math"/>
+                            <w:color w:val="C00000"/>
+                            <w:sz w:val="19"/>
+                          </w:rPr>
+                        </m:ctrlPr>
+                      </m:sSubPr>
+                      <m:e>
+                        <m:r>
+                          <w:rPr>
+                            <w:rFonts w:ascii="Cambria Math" w:hAnsi="Cambria Math"/>
+                            <w:color w:val="C00000"/>
+                            <w:sz w:val="19"/>
+                          </w:rPr>
+                          <m:t>P</m:t>
+                        </m:r>
+                      </m:e>
+                      <m:sub>
+                        <m:r>
+                          <w:rPr>
+                            <w:rFonts w:ascii="Cambria Math" w:hAnsi="Cambria Math"/>
+                            <w:color w:val="C00000"/>
+                            <w:sz w:val="19"/>
+                          </w:rPr>
+                          <m:t>vapor</m:t>
+                        </m:r>
+                      </m:sub>
+                    </m:sSub>
+                  </m:num>
+                  <m:den>
+                    <m:r>
+                      <w:rPr>
+                        <w:rFonts w:ascii="Cambria Math" w:hAnsi="Cambria Math"/>
+                        <w:color w:val="C00000"/>
+                        <w:sz w:val="19"/>
+                      </w:rPr>
+                      <m:t>ρg</m:t>
+                    </m:r>
+                  </m:den>
+                </m:f>
+                <m:r>
+                  <w:rPr>
+                    <w:rFonts w:ascii="Cambria Math" w:hAnsi="Cambria Math"/>
+                    <w:color w:val="C00000"/>
+                    <w:sz w:val="19"/>
+                  </w:rPr>
+                  <m:t>-</m:t>
+                </m:r>
+                <m:sSub>
+                  <m:sSubPr>
+                    <m:ctrlPr>
+                      <w:rPr>
+                        <w:rFonts w:ascii="Cambria Math" w:hAnsi="Cambria Math"/>
+                        <w:color w:val="C00000"/>
+                        <w:sz w:val="19"/>
+                      </w:rPr>
+                    </m:ctrlPr>
+                  </m:sSubPr>
+                  <m:e>
+                    <m:r>
+                      <w:rPr>
+                        <w:rFonts w:ascii="Cambria Math" w:hAnsi="Cambria Math"/>
+                        <w:color w:val="C00000"/>
+                        <w:sz w:val="19"/>
+                      </w:rPr>
+                      <m:t>h</m:t>
+                    </m:r>
+                  </m:e>
+                  <m:sub>
+                    <m:r>
+                      <w:rPr>
+                        <w:rFonts w:ascii="Cambria Math" w:hAnsi="Cambria Math"/>
+                        <w:color w:val="C00000"/>
+                        <w:sz w:val="19"/>
+                      </w:rPr>
+                      <m:t>s</m:t>
+                    </m:r>
+                  </m:sub>
+                </m:sSub>
+                <m:r>
+                  <w:rPr>
+                    <w:rFonts w:ascii="Cambria Math" w:hAnsi="Cambria Math"/>
+                    <w:color w:val="C00000"/>
+                    <w:sz w:val="19"/>
+                  </w:rPr>
+                  <m:t>-</m:t>
+                </m:r>
+                <m:sSub>
+                  <m:sSubPr>
+                    <m:ctrlPr>
+                      <w:rPr>
+                        <w:rFonts w:ascii="Cambria Math" w:hAnsi="Cambria Math"/>
+                        <w:color w:val="C00000"/>
+                        <w:sz w:val="19"/>
+                      </w:rPr>
+                    </m:ctrlPr>
+                  </m:sSubPr>
+                  <m:e>
+                    <m:r>
+                      <w:rPr>
+                        <w:rFonts w:ascii="Cambria Math" w:hAnsi="Cambria Math"/>
+                        <w:color w:val="C00000"/>
+                        <w:sz w:val="19"/>
+                      </w:rPr>
+                      <m:t>h</m:t>
+                    </m:r>
+                  </m:e>
+                  <m:sub>
+                    <m:r>
+                      <w:rPr>
+                        <w:rFonts w:ascii="Cambria Math" w:hAnsi="Cambria Math"/>
+                        <w:color w:val="C00000"/>
+                        <w:sz w:val="19"/>
+                      </w:rPr>
+                      <m:t>f</m:t>
+                    </m:r>
+                  </m:sub>
+                </m:sSub>
+                <m:r>
+                  <w:rPr>
+                    <w:rFonts w:ascii="Cambria Math" w:hAnsi="Cambria Math"/>
+                    <w:color w:val="C00000"/>
+                    <w:sz w:val="19"/>
+                  </w:rPr>
+                  <m:t>&gt;NPSHR</m:t>
+                </m:r>
+              </m:oMath>
+            </m:oMathPara>
+          </w:p>
+        </w:tc>
+        <w:tc>
+          <w:tcPr>
+            <w:tcW w:w="2484" w:type="dxa"/>
+            <w:tcBorders>
+              <w:top w:val="single" w:sz="6" w:space="0" w:color="CCCCCC"/>
+              <w:left w:val="single" w:sz="6" w:space="0" w:color="CCCCCC"/>
+              <w:bottom w:val="single" w:sz="6" w:space="0" w:color="CCCCCC"/>
+              <w:right w:val="single" w:sz="6" w:space="0" w:color="CCCCCC"/>
+            </w:tcBorders>
+            <w:shd w:val="clear" w:color="auto" w:fill="FFFFFF"/>
+          </w:tcPr>
+          <w:p>
+            <w:r>
+              <w:rPr>
+                <w:rFonts w:ascii="Calibri" w:hAnsi="Calibri"/>
+                <w:sz w:val="19"/>
+              </w:rPr>
+              <w:t>Cavitation detection during suction stroke &amp; dynamic response of inlet valve</w:t>
+            </w:r>
+          </w:p>
+        </w:tc>
+      </w:tr>
+      <w:tr>
+        <w:trPr>
+          <w:jc w:val="center"/>
+        </w:trPr>
+        <w:tc>
+          <w:tcPr>
+            <w:tcW w:w="1560" w:type="dxa"/>
+            <w:tcBorders>
+              <w:top w:val="single" w:sz="6" w:space="0" w:color="CCCCCC"/>
+              <w:left w:val="single" w:sz="6" w:space="0" w:color="CCCCCC"/>
+              <w:bottom w:val="single" w:sz="6" w:space="0" w:color="CCCCCC"/>
+              <w:right w:val="single" w:sz="6" w:space="0" w:color="CCCCCC"/>
+            </w:tcBorders>
+            <w:shd w:val="clear" w:color="auto" w:fill="F8F9FA"/>
+          </w:tcPr>
+          <w:p>
+            <w:r>
+              <w:rPr>
+                <w:rFonts w:ascii="Calibri" w:hAnsi="Calibri"/>
+                <w:b/>
+                <w:color w:val="1B365D"/>
+                <w:sz w:val="20"/>
+              </w:rPr>
+              <w:t>Dosing</w:t>
+            </w:r>
+          </w:p>
+        </w:tc>
+        <w:tc>
+          <w:tcPr>
+            <w:tcW w:w="2693" w:type="dxa"/>
+            <w:tcBorders>
+              <w:top w:val="single" w:sz="6" w:space="0" w:color="CCCCCC"/>
+              <w:left w:val="single" w:sz="6" w:space="0" w:color="CCCCCC"/>
+              <w:bottom w:val="single" w:sz="6" w:space="0" w:color="CCCCCC"/>
+              <w:right w:val="single" w:sz="6" w:space="0" w:color="CCCCCC"/>
+            </w:tcBorders>
+            <w:shd w:val="clear" w:color="auto" w:fill="F8F9FA"/>
+          </w:tcPr>
+          <w:p>
+            <w:r>
+              <w:rPr>
+                <w:rFonts w:ascii="Calibri" w:hAnsi="Calibri"/>
+                <w:sz w:val="19"/>
+              </w:rPr>
+              <w:t>Stroke Volume Repeatability &amp; Response Time</w:t>
+            </w:r>
+          </w:p>
+        </w:tc>
+        <w:tc>
+          <w:tcPr>
+            <w:tcW w:w="3199" w:type="dxa"/>
+            <w:tcBorders>
+              <w:top w:val="single" w:sz="6" w:space="0" w:color="CCCCCC"/>
+              <w:left w:val="single" w:sz="6" w:space="0" w:color="CCCCCC"/>
+              <w:bottom w:val="single" w:sz="6" w:space="0" w:color="CCCCCC"/>
+              <w:right w:val="single" w:sz="6" w:space="0" w:color="CCCCCC"/>
+            </w:tcBorders>
+            <w:shd w:val="clear" w:color="auto" w:fill="F8F9FA"/>
+          </w:tcPr>
+          <w:p>
+            <m:oMathPara>
+              <m:oMath>
+                <m:sSub>
+                  <m:sSubPr>
+                    <m:ctrlPr>
+                      <w:rPr>
+                        <w:rFonts w:ascii="Cambria Math" w:hAnsi="Cambria Math"/>
+                        <w:color w:val="C00000"/>
+                        <w:sz w:val="19"/>
+                      </w:rPr>
+                    </m:ctrlPr>
+                  </m:sSubPr>
+                  <m:e>
+                    <m:r>
+                      <w:rPr>
+                        <w:rFonts w:ascii="Cambria Math" w:hAnsi="Cambria Math"/>
+                        <w:color w:val="C00000"/>
+                        <w:sz w:val="19"/>
+                      </w:rPr>
+                      <m:t>V</m:t>
+                    </m:r>
+                  </m:e>
+                  <m:sub>
+                    <m:r>
+                      <w:rPr>
+                        <w:rFonts w:ascii="Cambria Math" w:hAnsi="Cambria Math"/>
+                        <w:color w:val="C00000"/>
+                        <w:sz w:val="19"/>
+                      </w:rPr>
+                      <m:t>dose</m:t>
+                    </m:r>
+                  </m:sub>
+                </m:sSub>
+                <m:r>
+                  <w:rPr>
+                    <w:rFonts w:ascii="Cambria Math" w:hAnsi="Cambria Math"/>
+                    <w:color w:val="C00000"/>
+                    <w:sz w:val="19"/>
+                  </w:rPr>
+                  <m:t>=</m:t>
+                </m:r>
+                <m:sSub>
+                  <m:sSubPr>
+                    <m:ctrlPr>
+                      <w:rPr>
+                        <w:rFonts w:ascii="Cambria Math" w:hAnsi="Cambria Math"/>
+                        <w:color w:val="C00000"/>
+                        <w:sz w:val="19"/>
+                      </w:rPr>
+                    </m:ctrlPr>
+                  </m:sSubPr>
+                  <m:e>
+                    <m:r>
+                      <w:rPr>
+                        <w:rFonts w:ascii="Cambria Math" w:hAnsi="Cambria Math"/>
+                        <w:color w:val="C00000"/>
+                        <w:sz w:val="19"/>
+                      </w:rPr>
+                      <m:t>V</m:t>
+                    </m:r>
+                  </m:e>
+                  <m:sub>
+                    <m:r>
+                      <w:rPr>
+                        <w:rFonts w:ascii="Cambria Math" w:hAnsi="Cambria Math"/>
+                        <w:color w:val="C00000"/>
+                        <w:sz w:val="19"/>
+                      </w:rPr>
+                      <m:t>d</m:t>
+                    </m:r>
+                  </m:sub>
+                </m:sSub>
+                <m:r>
+                  <w:rPr>
+                    <w:rFonts w:ascii="Cambria Math" w:hAnsi="Cambria Math"/>
+                    <w:color w:val="C00000"/>
+                    <w:sz w:val="19"/>
+                  </w:rPr>
+                  <m:t>=</m:t>
+                </m:r>
+                <m:sSub>
+                  <m:sSubPr>
+                    <m:ctrlPr>
+                      <w:rPr>
+                        <w:rFonts w:ascii="Cambria Math" w:hAnsi="Cambria Math"/>
+                        <w:color w:val="C00000"/>
+                        <w:sz w:val="19"/>
+                      </w:rPr>
+                    </m:ctrlPr>
+                  </m:sSubPr>
+                  <m:e>
+                    <m:r>
+                      <w:rPr>
+                        <w:rFonts w:ascii="Cambria Math" w:hAnsi="Cambria Math"/>
+                        <w:color w:val="C00000"/>
+                        <w:sz w:val="19"/>
+                      </w:rPr>
+                      <m:t>A</m:t>
+                    </m:r>
+                  </m:e>
+                  <m:sub>
+                    <m:r>
+                      <w:rPr>
+                        <w:rFonts w:ascii="Cambria Math" w:hAnsi="Cambria Math"/>
+                        <w:color w:val="C00000"/>
+                        <w:sz w:val="19"/>
+                      </w:rPr>
+                      <m:t>eff</m:t>
+                    </m:r>
+                  </m:sub>
+                </m:sSub>
+                <m:r>
+                  <w:rPr>
+                    <w:rFonts w:ascii="Cambria Math" w:hAnsi="Cambria Math"/>
+                    <w:color w:val="C00000"/>
+                    <w:sz w:val="19"/>
+                  </w:rPr>
+                  <m:t>⋅S</m:t>
+                </m:r>
+                <m:r>
+                  <w:rPr>
+                    <w:rFonts w:ascii="Cambria Math" w:hAnsi="Cambria Math"/>
+                    <w:i/>
+                    <w:color w:val="C00000"/>
+                    <w:sz w:val="19"/>
+                  </w:rPr>
+                  <m:t> </m:t>
+                </m:r>
+                <m:r>
+                  <w:rPr>
+                    <w:rFonts w:ascii="Cambria Math" w:hAnsi="Cambria Math"/>
+                    <w:color w:val="C00000"/>
+                    <w:sz w:val="19"/>
+                  </w:rPr>
+                  <m:t>,</m:t>
+                </m:r>
+                <m:r>
+                  <w:rPr>
+                    <w:rFonts w:ascii="Cambria Math" w:hAnsi="Cambria Math"/>
+                    <w:i/>
+                    <w:color w:val="C00000"/>
+                    <w:sz w:val="19"/>
+                  </w:rPr>
+                  <m:t> </m:t>
+                </m:r>
+                <m:r>
+                  <m:rPr>
+                    <m:nor/>
+                  </m:rPr>
+                  <w:rPr>
+                    <w:rFonts w:ascii="Consolas" w:hAnsi="Consolas"/>
+                    <w:color w:val="C00000"/>
+                    <w:sz w:val="19"/>
+                  </w:rPr>
+                  <m:t>Error</m:t>
+                </m:r>
+                <m:r>
+                  <w:rPr>
+                    <w:rFonts w:ascii="Cambria Math" w:hAnsi="Cambria Math"/>
+                    <w:color w:val="C00000"/>
+                    <w:sz w:val="19"/>
+                  </w:rPr>
+                  <m:t>=</m:t>
+                </m:r>
+                <m:f>
+                  <m:fPr>
+                    <m:ctrlPr>
+                      <w:rPr>
+                        <w:rFonts w:ascii="Cambria Math" w:hAnsi="Cambria Math"/>
+                        <w:color w:val="C00000"/>
+                        <w:sz w:val="19"/>
+                      </w:rPr>
+                    </m:ctrlPr>
+                  </m:fPr>
+                  <m:num>
+                    <m:d>
+                      <m:dPr>
+                        <m:begChr m:val="|"/>
+                        <m:endChr m:val="|"/>
+                        <m:ctrlPr>
+                          <w:rPr>
+                            <w:rFonts w:ascii="Cambria Math" w:hAnsi="Cambria Math"/>
+                            <w:color w:val="C00000"/>
+                            <w:sz w:val="19"/>
+                          </w:rPr>
+                        </m:ctrlPr>
+                      </m:dPr>
+                      <m:e>
+                        <m:sSub>
+                          <m:sSubPr>
+                            <m:ctrlPr>
+                              <w:rPr>
+                                <w:rFonts w:ascii="Cambria Math" w:hAnsi="Cambria Math"/>
+                                <w:color w:val="C00000"/>
+                                <w:sz w:val="19"/>
+                              </w:rPr>
+                            </m:ctrlPr>
+                          </m:sSubPr>
+                          <m:e>
+                            <m:r>
+                              <w:rPr>
+                                <w:rFonts w:ascii="Cambria Math" w:hAnsi="Cambria Math"/>
+                                <w:color w:val="C00000"/>
+                                <w:sz w:val="19"/>
+                              </w:rPr>
+                              <m:t>V</m:t>
+                            </m:r>
+                          </m:e>
+                          <m:sub>
+                            <m:r>
+                              <w:rPr>
+                                <w:rFonts w:ascii="Cambria Math" w:hAnsi="Cambria Math"/>
+                                <w:color w:val="C00000"/>
+                                <w:sz w:val="19"/>
+                              </w:rPr>
+                              <m:t>real</m:t>
+                            </m:r>
+                          </m:sub>
+                        </m:sSub>
+                        <m:r>
+                          <w:rPr>
+                            <w:rFonts w:ascii="Cambria Math" w:hAnsi="Cambria Math"/>
+                            <w:color w:val="C00000"/>
+                            <w:sz w:val="19"/>
+                          </w:rPr>
+                          <m:t>-</m:t>
+                        </m:r>
+                        <m:sSub>
+                          <m:sSubPr>
+                            <m:ctrlPr>
+                              <w:rPr>
+                                <w:rFonts w:ascii="Cambria Math" w:hAnsi="Cambria Math"/>
+                                <w:color w:val="C00000"/>
+                                <w:sz w:val="19"/>
+                              </w:rPr>
+                            </m:ctrlPr>
+                          </m:sSubPr>
+                          <m:e>
+                            <m:r>
+                              <w:rPr>
+                                <w:rFonts w:ascii="Cambria Math" w:hAnsi="Cambria Math"/>
+                                <w:color w:val="C00000"/>
+                                <w:sz w:val="19"/>
+                              </w:rPr>
+                              <m:t>V</m:t>
+                            </m:r>
+                          </m:e>
+                          <m:sub>
+                            <m:r>
+                              <w:rPr>
+                                <w:rFonts w:ascii="Cambria Math" w:hAnsi="Cambria Math"/>
+                                <w:color w:val="C00000"/>
+                                <w:sz w:val="19"/>
+                              </w:rPr>
+                              <m:t>target</m:t>
+                            </m:r>
+                          </m:sub>
+                        </m:sSub>
+                      </m:e>
+                    </m:d>
+                  </m:num>
+                  <m:den>
+                    <m:sSub>
+                      <m:sSubPr>
+                        <m:ctrlPr>
+                          <w:rPr>
+                            <w:rFonts w:ascii="Cambria Math" w:hAnsi="Cambria Math"/>
+                            <w:color w:val="C00000"/>
+                            <w:sz w:val="19"/>
+                          </w:rPr>
+                        </m:ctrlPr>
+                      </m:sSubPr>
+                      <m:e>
+                        <m:r>
+                          <w:rPr>
+                            <w:rFonts w:ascii="Cambria Math" w:hAnsi="Cambria Math"/>
+                            <w:color w:val="C00000"/>
+                            <w:sz w:val="19"/>
+                          </w:rPr>
+                          <m:t>V</m:t>
+                        </m:r>
+                      </m:e>
+                      <m:sub>
+                        <m:r>
+                          <w:rPr>
+                            <w:rFonts w:ascii="Cambria Math" w:hAnsi="Cambria Math"/>
+                            <w:color w:val="C00000"/>
+                            <w:sz w:val="19"/>
+                          </w:rPr>
+                          <m:t>target</m:t>
+                        </m:r>
+                      </m:sub>
+                    </m:sSub>
+                  </m:den>
+                </m:f>
+                <m:r>
+                  <w:rPr>
+                    <w:rFonts w:ascii="Cambria Math" w:hAnsi="Cambria Math"/>
+                    <w:color w:val="C00000"/>
+                    <w:sz w:val="19"/>
+                  </w:rPr>
+                  <m:t>≤1%</m:t>
+                </m:r>
+              </m:oMath>
+            </m:oMathPara>
+          </w:p>
+        </w:tc>
+        <w:tc>
+          <w:tcPr>
+            <w:tcW w:w="2484" w:type="dxa"/>
+            <w:tcBorders>
+              <w:top w:val="single" w:sz="6" w:space="0" w:color="CCCCCC"/>
+              <w:left w:val="single" w:sz="6" w:space="0" w:color="CCCCCC"/>
+              <w:bottom w:val="single" w:sz="6" w:space="0" w:color="CCCCCC"/>
+              <w:right w:val="single" w:sz="6" w:space="0" w:color="CCCCCC"/>
+            </w:tcBorders>
+            <w:shd w:val="clear" w:color="auto" w:fill="F8F9FA"/>
+          </w:tcPr>
+          <w:p>
+            <w:r>
+              <w:rPr>
+                <w:rFonts w:ascii="Calibri" w:hAnsi="Calibri"/>
+                <w:sz w:val="19"/>
+              </w:rPr>
+              <w:t>Transient stroke displacement accuracy &amp; valve sealing delay during dosing pulse</w:t>
+            </w:r>
+          </w:p>
+        </w:tc>
+      </w:tr>
+      <w:tr>
+        <w:trPr>
+          <w:jc w:val="center"/>
+        </w:trPr>
+        <w:tc>
+          <w:tcPr>
+            <w:tcW w:w="1560" w:type="dxa"/>
+            <w:tcBorders>
+              <w:top w:val="single" w:sz="6" w:space="0" w:color="CCCCCC"/>
+              <w:left w:val="single" w:sz="6" w:space="0" w:color="CCCCCC"/>
+              <w:bottom w:val="single" w:sz="6" w:space="0" w:color="CCCCCC"/>
+              <w:right w:val="single" w:sz="6" w:space="0" w:color="CCCCCC"/>
+            </w:tcBorders>
+            <w:shd w:val="clear" w:color="auto" w:fill="FFFFFF"/>
+          </w:tcPr>
+          <w:p>
+            <w:r>
+              <w:rPr>
+                <w:rFonts w:ascii="Calibri" w:hAnsi="Calibri"/>
+                <w:b/>
+                <w:color w:val="1B365D"/>
+                <w:sz w:val="20"/>
+              </w:rPr>
+              <w:t>Metering</w:t>
+            </w:r>
+          </w:p>
+        </w:tc>
+        <w:tc>
+          <w:tcPr>
+            <w:tcW w:w="2693" w:type="dxa"/>
+            <w:tcBorders>
+              <w:top w:val="single" w:sz="6" w:space="0" w:color="CCCCCC"/>
+              <w:left w:val="single" w:sz="6" w:space="0" w:color="CCCCCC"/>
+              <w:bottom w:val="single" w:sz="6" w:space="0" w:color="CCCCCC"/>
+              <w:right w:val="single" w:sz="6" w:space="0" w:color="CCCCCC"/>
+            </w:tcBorders>
+            <w:shd w:val="clear" w:color="auto" w:fill="FFFFFF"/>
+          </w:tcPr>
+          <w:p>
+            <w:r>
+              <w:rPr>
+                <w:rFonts w:ascii="Calibri" w:hAnsi="Calibri"/>
+                <w:sz w:val="19"/>
+              </w:rPr>
+              <w:t>Flow Linearity &amp; High Precision Control</w:t>
+            </w:r>
+          </w:p>
+        </w:tc>
+        <w:tc>
+          <w:tcPr>
+            <w:tcW w:w="3199" w:type="dxa"/>
+            <w:tcBorders>
+              <w:top w:val="single" w:sz="6" w:space="0" w:color="CCCCCC"/>
+              <w:left w:val="single" w:sz="6" w:space="0" w:color="CCCCCC"/>
+              <w:bottom w:val="single" w:sz="6" w:space="0" w:color="CCCCCC"/>
+              <w:right w:val="single" w:sz="6" w:space="0" w:color="CCCCCC"/>
+            </w:tcBorders>
+            <w:shd w:val="clear" w:color="auto" w:fill="FFFFFF"/>
+          </w:tcPr>
+          <w:p>
+            <m:oMathPara>
+              <m:oMath>
+                <m:r>
+                  <w:rPr>
+                    <w:rFonts w:ascii="Cambria Math" w:hAnsi="Cambria Math"/>
+                    <w:color w:val="C00000"/>
+                    <w:sz w:val="19"/>
+                  </w:rPr>
+                  <m:t>Q</m:t>
+                </m:r>
+                <m:d>
+                  <m:dPr>
+                    <m:ctrlPr>
+                      <w:rPr>
+                        <w:rFonts w:ascii="Cambria Math" w:hAnsi="Cambria Math"/>
+                        <w:color w:val="C00000"/>
+                        <w:sz w:val="19"/>
+                      </w:rPr>
+                    </m:ctrlPr>
+                  </m:dPr>
+                  <m:e>
+                    <m:r>
+                      <w:rPr>
+                        <w:rFonts w:ascii="Cambria Math" w:hAnsi="Cambria Math"/>
+                        <w:color w:val="C00000"/>
+                        <w:sz w:val="19"/>
+                      </w:rPr>
+                      <m:t>N</m:t>
+                    </m:r>
+                  </m:e>
+                </m:d>
+                <m:r>
+                  <w:rPr>
+                    <w:rFonts w:ascii="Cambria Math" w:hAnsi="Cambria Math"/>
+                    <w:color w:val="C00000"/>
+                    <w:sz w:val="19"/>
+                  </w:rPr>
+                  <m:t>=</m:t>
+                </m:r>
+                <m:sSub>
+                  <m:sSubPr>
+                    <m:ctrlPr>
+                      <w:rPr>
+                        <w:rFonts w:ascii="Cambria Math" w:hAnsi="Cambria Math"/>
+                        <w:color w:val="C00000"/>
+                        <w:sz w:val="19"/>
+                      </w:rPr>
+                    </m:ctrlPr>
+                  </m:sSubPr>
+                  <m:e>
+                    <m:r>
+                      <w:rPr>
+                        <w:rFonts w:ascii="Cambria Math" w:hAnsi="Cambria Math"/>
+                        <w:color w:val="C00000"/>
+                        <w:sz w:val="19"/>
+                      </w:rPr>
+                      <m:t>A</m:t>
+                    </m:r>
+                  </m:e>
+                  <m:sub>
+                    <m:r>
+                      <w:rPr>
+                        <w:rFonts w:ascii="Cambria Math" w:hAnsi="Cambria Math"/>
+                        <w:color w:val="C00000"/>
+                        <w:sz w:val="19"/>
+                      </w:rPr>
+                      <m:t>eff</m:t>
+                    </m:r>
+                  </m:sub>
+                </m:sSub>
+                <m:r>
+                  <w:rPr>
+                    <w:rFonts w:ascii="Cambria Math" w:hAnsi="Cambria Math"/>
+                    <w:color w:val="C00000"/>
+                    <w:sz w:val="19"/>
+                  </w:rPr>
+                  <m:t>⋅S⋅N⋅</m:t>
+                </m:r>
+                <m:sSub>
+                  <m:sSubPr>
+                    <m:ctrlPr>
+                      <w:rPr>
+                        <w:rFonts w:ascii="Cambria Math" w:hAnsi="Cambria Math"/>
+                        <w:color w:val="C00000"/>
+                        <w:sz w:val="19"/>
+                      </w:rPr>
+                    </m:ctrlPr>
+                  </m:sSubPr>
+                  <m:e>
+                    <m:r>
+                      <w:rPr>
+                        <w:rFonts w:ascii="Cambria Math" w:hAnsi="Cambria Math"/>
+                        <w:color w:val="C00000"/>
+                        <w:sz w:val="19"/>
+                      </w:rPr>
+                      <m:t>η</m:t>
+                    </m:r>
+                  </m:e>
+                  <m:sub>
+                    <m:r>
+                      <w:rPr>
+                        <w:rFonts w:ascii="Cambria Math" w:hAnsi="Cambria Math"/>
+                        <w:color w:val="C00000"/>
+                        <w:sz w:val="19"/>
+                      </w:rPr>
+                      <m:t>v</m:t>
+                    </m:r>
+                  </m:sub>
+                </m:sSub>
+                <m:d>
+                  <m:dPr>
+                    <m:ctrlPr>
+                      <w:rPr>
+                        <w:rFonts w:ascii="Cambria Math" w:hAnsi="Cambria Math"/>
+                        <w:color w:val="C00000"/>
+                        <w:sz w:val="19"/>
+                      </w:rPr>
+                    </m:ctrlPr>
+                  </m:dPr>
+                  <m:e>
+                    <m:sSub>
+                      <m:sSubPr>
+                        <m:ctrlPr>
+                          <w:rPr>
+                            <w:rFonts w:ascii="Cambria Math" w:hAnsi="Cambria Math"/>
+                            <w:color w:val="C00000"/>
+                            <w:sz w:val="19"/>
+                          </w:rPr>
+                        </m:ctrlPr>
+                      </m:sSubPr>
+                      <m:e>
+                        <m:r>
+                          <w:rPr>
+                            <w:rFonts w:ascii="Cambria Math" w:hAnsi="Cambria Math"/>
+                            <w:color w:val="C00000"/>
+                            <w:sz w:val="19"/>
+                          </w:rPr>
+                          <m:t>P</m:t>
+                        </m:r>
+                      </m:e>
+                      <m:sub>
+                        <m:r>
+                          <w:rPr>
+                            <w:rFonts w:ascii="Cambria Math" w:hAnsi="Cambria Math"/>
+                            <w:color w:val="C00000"/>
+                            <w:sz w:val="19"/>
+                          </w:rPr>
+                          <m:t>back</m:t>
+                        </m:r>
+                      </m:sub>
+                    </m:sSub>
+                  </m:e>
+                </m:d>
+              </m:oMath>
+            </m:oMathPara>
+          </w:p>
+        </w:tc>
+        <w:tc>
+          <w:tcPr>
+            <w:tcW w:w="2484" w:type="dxa"/>
+            <w:tcBorders>
+              <w:top w:val="single" w:sz="6" w:space="0" w:color="CCCCCC"/>
+              <w:left w:val="single" w:sz="6" w:space="0" w:color="CCCCCC"/>
+              <w:bottom w:val="single" w:sz="6" w:space="0" w:color="CCCCCC"/>
+              <w:right w:val="single" w:sz="6" w:space="0" w:color="CCCCCC"/>
+            </w:tcBorders>
+            <w:shd w:val="clear" w:color="auto" w:fill="FFFFFF"/>
+          </w:tcPr>
+          <w:p>
+            <w:r>
+              <w:rPr>
+                <w:rFonts w:ascii="Calibri" w:hAnsi="Calibri"/>
+                <w:sz w:val="19"/>
+              </w:rPr>
+              <w:t>Volumetric efficiency vs. backpressure &amp; high-precision velocity profiles in CFD</w:t>
+            </w:r>
+          </w:p>
+        </w:tc>
+      </w:tr>
+    </w:tbl>
+    <w:p/>
+    <w:p>
+      <w:pPr>
+        <w:spacing w:before="120" w:after="120"/>
+        <w:jc w:val="center"/>
+        <w:rPr>
+          <w:rFonts w:ascii="Calibri" w:hAnsi="Calibri"/>
+          <w:b/>
+          <w:color w:val="1B365D"/>
+          <w:sz w:val="32"/>
+          <w:rtl/>
+        </w:rPr>
+      </w:pPr>
+      <w:r>
+        <w:rPr>
+          <w:rFonts w:ascii="Calibri" w:hAnsi="Calibri"/>
+          <w:b/>
+          <w:color w:val="1B365D"/>
+          <w:sz w:val="32"/>
+        </w:rPr>
+        <w:t>⇓</w:t>
+      </w:r>
+    </w:p>
+    <w:p>
+      <w:pPr>
+        <w:spacing w:before="120" w:after="120"/>
+        <w:jc w:val="center"/>
+      </w:pPr>
     </w:p>
     <w:tbl>
       <w:tblPr>
@@ -958,7 +3623,25 @@
                 <w:color w:val="FFFFFF"/>
                 <w:sz w:val="24"/>
               </w:rPr>
-              <w:t>2. MATERIAL SELECTION &amp; STRUCTURAL FEA (ANSYS)</w:t>
+              <w:t xml:space="preserve">2. MATERIAL SELECTION &amp; </w:t>
+            </w:r>
+            <w:r>
+              <w:rPr>
+                <w:rFonts w:ascii="Calibri" w:hAnsi="Calibri"/>
+                <w:b/>
+                <w:color w:val="FFFFFF"/>
+                <w:sz w:val="24"/>
+              </w:rPr>
+              <w:t xml:space="preserve">TRANSIENT </w:t>
+            </w:r>
+            <w:r>
+              <w:rPr>
+                <w:rFonts w:ascii="Calibri" w:hAnsi="Calibri"/>
+                <w:b/>
+                <w:color w:val="FFFFFF"/>
+                <w:sz w:val="24"/>
+              </w:rPr>
+              <w:t xml:space="preserve">STRUCTURAL </w:t>
             </w:r>
           </w:p>
         </w:tc>
@@ -1001,7 +3684,25 @@
                 <w:color w:val="222222"/>
                 <w:sz w:val="21"/>
               </w:rPr>
-              <w:t>• Material Properties (EPDM, NBR, PTFE - Hyperelastic models)</w:t>
+              <w:t xml:space="preserve">• Material Properties (EPDM, NBR, PTFE - </w:t>
+            </w:r>
+            <w:proofErr w:type="spellStart"/>
+            <w:r>
+              <w:rPr>
+                <w:rFonts w:ascii="Calibri" w:hAnsi="Calibri"/>
+                <w:color w:val="222222"/>
+                <w:sz w:val="21"/>
+              </w:rPr>
+              <w:t>Hyperelastic</w:t>
+            </w:r>
+            <w:proofErr w:type="spellEnd"/>
+            <w:r>
+              <w:rPr>
+                <w:rFonts w:ascii="Calibri" w:hAnsi="Calibri"/>
+                <w:color w:val="222222"/>
+                <w:sz w:val="21"/>
+              </w:rPr>
+              <w:t xml:space="preserve"> models)</w:t>
             </w:r>
             <w:r>
               <w:rPr>
@@ -1029,7 +3730,27 @@
                 <w:color w:val="000000"/>
                 <w:sz w:val="21"/>
               </w:rPr>
-              <w:t xml:space="preserve">• Hyperelastic Strain Energy Potential:  </w:t>
+              <w:t xml:space="preserve">• </w:t>
+            </w:r>
+            <w:proofErr w:type="spellStart"/>
+            <w:r>
+              <w:rPr>
+                <w:rFonts w:ascii="Calibri" w:hAnsi="Calibri"/>
+                <w:b/>
+                <w:color w:val="000000"/>
+                <w:sz w:val="21"/>
+              </w:rPr>
+              <w:t>Hyperelastic</w:t>
+            </w:r>
+            <w:proofErr w:type="spellEnd"/>
+            <w:r>
+              <w:rPr>
+                <w:rFonts w:ascii="Calibri" w:hAnsi="Calibri"/>
+                <w:b/>
+                <w:color w:val="000000"/>
+                <w:sz w:val="21"/>
+              </w:rPr>
+              <w:t xml:space="preserve"> Strain Energy Potential:  </w:t>
             </w:r>
             <m:oMath>
               <m:r>
@@ -1424,7 +4145,43 @@
                 <w:color w:val="222222"/>
                 <w:sz w:val="21"/>
               </w:rPr>
-              <w:t>• Stress &amp; Strain Distribution</w:t>
+              <w:t xml:space="preserve">• </w:t>
+            </w:r>
+            <w:r>
+              <w:rPr>
+                <w:rFonts w:ascii="Calibri" w:hAnsi="Calibri"/>
+                <w:b/>
+                <w:bCs/>
+                <w:color w:val="222222"/>
+                <w:sz w:val="21"/>
+              </w:rPr>
+              <w:t>Diaphragm</w:t>
+            </w:r>
+            <w:r>
+              <w:rPr>
+                <w:rFonts w:ascii="Calibri" w:hAnsi="Calibri"/>
+                <w:color w:val="222222"/>
+                <w:sz w:val="21"/>
+              </w:rPr>
+              <w:t xml:space="preserve"> </w:t>
+            </w:r>
+            <w:r>
+              <w:rPr>
+                <w:rFonts w:ascii="Calibri" w:hAnsi="Calibri"/>
+                <w:b/>
+                <w:bCs/>
+                <w:color w:val="222222"/>
+                <w:sz w:val="21"/>
+              </w:rPr>
+              <w:t>Deflection Profile</w:t>
+            </w:r>
+            <w:r>
+              <w:rPr>
+                <w:rFonts w:ascii="Calibri" w:hAnsi="Calibri"/>
+                <w:color w:val="222222"/>
+                <w:sz w:val="21"/>
+              </w:rPr>
+              <w:t xml:space="preserve"> </w:t>
             </w:r>
             <w:r>
               <w:rPr>
@@ -1433,7 +4190,23 @@
                 <w:sz w:val="21"/>
               </w:rPr>
               <w:br/>
-              <w:t>• Deflection Profile &amp; Fatigue Life Analysis</w:t>
+              <w:t xml:space="preserve">• </w:t>
+            </w:r>
+            <w:r>
+              <w:rPr>
+                <w:rFonts w:ascii="Calibri" w:hAnsi="Calibri"/>
+                <w:color w:val="222222"/>
+                <w:sz w:val="21"/>
+              </w:rPr>
+              <w:t xml:space="preserve">Stress &amp; Strain Distribution </w:t>
+            </w:r>
+            <w:r>
+              <w:rPr>
+                <w:rFonts w:ascii="Calibri" w:hAnsi="Calibri"/>
+                <w:color w:val="222222"/>
+                <w:sz w:val="21"/>
+              </w:rPr>
+              <w:t>&amp; Fatigue Life Analysis</w:t>
             </w:r>
           </w:p>
         </w:tc>
@@ -1443,6 +4216,12 @@
       <w:pPr>
         <w:spacing w:before="120" w:after="120"/>
         <w:jc w:val="center"/>
+        <w:rPr>
+          <w:rFonts w:ascii="Calibri" w:hAnsi="Calibri"/>
+          <w:b/>
+          <w:color w:val="1B365D"/>
+          <w:sz w:val="32"/>
+        </w:rPr>
       </w:pPr>
       <w:r>
         <w:rPr>
@@ -1453,6 +4232,24 @@
         </w:rPr>
         <w:t>⇓</w:t>
       </w:r>
+    </w:p>
+    <w:p>
+      <w:pPr>
+        <w:spacing w:before="120" w:after="120"/>
+        <w:jc w:val="center"/>
+        <w:rPr>
+          <w:rFonts w:ascii="Calibri" w:hAnsi="Calibri"/>
+          <w:b/>
+          <w:color w:val="1B365D"/>
+          <w:sz w:val="32"/>
+        </w:rPr>
+      </w:pPr>
+    </w:p>
+    <w:p>
+      <w:pPr>
+        <w:spacing w:before="120" w:after="120"/>
+        <w:jc w:val="center"/>
+      </w:pPr>
     </w:p>
     <w:tbl>
       <w:tblPr>
@@ -1481,7 +4278,6 @@
                 <w:color w:val="FFFFFF"/>
                 <w:sz w:val="24"/>
               </w:rPr>
-              <w:lastRenderedPageBreak/>
               <w:t>3. FLUID DYNAMICS (CFD)</w:t>
             </w:r>
           </w:p>
@@ -1579,7 +4375,31 @@
                 <w:sz w:val="21"/>
               </w:rPr>
               <w:br/>
-              <w:t>• Dynamic / Moving Mesh</w:t>
+              <w:t xml:space="preserve">• </w:t>
+            </w:r>
+            <w:r>
+              <w:rPr>
+                <w:rFonts w:ascii="Calibri" w:hAnsi="Calibri"/>
+                <w:color w:val="222222"/>
+                <w:sz w:val="21"/>
+              </w:rPr>
+              <w:t>Diaphragm Deflection Profile from FSI</w:t>
+            </w:r>
+            <w:r>
+              <w:rPr>
+                <w:rFonts w:ascii="Calibri" w:hAnsi="Calibri"/>
+                <w:color w:val="222222"/>
+                <w:sz w:val="21"/>
+              </w:rPr>
+              <w:t xml:space="preserve">: </w:t>
+            </w:r>
+            <w:r>
+              <w:rPr>
+                <w:rFonts w:ascii="Calibri" w:hAnsi="Calibri"/>
+                <w:color w:val="222222"/>
+                <w:sz w:val="21"/>
+              </w:rPr>
+              <w:t>Dynamic / Moving Mesh</w:t>
             </w:r>
             <w:r>
               <w:rPr>
@@ -1595,7 +4415,7 @@
                 <w:color w:val="222222"/>
                 <w:sz w:val="21"/>
               </w:rPr>
-              <w:t xml:space="preserve"> (Driven by diaphragm motion)</w:t>
+              <w:t xml:space="preserve"> </w:t>
             </w:r>
           </w:p>
           <w:p>
@@ -2142,7 +4962,7 @@
                 <w:color w:val="FFFFFF"/>
                 <w:sz w:val="24"/>
               </w:rPr>
-              <w:t>4. SYSTEM-LEVEL SIMULATION (MATLAB / Simulink - Simscape)</w:t>
+              <w:t xml:space="preserve">4. SYSTEM-LEVEL SIMULATION </w:t>
             </w:r>
           </w:p>
         </w:tc>
@@ -2172,8 +4992,62 @@
                 <w:b/>
                 <w:color w:val="1B365D"/>
               </w:rPr>
+              <w:t>Input:</w:t>
+            </w:r>
+          </w:p>
+          <w:p>
+            <w:pPr>
+              <w:spacing w:before="40" w:after="80"/>
+            </w:pPr>
+            <w:r>
+              <w:rPr>
+                <w:rFonts w:ascii="Calibri" w:hAnsi="Calibri"/>
+                <w:color w:val="222222"/>
+                <w:sz w:val="21"/>
+              </w:rPr>
+              <w:t>• Calculated motion profile</w:t>
+            </w:r>
+            <w:r>
+              <w:rPr>
+                <w:rFonts w:ascii="Calibri" w:hAnsi="Calibri"/>
+                <w:color w:val="222222"/>
+                <w:sz w:val="21"/>
+              </w:rPr>
+              <w:t xml:space="preserve"> for Signal Generator in Simulink</w:t>
+            </w:r>
+          </w:p>
+          <w:p>
+            <w:pPr>
+              <w:spacing w:before="40" w:after="80"/>
+              <w:rPr>
+                <w:rFonts w:ascii="Calibri" w:hAnsi="Calibri"/>
+                <w:b/>
+                <w:color w:val="1B365D"/>
+              </w:rPr>
+            </w:pPr>
+          </w:p>
+          <w:p>
+            <w:pPr>
+              <w:spacing w:before="40" w:after="80"/>
+              <w:rPr>
+                <w:rFonts w:ascii="Calibri" w:hAnsi="Calibri"/>
+                <w:b/>
+                <w:color w:val="1B365D"/>
+              </w:rPr>
+            </w:pPr>
+            <w:r>
+              <w:rPr>
+                <w:rFonts w:ascii="Calibri" w:hAnsi="Calibri"/>
+                <w:b/>
+                <w:color w:val="1B365D"/>
+              </w:rPr>
               <w:t>Block Components:</w:t>
             </w:r>
+          </w:p>
+          <w:p>
+            <w:pPr>
+              <w:spacing w:before="40" w:after="80"/>
+            </w:pPr>
           </w:p>
           <w:p>
             <w:pPr>
@@ -3144,7 +6018,2061 @@
       </w:tr>
     </w:tbl>
     <w:p/>
+    <w:p>
+      <w:pPr>
+        <w:jc w:val="center"/>
+        <w:rPr>
+          <w:rFonts w:ascii="Calibri" w:hAnsi="Calibri"/>
+          <w:b/>
+          <w:color w:val="1B365D"/>
+          <w:sz w:val="40"/>
+        </w:rPr>
+      </w:pPr>
+    </w:p>
+    <w:p>
+      <w:pPr>
+        <w:jc w:val="center"/>
+        <w:rPr>
+          <w:rFonts w:ascii="Calibri" w:hAnsi="Calibri"/>
+          <w:b/>
+          <w:color w:val="1B365D"/>
+          <w:sz w:val="40"/>
+        </w:rPr>
+      </w:pPr>
+      <w:r>
+        <w:rPr>
+          <w:rFonts w:ascii="Calibri" w:hAnsi="Calibri"/>
+          <w:b/>
+          <w:color w:val="1B365D"/>
+          <w:sz w:val="40"/>
+        </w:rPr>
+        <w:lastRenderedPageBreak/>
+        <w:t>Diaphragm Pump Design &amp; Simulation Platform</w:t>
+      </w:r>
+    </w:p>
+    <w:p>
+      <w:pPr>
+        <w:pStyle w:val="NormalWeb"/>
+        <w:jc w:val="both"/>
+        <w:rPr>
+          <w:sz w:val="22"/>
+          <w:szCs w:val="22"/>
+          <w:rtl/>
+        </w:rPr>
+      </w:pPr>
+      <w:r>
+        <w:rPr>
+          <w:sz w:val="22"/>
+          <w:szCs w:val="22"/>
+        </w:rPr>
+        <w:t>An interactive engineering platform for the conceptual design, preliminary sizing, simulation, and optimization of diaphragm pumps for gas and liquid handling across diverse laboratory applications.</w:t>
+      </w:r>
+    </w:p>
+    <w:p>
+      <w:pPr>
+        <w:pStyle w:val="NormalWeb"/>
+        <w:jc w:val="both"/>
+        <w:rPr>
+          <w:sz w:val="22"/>
+          <w:szCs w:val="22"/>
+        </w:rPr>
+      </w:pPr>
+      <w:r>
+        <w:rPr>
+          <w:b/>
+          <w:bCs/>
+          <w:sz w:val="22"/>
+          <w:szCs w:val="22"/>
+        </w:rPr>
+        <w:t>Tools:</w:t>
+      </w:r>
+      <w:r>
+        <w:rPr>
+          <w:sz w:val="22"/>
+          <w:szCs w:val="22"/>
+        </w:rPr>
+        <w:t xml:space="preserve"> MATLAB (GUI Development) | Simulink / </w:t>
+      </w:r>
+      <w:proofErr w:type="spellStart"/>
+      <w:r>
+        <w:rPr>
+          <w:sz w:val="22"/>
+          <w:szCs w:val="22"/>
+        </w:rPr>
+        <w:t>Simscape</w:t>
+      </w:r>
+      <w:proofErr w:type="spellEnd"/>
+      <w:r>
+        <w:rPr>
+          <w:sz w:val="22"/>
+          <w:szCs w:val="22"/>
+        </w:rPr>
+        <w:t xml:space="preserve"> (System-Level Simulation) | ANSYS (Component-Level Simulation)</w:t>
+      </w:r>
+    </w:p>
+    <w:tbl>
+      <w:tblPr>
+        <w:tblW w:w="0" w:type="auto"/>
+        <w:jc w:val="center"/>
+        <w:tblCellSpacing w:w="15" w:type="dxa"/>
+        <w:tblBorders>
+          <w:insideH w:val="single" w:sz="4" w:space="0" w:color="auto"/>
+        </w:tblBorders>
+        <w:tblLook w:val="04A0" w:firstRow="1" w:lastRow="0" w:firstColumn="1" w:lastColumn="0" w:noHBand="0" w:noVBand="1"/>
+      </w:tblPr>
+      <w:tblGrid>
+        <w:gridCol w:w="1560"/>
+        <w:gridCol w:w="3827"/>
+        <w:gridCol w:w="3685"/>
+      </w:tblGrid>
+      <w:tr>
+        <w:trPr>
+          <w:tblCellSpacing w:w="15" w:type="dxa"/>
+          <w:jc w:val="center"/>
+        </w:trPr>
+        <w:tc>
+          <w:tcPr>
+            <w:tcW w:w="1515" w:type="dxa"/>
+            <w:tcBorders>
+              <w:top w:val="single" w:sz="4" w:space="0" w:color="auto"/>
+              <w:left w:val="nil"/>
+              <w:bottom w:val="single" w:sz="4" w:space="0" w:color="auto"/>
+              <w:right w:val="nil"/>
+            </w:tcBorders>
+            <w:tcMar>
+              <w:top w:w="15" w:type="dxa"/>
+              <w:left w:w="15" w:type="dxa"/>
+              <w:bottom w:w="15" w:type="dxa"/>
+              <w:right w:w="15" w:type="dxa"/>
+            </w:tcMar>
+            <w:vAlign w:val="center"/>
+            <w:hideMark/>
+          </w:tcPr>
+          <w:p>
+            <w:pPr>
+              <w:spacing w:before="100" w:beforeAutospacing="1" w:after="100" w:afterAutospacing="1" w:line="240" w:lineRule="auto"/>
+              <w:rPr>
+                <w:rFonts w:ascii="Times New Roman" w:eastAsia="Times New Roman" w:hAnsi="Times New Roman" w:cs="Times New Roman"/>
+                <w:b/>
+                <w:bCs/>
+                <w:lang w:eastAsia="en-GB"/>
+              </w:rPr>
+            </w:pPr>
+            <w:r>
+              <w:rPr>
+                <w:rFonts w:ascii="Times New Roman" w:eastAsia="Times New Roman" w:hAnsi="Times New Roman" w:cs="Times New Roman"/>
+                <w:b/>
+                <w:bCs/>
+                <w:lang w:eastAsia="en-GB"/>
+              </w:rPr>
+              <w:t>Feature</w:t>
+            </w:r>
+          </w:p>
+        </w:tc>
+        <w:tc>
+          <w:tcPr>
+            <w:tcW w:w="3797" w:type="dxa"/>
+            <w:tcBorders>
+              <w:top w:val="single" w:sz="4" w:space="0" w:color="auto"/>
+              <w:left w:val="nil"/>
+              <w:bottom w:val="single" w:sz="4" w:space="0" w:color="auto"/>
+              <w:right w:val="nil"/>
+            </w:tcBorders>
+            <w:tcMar>
+              <w:top w:w="15" w:type="dxa"/>
+              <w:left w:w="15" w:type="dxa"/>
+              <w:bottom w:w="15" w:type="dxa"/>
+              <w:right w:w="15" w:type="dxa"/>
+            </w:tcMar>
+            <w:vAlign w:val="center"/>
+            <w:hideMark/>
+          </w:tcPr>
+          <w:p>
+            <w:pPr>
+              <w:spacing w:before="100" w:beforeAutospacing="1" w:after="100" w:afterAutospacing="1" w:line="240" w:lineRule="auto"/>
+              <w:rPr>
+                <w:rFonts w:ascii="Times New Roman" w:eastAsia="Times New Roman" w:hAnsi="Times New Roman" w:cs="Times New Roman"/>
+                <w:b/>
+                <w:bCs/>
+                <w:lang w:eastAsia="en-GB"/>
+              </w:rPr>
+            </w:pPr>
+            <w:r>
+              <w:rPr>
+                <w:rFonts w:ascii="Times New Roman" w:eastAsia="Times New Roman" w:hAnsi="Times New Roman" w:cs="Times New Roman"/>
+                <w:b/>
+                <w:bCs/>
+                <w:lang w:eastAsia="en-GB"/>
+              </w:rPr>
+              <w:t>Gas Pump Platform</w:t>
+            </w:r>
+          </w:p>
+        </w:tc>
+        <w:tc>
+          <w:tcPr>
+            <w:tcW w:w="3640" w:type="dxa"/>
+            <w:tcBorders>
+              <w:top w:val="single" w:sz="4" w:space="0" w:color="auto"/>
+              <w:left w:val="nil"/>
+              <w:bottom w:val="single" w:sz="4" w:space="0" w:color="auto"/>
+              <w:right w:val="nil"/>
+            </w:tcBorders>
+            <w:tcMar>
+              <w:top w:w="15" w:type="dxa"/>
+              <w:left w:w="15" w:type="dxa"/>
+              <w:bottom w:w="15" w:type="dxa"/>
+              <w:right w:w="15" w:type="dxa"/>
+            </w:tcMar>
+            <w:vAlign w:val="center"/>
+            <w:hideMark/>
+          </w:tcPr>
+          <w:p>
+            <w:pPr>
+              <w:spacing w:before="100" w:beforeAutospacing="1" w:after="100" w:afterAutospacing="1" w:line="240" w:lineRule="auto"/>
+              <w:rPr>
+                <w:rFonts w:ascii="Times New Roman" w:eastAsia="Times New Roman" w:hAnsi="Times New Roman" w:cs="Times New Roman"/>
+                <w:b/>
+                <w:bCs/>
+                <w:lang w:eastAsia="en-GB"/>
+              </w:rPr>
+            </w:pPr>
+            <w:r>
+              <w:rPr>
+                <w:rFonts w:ascii="Times New Roman" w:eastAsia="Times New Roman" w:hAnsi="Times New Roman" w:cs="Times New Roman"/>
+                <w:b/>
+                <w:bCs/>
+                <w:lang w:eastAsia="en-GB"/>
+              </w:rPr>
+              <w:t>Liquid Pump Platform</w:t>
+            </w:r>
+          </w:p>
+        </w:tc>
+      </w:tr>
+      <w:tr>
+        <w:trPr>
+          <w:tblCellSpacing w:w="15" w:type="dxa"/>
+          <w:jc w:val="center"/>
+        </w:trPr>
+        <w:tc>
+          <w:tcPr>
+            <w:tcW w:w="1515" w:type="dxa"/>
+            <w:tcBorders>
+              <w:top w:val="single" w:sz="4" w:space="0" w:color="auto"/>
+              <w:left w:val="nil"/>
+              <w:bottom w:val="single" w:sz="4" w:space="0" w:color="auto"/>
+              <w:right w:val="nil"/>
+            </w:tcBorders>
+            <w:tcMar>
+              <w:top w:w="15" w:type="dxa"/>
+              <w:left w:w="15" w:type="dxa"/>
+              <w:bottom w:w="15" w:type="dxa"/>
+              <w:right w:w="15" w:type="dxa"/>
+            </w:tcMar>
+            <w:vAlign w:val="center"/>
+            <w:hideMark/>
+          </w:tcPr>
+          <w:p>
+            <w:pPr>
+              <w:spacing w:before="100" w:beforeAutospacing="1" w:after="100" w:afterAutospacing="1" w:line="240" w:lineRule="auto"/>
+              <w:rPr>
+                <w:rFonts w:ascii="Times New Roman" w:eastAsia="Times New Roman" w:hAnsi="Times New Roman" w:cs="Times New Roman"/>
+                <w:lang w:eastAsia="en-GB"/>
+              </w:rPr>
+            </w:pPr>
+            <w:r>
+              <w:rPr>
+                <w:rFonts w:ascii="Times New Roman" w:eastAsia="Times New Roman" w:hAnsi="Times New Roman" w:cs="Times New Roman"/>
+                <w:lang w:eastAsia="en-GB"/>
+              </w:rPr>
+              <w:t>Medium</w:t>
+            </w:r>
+          </w:p>
+        </w:tc>
+        <w:tc>
+          <w:tcPr>
+            <w:tcW w:w="3797" w:type="dxa"/>
+            <w:tcBorders>
+              <w:top w:val="single" w:sz="4" w:space="0" w:color="auto"/>
+              <w:left w:val="nil"/>
+              <w:bottom w:val="single" w:sz="4" w:space="0" w:color="auto"/>
+              <w:right w:val="nil"/>
+            </w:tcBorders>
+            <w:tcMar>
+              <w:top w:w="15" w:type="dxa"/>
+              <w:left w:w="15" w:type="dxa"/>
+              <w:bottom w:w="15" w:type="dxa"/>
+              <w:right w:w="15" w:type="dxa"/>
+            </w:tcMar>
+            <w:vAlign w:val="center"/>
+            <w:hideMark/>
+          </w:tcPr>
+          <w:p>
+            <w:pPr>
+              <w:spacing w:before="100" w:beforeAutospacing="1" w:after="100" w:afterAutospacing="1" w:line="240" w:lineRule="auto"/>
+              <w:rPr>
+                <w:rFonts w:ascii="Times New Roman" w:eastAsia="Times New Roman" w:hAnsi="Times New Roman" w:cs="Times New Roman"/>
+                <w:lang w:eastAsia="en-GB"/>
+              </w:rPr>
+            </w:pPr>
+            <w:r>
+              <w:rPr>
+                <w:rFonts w:ascii="Times New Roman" w:eastAsia="Times New Roman" w:hAnsi="Times New Roman" w:cs="Times New Roman"/>
+                <w:lang w:eastAsia="en-GB"/>
+              </w:rPr>
+              <w:t>Gas</w:t>
+            </w:r>
+          </w:p>
+        </w:tc>
+        <w:tc>
+          <w:tcPr>
+            <w:tcW w:w="3640" w:type="dxa"/>
+            <w:tcBorders>
+              <w:top w:val="single" w:sz="4" w:space="0" w:color="auto"/>
+              <w:left w:val="nil"/>
+              <w:bottom w:val="single" w:sz="4" w:space="0" w:color="auto"/>
+              <w:right w:val="nil"/>
+            </w:tcBorders>
+            <w:tcMar>
+              <w:top w:w="15" w:type="dxa"/>
+              <w:left w:w="15" w:type="dxa"/>
+              <w:bottom w:w="15" w:type="dxa"/>
+              <w:right w:w="15" w:type="dxa"/>
+            </w:tcMar>
+            <w:vAlign w:val="center"/>
+            <w:hideMark/>
+          </w:tcPr>
+          <w:p>
+            <w:pPr>
+              <w:spacing w:before="100" w:beforeAutospacing="1" w:after="100" w:afterAutospacing="1" w:line="240" w:lineRule="auto"/>
+              <w:rPr>
+                <w:rFonts w:ascii="Times New Roman" w:eastAsia="Times New Roman" w:hAnsi="Times New Roman" w:cs="Times New Roman"/>
+                <w:lang w:eastAsia="en-GB"/>
+              </w:rPr>
+            </w:pPr>
+            <w:r>
+              <w:rPr>
+                <w:rFonts w:ascii="Times New Roman" w:eastAsia="Times New Roman" w:hAnsi="Times New Roman" w:cs="Times New Roman"/>
+                <w:lang w:eastAsia="en-GB"/>
+              </w:rPr>
+              <w:t>Liquid</w:t>
+            </w:r>
+          </w:p>
+        </w:tc>
+      </w:tr>
+      <w:tr>
+        <w:trPr>
+          <w:tblCellSpacing w:w="15" w:type="dxa"/>
+          <w:jc w:val="center"/>
+        </w:trPr>
+        <w:tc>
+          <w:tcPr>
+            <w:tcW w:w="1515" w:type="dxa"/>
+            <w:tcBorders>
+              <w:top w:val="single" w:sz="4" w:space="0" w:color="auto"/>
+              <w:left w:val="nil"/>
+              <w:bottom w:val="single" w:sz="4" w:space="0" w:color="auto"/>
+              <w:right w:val="nil"/>
+            </w:tcBorders>
+            <w:shd w:val="clear" w:color="auto" w:fill="EEECE1" w:themeFill="background2"/>
+            <w:tcMar>
+              <w:top w:w="15" w:type="dxa"/>
+              <w:left w:w="15" w:type="dxa"/>
+              <w:bottom w:w="15" w:type="dxa"/>
+              <w:right w:w="15" w:type="dxa"/>
+            </w:tcMar>
+            <w:vAlign w:val="center"/>
+            <w:hideMark/>
+          </w:tcPr>
+          <w:p>
+            <w:pPr>
+              <w:spacing w:before="100" w:beforeAutospacing="1" w:after="100" w:afterAutospacing="1" w:line="240" w:lineRule="auto"/>
+              <w:rPr>
+                <w:rFonts w:ascii="Times New Roman" w:eastAsia="Times New Roman" w:hAnsi="Times New Roman" w:cs="Times New Roman"/>
+                <w:lang w:eastAsia="en-GB"/>
+              </w:rPr>
+            </w:pPr>
+            <w:r>
+              <w:rPr>
+                <w:rFonts w:ascii="Times New Roman" w:eastAsia="Times New Roman" w:hAnsi="Times New Roman" w:cs="Times New Roman"/>
+                <w:lang w:eastAsia="en-GB"/>
+              </w:rPr>
+              <w:t>Functions</w:t>
+            </w:r>
+          </w:p>
+        </w:tc>
+        <w:tc>
+          <w:tcPr>
+            <w:tcW w:w="3797" w:type="dxa"/>
+            <w:tcBorders>
+              <w:top w:val="single" w:sz="4" w:space="0" w:color="auto"/>
+              <w:left w:val="nil"/>
+              <w:bottom w:val="single" w:sz="4" w:space="0" w:color="auto"/>
+              <w:right w:val="nil"/>
+            </w:tcBorders>
+            <w:shd w:val="clear" w:color="auto" w:fill="EEECE1" w:themeFill="background2"/>
+            <w:tcMar>
+              <w:top w:w="15" w:type="dxa"/>
+              <w:left w:w="15" w:type="dxa"/>
+              <w:bottom w:w="15" w:type="dxa"/>
+              <w:right w:w="15" w:type="dxa"/>
+            </w:tcMar>
+            <w:vAlign w:val="center"/>
+            <w:hideMark/>
+          </w:tcPr>
+          <w:p>
+            <w:pPr>
+              <w:spacing w:before="100" w:beforeAutospacing="1" w:after="100" w:afterAutospacing="1" w:line="240" w:lineRule="auto"/>
+              <w:rPr>
+                <w:rFonts w:ascii="Times New Roman" w:eastAsia="Times New Roman" w:hAnsi="Times New Roman" w:cs="Times New Roman"/>
+                <w:lang w:eastAsia="en-GB"/>
+              </w:rPr>
+            </w:pPr>
+            <w:r>
+              <w:rPr>
+                <w:rFonts w:ascii="Times New Roman" w:eastAsia="Times New Roman" w:hAnsi="Times New Roman" w:cs="Times New Roman"/>
+                <w:lang w:eastAsia="en-GB"/>
+              </w:rPr>
+              <w:t>Aspiration, Compression, Transfer, Vacuum Generation</w:t>
+            </w:r>
+          </w:p>
+        </w:tc>
+        <w:tc>
+          <w:tcPr>
+            <w:tcW w:w="3640" w:type="dxa"/>
+            <w:tcBorders>
+              <w:top w:val="single" w:sz="4" w:space="0" w:color="auto"/>
+              <w:left w:val="nil"/>
+              <w:bottom w:val="single" w:sz="4" w:space="0" w:color="auto"/>
+              <w:right w:val="nil"/>
+            </w:tcBorders>
+            <w:shd w:val="clear" w:color="auto" w:fill="EEECE1" w:themeFill="background2"/>
+            <w:tcMar>
+              <w:top w:w="15" w:type="dxa"/>
+              <w:left w:w="15" w:type="dxa"/>
+              <w:bottom w:w="15" w:type="dxa"/>
+              <w:right w:w="15" w:type="dxa"/>
+            </w:tcMar>
+            <w:vAlign w:val="center"/>
+            <w:hideMark/>
+          </w:tcPr>
+          <w:p>
+            <w:pPr>
+              <w:spacing w:before="100" w:beforeAutospacing="1" w:after="100" w:afterAutospacing="1" w:line="240" w:lineRule="auto"/>
+              <w:rPr>
+                <w:rFonts w:ascii="Times New Roman" w:eastAsia="Times New Roman" w:hAnsi="Times New Roman" w:cs="Times New Roman"/>
+                <w:lang w:eastAsia="en-GB"/>
+              </w:rPr>
+            </w:pPr>
+            <w:r>
+              <w:rPr>
+                <w:rFonts w:ascii="Times New Roman" w:eastAsia="Times New Roman" w:hAnsi="Times New Roman" w:cs="Times New Roman"/>
+                <w:lang w:eastAsia="en-GB"/>
+              </w:rPr>
+              <w:t>Aspiration, Dosing, Metering, Transfer</w:t>
+            </w:r>
+          </w:p>
+        </w:tc>
+      </w:tr>
+      <w:tr>
+        <w:trPr>
+          <w:tblCellSpacing w:w="15" w:type="dxa"/>
+          <w:jc w:val="center"/>
+        </w:trPr>
+        <w:tc>
+          <w:tcPr>
+            <w:tcW w:w="1515" w:type="dxa"/>
+            <w:tcBorders>
+              <w:top w:val="single" w:sz="4" w:space="0" w:color="auto"/>
+              <w:left w:val="nil"/>
+              <w:bottom w:val="single" w:sz="4" w:space="0" w:color="auto"/>
+              <w:right w:val="nil"/>
+            </w:tcBorders>
+            <w:tcMar>
+              <w:top w:w="15" w:type="dxa"/>
+              <w:left w:w="15" w:type="dxa"/>
+              <w:bottom w:w="15" w:type="dxa"/>
+              <w:right w:w="15" w:type="dxa"/>
+            </w:tcMar>
+            <w:vAlign w:val="center"/>
+            <w:hideMark/>
+          </w:tcPr>
+          <w:p>
+            <w:pPr>
+              <w:spacing w:before="100" w:beforeAutospacing="1" w:after="100" w:afterAutospacing="1" w:line="240" w:lineRule="auto"/>
+              <w:rPr>
+                <w:rFonts w:ascii="Times New Roman" w:eastAsia="Times New Roman" w:hAnsi="Times New Roman" w:cs="Times New Roman"/>
+                <w:lang w:eastAsia="en-GB"/>
+              </w:rPr>
+            </w:pPr>
+            <w:r>
+              <w:rPr>
+                <w:rFonts w:ascii="Times New Roman" w:eastAsia="Times New Roman" w:hAnsi="Times New Roman" w:cs="Times New Roman"/>
+                <w:lang w:eastAsia="en-GB"/>
+              </w:rPr>
+              <w:t>Design Inputs</w:t>
+            </w:r>
+          </w:p>
+        </w:tc>
+        <w:tc>
+          <w:tcPr>
+            <w:tcW w:w="3797" w:type="dxa"/>
+            <w:tcBorders>
+              <w:top w:val="single" w:sz="4" w:space="0" w:color="auto"/>
+              <w:left w:val="nil"/>
+              <w:bottom w:val="single" w:sz="4" w:space="0" w:color="auto"/>
+              <w:right w:val="nil"/>
+            </w:tcBorders>
+            <w:tcMar>
+              <w:top w:w="15" w:type="dxa"/>
+              <w:left w:w="15" w:type="dxa"/>
+              <w:bottom w:w="15" w:type="dxa"/>
+              <w:right w:w="15" w:type="dxa"/>
+            </w:tcMar>
+            <w:vAlign w:val="center"/>
+            <w:hideMark/>
+          </w:tcPr>
+          <w:p>
+            <w:pPr>
+              <w:spacing w:before="100" w:beforeAutospacing="1" w:after="100" w:afterAutospacing="1" w:line="240" w:lineRule="auto"/>
+              <w:rPr>
+                <w:rFonts w:ascii="Times New Roman" w:eastAsia="Times New Roman" w:hAnsi="Times New Roman" w:cs="Times New Roman"/>
+                <w:lang w:eastAsia="en-GB"/>
+              </w:rPr>
+            </w:pPr>
+            <w:r>
+              <w:rPr>
+                <w:rFonts w:ascii="Times New Roman" w:eastAsia="Times New Roman" w:hAnsi="Times New Roman" w:cs="Times New Roman"/>
+                <w:lang w:eastAsia="en-GB"/>
+              </w:rPr>
+              <w:t>Flow Rate, Outlet Pressure, Vacuum Level</w:t>
+            </w:r>
+          </w:p>
+        </w:tc>
+        <w:tc>
+          <w:tcPr>
+            <w:tcW w:w="3640" w:type="dxa"/>
+            <w:tcBorders>
+              <w:top w:val="single" w:sz="4" w:space="0" w:color="auto"/>
+              <w:left w:val="nil"/>
+              <w:bottom w:val="single" w:sz="4" w:space="0" w:color="auto"/>
+              <w:right w:val="nil"/>
+            </w:tcBorders>
+            <w:tcMar>
+              <w:top w:w="15" w:type="dxa"/>
+              <w:left w:w="15" w:type="dxa"/>
+              <w:bottom w:w="15" w:type="dxa"/>
+              <w:right w:w="15" w:type="dxa"/>
+            </w:tcMar>
+            <w:vAlign w:val="center"/>
+            <w:hideMark/>
+          </w:tcPr>
+          <w:p>
+            <w:pPr>
+              <w:spacing w:before="100" w:beforeAutospacing="1" w:after="100" w:afterAutospacing="1" w:line="240" w:lineRule="auto"/>
+              <w:rPr>
+                <w:rFonts w:ascii="Times New Roman" w:eastAsia="Times New Roman" w:hAnsi="Times New Roman" w:cs="Times New Roman"/>
+                <w:lang w:eastAsia="en-GB"/>
+              </w:rPr>
+            </w:pPr>
+            <w:r>
+              <w:rPr>
+                <w:rFonts w:ascii="Times New Roman" w:eastAsia="Times New Roman" w:hAnsi="Times New Roman" w:cs="Times New Roman"/>
+                <w:lang w:eastAsia="en-GB"/>
+              </w:rPr>
+              <w:t>Flow Rate, Pressure, Suction Height</w:t>
+            </w:r>
+          </w:p>
+        </w:tc>
+      </w:tr>
+      <w:tr>
+        <w:trPr>
+          <w:tblCellSpacing w:w="15" w:type="dxa"/>
+          <w:jc w:val="center"/>
+        </w:trPr>
+        <w:tc>
+          <w:tcPr>
+            <w:tcW w:w="1515" w:type="dxa"/>
+            <w:tcBorders>
+              <w:top w:val="single" w:sz="4" w:space="0" w:color="auto"/>
+              <w:left w:val="nil"/>
+              <w:bottom w:val="single" w:sz="4" w:space="0" w:color="auto"/>
+              <w:right w:val="nil"/>
+            </w:tcBorders>
+            <w:tcMar>
+              <w:top w:w="15" w:type="dxa"/>
+              <w:left w:w="15" w:type="dxa"/>
+              <w:bottom w:w="15" w:type="dxa"/>
+              <w:right w:w="15" w:type="dxa"/>
+            </w:tcMar>
+            <w:vAlign w:val="center"/>
+            <w:hideMark/>
+          </w:tcPr>
+          <w:p>
+            <w:pPr>
+              <w:spacing w:before="100" w:beforeAutospacing="1" w:after="100" w:afterAutospacing="1" w:line="240" w:lineRule="auto"/>
+              <w:rPr>
+                <w:rFonts w:ascii="Times New Roman" w:eastAsia="Times New Roman" w:hAnsi="Times New Roman" w:cs="Times New Roman"/>
+                <w:lang w:eastAsia="en-GB"/>
+              </w:rPr>
+            </w:pPr>
+            <w:r>
+              <w:rPr>
+                <w:rFonts w:ascii="Times New Roman" w:eastAsia="Times New Roman" w:hAnsi="Times New Roman" w:cs="Times New Roman"/>
+                <w:lang w:eastAsia="en-GB"/>
+              </w:rPr>
+              <w:t xml:space="preserve">Diaphragm </w:t>
+            </w:r>
+          </w:p>
+        </w:tc>
+        <w:tc>
+          <w:tcPr>
+            <w:tcW w:w="3797" w:type="dxa"/>
+            <w:tcBorders>
+              <w:top w:val="single" w:sz="4" w:space="0" w:color="auto"/>
+              <w:left w:val="nil"/>
+              <w:bottom w:val="single" w:sz="4" w:space="0" w:color="auto"/>
+              <w:right w:val="nil"/>
+            </w:tcBorders>
+            <w:tcMar>
+              <w:top w:w="15" w:type="dxa"/>
+              <w:left w:w="15" w:type="dxa"/>
+              <w:bottom w:w="15" w:type="dxa"/>
+              <w:right w:w="15" w:type="dxa"/>
+            </w:tcMar>
+            <w:vAlign w:val="center"/>
+            <w:hideMark/>
+          </w:tcPr>
+          <w:p>
+            <w:pPr>
+              <w:spacing w:before="100" w:beforeAutospacing="1" w:after="100" w:afterAutospacing="1" w:line="240" w:lineRule="auto"/>
+              <w:rPr>
+                <w:rFonts w:ascii="Times New Roman" w:eastAsia="Times New Roman" w:hAnsi="Times New Roman" w:cs="Times New Roman"/>
+                <w:lang w:eastAsia="en-GB"/>
+              </w:rPr>
+            </w:pPr>
+            <w:r>
+              <w:rPr>
+                <w:rFonts w:ascii="Times New Roman" w:eastAsia="Times New Roman" w:hAnsi="Times New Roman" w:cs="Times New Roman"/>
+                <w:lang w:eastAsia="en-GB"/>
+              </w:rPr>
+              <w:t>Diameter, Stroke, Material</w:t>
+            </w:r>
+          </w:p>
+        </w:tc>
+        <w:tc>
+          <w:tcPr>
+            <w:tcW w:w="3640" w:type="dxa"/>
+            <w:tcBorders>
+              <w:top w:val="single" w:sz="4" w:space="0" w:color="auto"/>
+              <w:left w:val="nil"/>
+              <w:bottom w:val="single" w:sz="4" w:space="0" w:color="auto"/>
+              <w:right w:val="nil"/>
+            </w:tcBorders>
+            <w:tcMar>
+              <w:top w:w="15" w:type="dxa"/>
+              <w:left w:w="15" w:type="dxa"/>
+              <w:bottom w:w="15" w:type="dxa"/>
+              <w:right w:w="15" w:type="dxa"/>
+            </w:tcMar>
+            <w:vAlign w:val="center"/>
+            <w:hideMark/>
+          </w:tcPr>
+          <w:p>
+            <w:pPr>
+              <w:spacing w:before="100" w:beforeAutospacing="1" w:after="100" w:afterAutospacing="1" w:line="240" w:lineRule="auto"/>
+              <w:rPr>
+                <w:rFonts w:ascii="Times New Roman" w:eastAsia="Times New Roman" w:hAnsi="Times New Roman" w:cs="Times New Roman"/>
+                <w:lang w:eastAsia="en-GB"/>
+              </w:rPr>
+            </w:pPr>
+            <w:r>
+              <w:rPr>
+                <w:rFonts w:ascii="Times New Roman" w:eastAsia="Times New Roman" w:hAnsi="Times New Roman" w:cs="Times New Roman"/>
+                <w:lang w:eastAsia="en-GB"/>
+              </w:rPr>
+              <w:t>Diameter, Stroke, Material</w:t>
+            </w:r>
+          </w:p>
+        </w:tc>
+      </w:tr>
+      <w:tr>
+        <w:trPr>
+          <w:tblCellSpacing w:w="15" w:type="dxa"/>
+          <w:jc w:val="center"/>
+        </w:trPr>
+        <w:tc>
+          <w:tcPr>
+            <w:tcW w:w="1515" w:type="dxa"/>
+            <w:tcBorders>
+              <w:top w:val="single" w:sz="4" w:space="0" w:color="auto"/>
+              <w:left w:val="nil"/>
+              <w:bottom w:val="single" w:sz="4" w:space="0" w:color="auto"/>
+              <w:right w:val="nil"/>
+            </w:tcBorders>
+            <w:tcMar>
+              <w:top w:w="15" w:type="dxa"/>
+              <w:left w:w="15" w:type="dxa"/>
+              <w:bottom w:w="15" w:type="dxa"/>
+              <w:right w:w="15" w:type="dxa"/>
+            </w:tcMar>
+            <w:vAlign w:val="center"/>
+            <w:hideMark/>
+          </w:tcPr>
+          <w:p>
+            <w:pPr>
+              <w:spacing w:before="100" w:beforeAutospacing="1" w:after="100" w:afterAutospacing="1" w:line="240" w:lineRule="auto"/>
+              <w:rPr>
+                <w:rFonts w:ascii="Times New Roman" w:eastAsia="Times New Roman" w:hAnsi="Times New Roman" w:cs="Times New Roman"/>
+                <w:lang w:eastAsia="en-GB"/>
+              </w:rPr>
+            </w:pPr>
+            <w:r>
+              <w:rPr>
+                <w:rFonts w:ascii="Times New Roman" w:eastAsia="Times New Roman" w:hAnsi="Times New Roman" w:cs="Times New Roman"/>
+                <w:lang w:eastAsia="en-GB"/>
+              </w:rPr>
+              <w:t xml:space="preserve">Valve </w:t>
+            </w:r>
+          </w:p>
+        </w:tc>
+        <w:tc>
+          <w:tcPr>
+            <w:tcW w:w="3797" w:type="dxa"/>
+            <w:tcBorders>
+              <w:top w:val="single" w:sz="4" w:space="0" w:color="auto"/>
+              <w:left w:val="nil"/>
+              <w:bottom w:val="single" w:sz="4" w:space="0" w:color="auto"/>
+              <w:right w:val="nil"/>
+            </w:tcBorders>
+            <w:tcMar>
+              <w:top w:w="15" w:type="dxa"/>
+              <w:left w:w="15" w:type="dxa"/>
+              <w:bottom w:w="15" w:type="dxa"/>
+              <w:right w:w="15" w:type="dxa"/>
+            </w:tcMar>
+            <w:vAlign w:val="center"/>
+            <w:hideMark/>
+          </w:tcPr>
+          <w:p>
+            <w:pPr>
+              <w:spacing w:before="100" w:beforeAutospacing="1" w:after="100" w:afterAutospacing="1" w:line="240" w:lineRule="auto"/>
+              <w:rPr>
+                <w:rFonts w:ascii="Times New Roman" w:eastAsia="Times New Roman" w:hAnsi="Times New Roman" w:cs="Times New Roman"/>
+                <w:lang w:eastAsia="en-GB"/>
+              </w:rPr>
+            </w:pPr>
+            <w:r>
+              <w:rPr>
+                <w:rFonts w:ascii="Times New Roman" w:eastAsia="Times New Roman" w:hAnsi="Times New Roman" w:cs="Times New Roman"/>
+                <w:lang w:eastAsia="en-GB"/>
+              </w:rPr>
+              <w:t>Valve Type, Valve Material</w:t>
+            </w:r>
+          </w:p>
+        </w:tc>
+        <w:tc>
+          <w:tcPr>
+            <w:tcW w:w="3640" w:type="dxa"/>
+            <w:tcBorders>
+              <w:top w:val="single" w:sz="4" w:space="0" w:color="auto"/>
+              <w:left w:val="nil"/>
+              <w:bottom w:val="single" w:sz="4" w:space="0" w:color="auto"/>
+              <w:right w:val="nil"/>
+            </w:tcBorders>
+            <w:tcMar>
+              <w:top w:w="15" w:type="dxa"/>
+              <w:left w:w="15" w:type="dxa"/>
+              <w:bottom w:w="15" w:type="dxa"/>
+              <w:right w:w="15" w:type="dxa"/>
+            </w:tcMar>
+            <w:vAlign w:val="center"/>
+            <w:hideMark/>
+          </w:tcPr>
+          <w:p>
+            <w:pPr>
+              <w:spacing w:before="100" w:beforeAutospacing="1" w:after="100" w:afterAutospacing="1" w:line="240" w:lineRule="auto"/>
+              <w:rPr>
+                <w:rFonts w:ascii="Times New Roman" w:eastAsia="Times New Roman" w:hAnsi="Times New Roman" w:cs="Times New Roman"/>
+                <w:lang w:eastAsia="en-GB"/>
+              </w:rPr>
+            </w:pPr>
+            <w:r>
+              <w:rPr>
+                <w:rFonts w:ascii="Times New Roman" w:eastAsia="Times New Roman" w:hAnsi="Times New Roman" w:cs="Times New Roman"/>
+                <w:lang w:eastAsia="en-GB"/>
+              </w:rPr>
+              <w:t>Valve Type, Valve Material</w:t>
+            </w:r>
+          </w:p>
+        </w:tc>
+      </w:tr>
+      <w:tr>
+        <w:trPr>
+          <w:tblCellSpacing w:w="15" w:type="dxa"/>
+          <w:jc w:val="center"/>
+        </w:trPr>
+        <w:tc>
+          <w:tcPr>
+            <w:tcW w:w="1515" w:type="dxa"/>
+            <w:tcBorders>
+              <w:top w:val="single" w:sz="4" w:space="0" w:color="auto"/>
+              <w:left w:val="nil"/>
+              <w:bottom w:val="single" w:sz="4" w:space="0" w:color="auto"/>
+              <w:right w:val="nil"/>
+            </w:tcBorders>
+            <w:tcMar>
+              <w:top w:w="15" w:type="dxa"/>
+              <w:left w:w="15" w:type="dxa"/>
+              <w:bottom w:w="15" w:type="dxa"/>
+              <w:right w:w="15" w:type="dxa"/>
+            </w:tcMar>
+            <w:vAlign w:val="center"/>
+            <w:hideMark/>
+          </w:tcPr>
+          <w:p>
+            <w:pPr>
+              <w:spacing w:before="100" w:beforeAutospacing="1" w:after="100" w:afterAutospacing="1" w:line="240" w:lineRule="auto"/>
+              <w:rPr>
+                <w:rFonts w:ascii="Times New Roman" w:eastAsia="Times New Roman" w:hAnsi="Times New Roman" w:cs="Times New Roman"/>
+                <w:lang w:eastAsia="en-GB"/>
+              </w:rPr>
+            </w:pPr>
+            <w:r>
+              <w:rPr>
+                <w:rFonts w:ascii="Times New Roman" w:eastAsia="Times New Roman" w:hAnsi="Times New Roman" w:cs="Times New Roman"/>
+                <w:lang w:eastAsia="en-GB"/>
+              </w:rPr>
+              <w:t>Sizing</w:t>
+            </w:r>
+          </w:p>
+        </w:tc>
+        <w:tc>
+          <w:tcPr>
+            <w:tcW w:w="3797" w:type="dxa"/>
+            <w:tcBorders>
+              <w:top w:val="single" w:sz="4" w:space="0" w:color="auto"/>
+              <w:left w:val="nil"/>
+              <w:bottom w:val="single" w:sz="4" w:space="0" w:color="auto"/>
+              <w:right w:val="nil"/>
+            </w:tcBorders>
+            <w:tcMar>
+              <w:top w:w="15" w:type="dxa"/>
+              <w:left w:w="15" w:type="dxa"/>
+              <w:bottom w:w="15" w:type="dxa"/>
+              <w:right w:w="15" w:type="dxa"/>
+            </w:tcMar>
+            <w:vAlign w:val="center"/>
+            <w:hideMark/>
+          </w:tcPr>
+          <w:p>
+            <w:pPr>
+              <w:spacing w:before="100" w:beforeAutospacing="1" w:after="100" w:afterAutospacing="1" w:line="240" w:lineRule="auto"/>
+              <w:rPr>
+                <w:rFonts w:ascii="Times New Roman" w:eastAsia="Times New Roman" w:hAnsi="Times New Roman" w:cs="Times New Roman"/>
+                <w:lang w:eastAsia="en-GB"/>
+              </w:rPr>
+            </w:pPr>
+            <w:r>
+              <w:rPr>
+                <w:rFonts w:ascii="Times New Roman" w:eastAsia="Times New Roman" w:hAnsi="Times New Roman" w:cs="Times New Roman"/>
+                <w:lang w:eastAsia="en-GB"/>
+              </w:rPr>
+              <w:t>Automatic / Manual</w:t>
+            </w:r>
+          </w:p>
+        </w:tc>
+        <w:tc>
+          <w:tcPr>
+            <w:tcW w:w="3640" w:type="dxa"/>
+            <w:tcBorders>
+              <w:top w:val="single" w:sz="4" w:space="0" w:color="auto"/>
+              <w:left w:val="nil"/>
+              <w:bottom w:val="single" w:sz="4" w:space="0" w:color="auto"/>
+              <w:right w:val="nil"/>
+            </w:tcBorders>
+            <w:tcMar>
+              <w:top w:w="15" w:type="dxa"/>
+              <w:left w:w="15" w:type="dxa"/>
+              <w:bottom w:w="15" w:type="dxa"/>
+              <w:right w:w="15" w:type="dxa"/>
+            </w:tcMar>
+            <w:vAlign w:val="center"/>
+            <w:hideMark/>
+          </w:tcPr>
+          <w:p>
+            <w:pPr>
+              <w:spacing w:before="100" w:beforeAutospacing="1" w:after="100" w:afterAutospacing="1" w:line="240" w:lineRule="auto"/>
+              <w:rPr>
+                <w:rFonts w:ascii="Times New Roman" w:eastAsia="Times New Roman" w:hAnsi="Times New Roman" w:cs="Times New Roman"/>
+                <w:lang w:eastAsia="en-GB"/>
+              </w:rPr>
+            </w:pPr>
+            <w:r>
+              <w:rPr>
+                <w:rFonts w:ascii="Times New Roman" w:eastAsia="Times New Roman" w:hAnsi="Times New Roman" w:cs="Times New Roman"/>
+                <w:lang w:eastAsia="en-GB"/>
+              </w:rPr>
+              <w:t>Automatic / Manual</w:t>
+            </w:r>
+          </w:p>
+        </w:tc>
+      </w:tr>
+      <w:tr>
+        <w:trPr>
+          <w:tblCellSpacing w:w="15" w:type="dxa"/>
+          <w:jc w:val="center"/>
+        </w:trPr>
+        <w:tc>
+          <w:tcPr>
+            <w:tcW w:w="1515" w:type="dxa"/>
+            <w:tcBorders>
+              <w:top w:val="single" w:sz="4" w:space="0" w:color="auto"/>
+              <w:left w:val="nil"/>
+              <w:bottom w:val="single" w:sz="4" w:space="0" w:color="auto"/>
+              <w:right w:val="nil"/>
+            </w:tcBorders>
+            <w:tcMar>
+              <w:top w:w="15" w:type="dxa"/>
+              <w:left w:w="15" w:type="dxa"/>
+              <w:bottom w:w="15" w:type="dxa"/>
+              <w:right w:w="15" w:type="dxa"/>
+            </w:tcMar>
+            <w:vAlign w:val="center"/>
+            <w:hideMark/>
+          </w:tcPr>
+          <w:p>
+            <w:pPr>
+              <w:spacing w:before="100" w:beforeAutospacing="1" w:after="100" w:afterAutospacing="1" w:line="240" w:lineRule="auto"/>
+              <w:rPr>
+                <w:rFonts w:ascii="Times New Roman" w:eastAsia="Times New Roman" w:hAnsi="Times New Roman" w:cs="Times New Roman"/>
+                <w:lang w:eastAsia="en-GB"/>
+              </w:rPr>
+            </w:pPr>
+            <w:r>
+              <w:rPr>
+                <w:rFonts w:ascii="Times New Roman" w:eastAsia="Times New Roman" w:hAnsi="Times New Roman" w:cs="Times New Roman"/>
+                <w:lang w:eastAsia="en-GB"/>
+              </w:rPr>
+              <w:t>Performance Analysis</w:t>
+            </w:r>
+          </w:p>
+        </w:tc>
+        <w:tc>
+          <w:tcPr>
+            <w:tcW w:w="3797" w:type="dxa"/>
+            <w:tcBorders>
+              <w:top w:val="single" w:sz="4" w:space="0" w:color="auto"/>
+              <w:left w:val="nil"/>
+              <w:bottom w:val="single" w:sz="4" w:space="0" w:color="auto"/>
+              <w:right w:val="nil"/>
+            </w:tcBorders>
+            <w:tcMar>
+              <w:top w:w="15" w:type="dxa"/>
+              <w:left w:w="15" w:type="dxa"/>
+              <w:bottom w:w="15" w:type="dxa"/>
+              <w:right w:w="15" w:type="dxa"/>
+            </w:tcMar>
+            <w:vAlign w:val="center"/>
+            <w:hideMark/>
+          </w:tcPr>
+          <w:p>
+            <w:pPr>
+              <w:spacing w:before="100" w:beforeAutospacing="1" w:after="100" w:afterAutospacing="1" w:line="240" w:lineRule="auto"/>
+              <w:rPr>
+                <w:rFonts w:ascii="Times New Roman" w:eastAsia="Times New Roman" w:hAnsi="Times New Roman" w:cs="Times New Roman"/>
+                <w:lang w:eastAsia="en-GB"/>
+              </w:rPr>
+            </w:pPr>
+            <w:r>
+              <w:rPr>
+                <w:rFonts w:ascii="Times New Roman" w:eastAsia="Times New Roman" w:hAnsi="Times New Roman" w:cs="Times New Roman"/>
+                <w:lang w:eastAsia="en-GB"/>
+              </w:rPr>
+              <w:t>Flow Rate, Pressure, Vacuum</w:t>
+            </w:r>
+          </w:p>
+        </w:tc>
+        <w:tc>
+          <w:tcPr>
+            <w:tcW w:w="3640" w:type="dxa"/>
+            <w:tcBorders>
+              <w:top w:val="single" w:sz="4" w:space="0" w:color="auto"/>
+              <w:left w:val="nil"/>
+              <w:bottom w:val="single" w:sz="4" w:space="0" w:color="auto"/>
+              <w:right w:val="nil"/>
+            </w:tcBorders>
+            <w:tcMar>
+              <w:top w:w="15" w:type="dxa"/>
+              <w:left w:w="15" w:type="dxa"/>
+              <w:bottom w:w="15" w:type="dxa"/>
+              <w:right w:w="15" w:type="dxa"/>
+            </w:tcMar>
+            <w:vAlign w:val="center"/>
+            <w:hideMark/>
+          </w:tcPr>
+          <w:p>
+            <w:pPr>
+              <w:spacing w:before="100" w:beforeAutospacing="1" w:after="100" w:afterAutospacing="1" w:line="240" w:lineRule="auto"/>
+              <w:rPr>
+                <w:rFonts w:ascii="Times New Roman" w:eastAsia="Times New Roman" w:hAnsi="Times New Roman" w:cs="Times New Roman"/>
+                <w:lang w:eastAsia="en-GB"/>
+              </w:rPr>
+            </w:pPr>
+            <w:r>
+              <w:rPr>
+                <w:rFonts w:ascii="Times New Roman" w:eastAsia="Times New Roman" w:hAnsi="Times New Roman" w:cs="Times New Roman"/>
+                <w:lang w:eastAsia="en-GB"/>
+              </w:rPr>
+              <w:t>Flow Rate, Pressure, Dosing Performance</w:t>
+            </w:r>
+          </w:p>
+        </w:tc>
+      </w:tr>
+      <w:tr>
+        <w:trPr>
+          <w:tblCellSpacing w:w="15" w:type="dxa"/>
+          <w:jc w:val="center"/>
+        </w:trPr>
+        <w:tc>
+          <w:tcPr>
+            <w:tcW w:w="1515" w:type="dxa"/>
+            <w:tcBorders>
+              <w:top w:val="single" w:sz="4" w:space="0" w:color="auto"/>
+              <w:left w:val="nil"/>
+              <w:bottom w:val="single" w:sz="4" w:space="0" w:color="auto"/>
+              <w:right w:val="nil"/>
+            </w:tcBorders>
+            <w:tcMar>
+              <w:top w:w="15" w:type="dxa"/>
+              <w:left w:w="15" w:type="dxa"/>
+              <w:bottom w:w="15" w:type="dxa"/>
+              <w:right w:w="15" w:type="dxa"/>
+            </w:tcMar>
+            <w:vAlign w:val="center"/>
+            <w:hideMark/>
+          </w:tcPr>
+          <w:p>
+            <w:pPr>
+              <w:spacing w:before="100" w:beforeAutospacing="1" w:after="100" w:afterAutospacing="1" w:line="240" w:lineRule="auto"/>
+              <w:rPr>
+                <w:rFonts w:ascii="Times New Roman" w:eastAsia="Times New Roman" w:hAnsi="Times New Roman" w:cs="Times New Roman"/>
+                <w:lang w:eastAsia="en-GB"/>
+              </w:rPr>
+            </w:pPr>
+            <w:r>
+              <w:rPr>
+                <w:rFonts w:ascii="Times New Roman" w:eastAsia="Times New Roman" w:hAnsi="Times New Roman" w:cs="Times New Roman"/>
+                <w:lang w:eastAsia="en-GB"/>
+              </w:rPr>
+              <w:t>Simulation</w:t>
+            </w:r>
+          </w:p>
+        </w:tc>
+        <w:tc>
+          <w:tcPr>
+            <w:tcW w:w="3797" w:type="dxa"/>
+            <w:tcBorders>
+              <w:top w:val="single" w:sz="4" w:space="0" w:color="auto"/>
+              <w:left w:val="nil"/>
+              <w:bottom w:val="single" w:sz="4" w:space="0" w:color="auto"/>
+              <w:right w:val="nil"/>
+            </w:tcBorders>
+            <w:tcMar>
+              <w:top w:w="15" w:type="dxa"/>
+              <w:left w:w="15" w:type="dxa"/>
+              <w:bottom w:w="15" w:type="dxa"/>
+              <w:right w:w="15" w:type="dxa"/>
+            </w:tcMar>
+            <w:vAlign w:val="center"/>
+            <w:hideMark/>
+          </w:tcPr>
+          <w:p>
+            <w:pPr>
+              <w:spacing w:before="100" w:beforeAutospacing="1" w:after="100" w:afterAutospacing="1" w:line="240" w:lineRule="auto"/>
+              <w:rPr>
+                <w:rFonts w:ascii="Times New Roman" w:eastAsia="Times New Roman" w:hAnsi="Times New Roman" w:cs="Times New Roman"/>
+                <w:lang w:eastAsia="en-GB"/>
+              </w:rPr>
+            </w:pPr>
+            <w:r>
+              <w:rPr>
+                <w:rFonts w:ascii="Times New Roman" w:eastAsia="Times New Roman" w:hAnsi="Times New Roman" w:cs="Times New Roman"/>
+                <w:lang w:eastAsia="en-GB"/>
+              </w:rPr>
+              <w:t>Motor-Driven &amp; Diaphragm Motion</w:t>
+            </w:r>
+          </w:p>
+        </w:tc>
+        <w:tc>
+          <w:tcPr>
+            <w:tcW w:w="3640" w:type="dxa"/>
+            <w:tcBorders>
+              <w:top w:val="single" w:sz="4" w:space="0" w:color="auto"/>
+              <w:left w:val="nil"/>
+              <w:bottom w:val="single" w:sz="4" w:space="0" w:color="auto"/>
+              <w:right w:val="nil"/>
+            </w:tcBorders>
+            <w:tcMar>
+              <w:top w:w="15" w:type="dxa"/>
+              <w:left w:w="15" w:type="dxa"/>
+              <w:bottom w:w="15" w:type="dxa"/>
+              <w:right w:w="15" w:type="dxa"/>
+            </w:tcMar>
+            <w:vAlign w:val="center"/>
+            <w:hideMark/>
+          </w:tcPr>
+          <w:p>
+            <w:pPr>
+              <w:spacing w:before="100" w:beforeAutospacing="1" w:after="100" w:afterAutospacing="1" w:line="240" w:lineRule="auto"/>
+              <w:rPr>
+                <w:rFonts w:ascii="Times New Roman" w:eastAsia="Times New Roman" w:hAnsi="Times New Roman" w:cs="Times New Roman"/>
+                <w:lang w:eastAsia="en-GB"/>
+              </w:rPr>
+            </w:pPr>
+            <w:r>
+              <w:rPr>
+                <w:rFonts w:ascii="Times New Roman" w:eastAsia="Times New Roman" w:hAnsi="Times New Roman" w:cs="Times New Roman"/>
+                <w:lang w:eastAsia="en-GB"/>
+              </w:rPr>
+              <w:t>Motor-Driven &amp; Diaphragm Motion</w:t>
+            </w:r>
+          </w:p>
+        </w:tc>
+      </w:tr>
+      <w:tr>
+        <w:trPr>
+          <w:tblCellSpacing w:w="15" w:type="dxa"/>
+          <w:jc w:val="center"/>
+        </w:trPr>
+        <w:tc>
+          <w:tcPr>
+            <w:tcW w:w="1515" w:type="dxa"/>
+            <w:tcBorders>
+              <w:top w:val="single" w:sz="4" w:space="0" w:color="auto"/>
+              <w:left w:val="nil"/>
+              <w:bottom w:val="single" w:sz="4" w:space="0" w:color="auto"/>
+              <w:right w:val="nil"/>
+            </w:tcBorders>
+            <w:tcMar>
+              <w:top w:w="15" w:type="dxa"/>
+              <w:left w:w="15" w:type="dxa"/>
+              <w:bottom w:w="15" w:type="dxa"/>
+              <w:right w:w="15" w:type="dxa"/>
+            </w:tcMar>
+            <w:vAlign w:val="center"/>
+            <w:hideMark/>
+          </w:tcPr>
+          <w:p>
+            <w:pPr>
+              <w:spacing w:before="100" w:beforeAutospacing="1" w:after="100" w:afterAutospacing="1" w:line="240" w:lineRule="auto"/>
+              <w:rPr>
+                <w:rFonts w:ascii="Times New Roman" w:eastAsia="Times New Roman" w:hAnsi="Times New Roman" w:cs="Times New Roman"/>
+                <w:lang w:eastAsia="en-GB"/>
+              </w:rPr>
+            </w:pPr>
+            <w:r>
+              <w:rPr>
+                <w:rFonts w:ascii="Times New Roman" w:eastAsia="Times New Roman" w:hAnsi="Times New Roman" w:cs="Times New Roman"/>
+                <w:lang w:eastAsia="en-GB"/>
+              </w:rPr>
+              <w:t>Optimization</w:t>
+            </w:r>
+          </w:p>
+        </w:tc>
+        <w:tc>
+          <w:tcPr>
+            <w:tcW w:w="3797" w:type="dxa"/>
+            <w:tcBorders>
+              <w:top w:val="single" w:sz="4" w:space="0" w:color="auto"/>
+              <w:left w:val="nil"/>
+              <w:bottom w:val="single" w:sz="4" w:space="0" w:color="auto"/>
+              <w:right w:val="nil"/>
+            </w:tcBorders>
+            <w:tcMar>
+              <w:top w:w="15" w:type="dxa"/>
+              <w:left w:w="15" w:type="dxa"/>
+              <w:bottom w:w="15" w:type="dxa"/>
+              <w:right w:w="15" w:type="dxa"/>
+            </w:tcMar>
+            <w:vAlign w:val="center"/>
+            <w:hideMark/>
+          </w:tcPr>
+          <w:p>
+            <w:pPr>
+              <w:spacing w:before="100" w:beforeAutospacing="1" w:after="100" w:afterAutospacing="1" w:line="240" w:lineRule="auto"/>
+              <w:rPr>
+                <w:rFonts w:ascii="Times New Roman" w:eastAsia="Times New Roman" w:hAnsi="Times New Roman" w:cs="Times New Roman"/>
+                <w:lang w:eastAsia="en-GB"/>
+              </w:rPr>
+            </w:pPr>
+            <w:r>
+              <w:rPr>
+                <w:rFonts w:ascii="Times New Roman" w:eastAsia="Times New Roman" w:hAnsi="Times New Roman" w:cs="Times New Roman"/>
+                <w:lang w:eastAsia="en-GB"/>
+              </w:rPr>
+              <w:t>Geometry &amp; Operating Parameters</w:t>
+            </w:r>
+          </w:p>
+        </w:tc>
+        <w:tc>
+          <w:tcPr>
+            <w:tcW w:w="3640" w:type="dxa"/>
+            <w:tcBorders>
+              <w:top w:val="single" w:sz="4" w:space="0" w:color="auto"/>
+              <w:left w:val="nil"/>
+              <w:bottom w:val="single" w:sz="4" w:space="0" w:color="auto"/>
+              <w:right w:val="nil"/>
+            </w:tcBorders>
+            <w:tcMar>
+              <w:top w:w="15" w:type="dxa"/>
+              <w:left w:w="15" w:type="dxa"/>
+              <w:bottom w:w="15" w:type="dxa"/>
+              <w:right w:w="15" w:type="dxa"/>
+            </w:tcMar>
+            <w:vAlign w:val="center"/>
+            <w:hideMark/>
+          </w:tcPr>
+          <w:p>
+            <w:pPr>
+              <w:spacing w:before="100" w:beforeAutospacing="1" w:after="100" w:afterAutospacing="1" w:line="240" w:lineRule="auto"/>
+              <w:rPr>
+                <w:rFonts w:ascii="Times New Roman" w:eastAsia="Times New Roman" w:hAnsi="Times New Roman" w:cs="Times New Roman"/>
+                <w:lang w:eastAsia="en-GB"/>
+              </w:rPr>
+            </w:pPr>
+            <w:r>
+              <w:rPr>
+                <w:rFonts w:ascii="Times New Roman" w:eastAsia="Times New Roman" w:hAnsi="Times New Roman" w:cs="Times New Roman"/>
+                <w:lang w:eastAsia="en-GB"/>
+              </w:rPr>
+              <w:t>Geometry &amp; Operating Parameters</w:t>
+            </w:r>
+          </w:p>
+        </w:tc>
+      </w:tr>
+      <w:tr>
+        <w:trPr>
+          <w:tblCellSpacing w:w="15" w:type="dxa"/>
+          <w:jc w:val="center"/>
+        </w:trPr>
+        <w:tc>
+          <w:tcPr>
+            <w:tcW w:w="1515" w:type="dxa"/>
+            <w:tcBorders>
+              <w:top w:val="single" w:sz="4" w:space="0" w:color="auto"/>
+              <w:left w:val="nil"/>
+              <w:bottom w:val="single" w:sz="4" w:space="0" w:color="auto"/>
+              <w:right w:val="nil"/>
+            </w:tcBorders>
+            <w:tcMar>
+              <w:top w:w="15" w:type="dxa"/>
+              <w:left w:w="15" w:type="dxa"/>
+              <w:bottom w:w="15" w:type="dxa"/>
+              <w:right w:w="15" w:type="dxa"/>
+            </w:tcMar>
+            <w:vAlign w:val="center"/>
+            <w:hideMark/>
+          </w:tcPr>
+          <w:p>
+            <w:pPr>
+              <w:spacing w:before="100" w:beforeAutospacing="1" w:after="100" w:afterAutospacing="1" w:line="240" w:lineRule="auto"/>
+              <w:rPr>
+                <w:rFonts w:ascii="Times New Roman" w:eastAsia="Times New Roman" w:hAnsi="Times New Roman" w:cs="Times New Roman"/>
+                <w:lang w:eastAsia="en-GB"/>
+              </w:rPr>
+            </w:pPr>
+            <w:r>
+              <w:rPr>
+                <w:rFonts w:ascii="Times New Roman" w:eastAsia="Times New Roman" w:hAnsi="Times New Roman" w:cs="Times New Roman"/>
+                <w:lang w:eastAsia="en-GB"/>
+              </w:rPr>
+              <w:t>Output</w:t>
+            </w:r>
+          </w:p>
+        </w:tc>
+        <w:tc>
+          <w:tcPr>
+            <w:tcW w:w="3797" w:type="dxa"/>
+            <w:tcBorders>
+              <w:top w:val="single" w:sz="4" w:space="0" w:color="auto"/>
+              <w:left w:val="nil"/>
+              <w:bottom w:val="single" w:sz="4" w:space="0" w:color="auto"/>
+              <w:right w:val="nil"/>
+            </w:tcBorders>
+            <w:tcMar>
+              <w:top w:w="15" w:type="dxa"/>
+              <w:left w:w="15" w:type="dxa"/>
+              <w:bottom w:w="15" w:type="dxa"/>
+              <w:right w:w="15" w:type="dxa"/>
+            </w:tcMar>
+            <w:vAlign w:val="center"/>
+            <w:hideMark/>
+          </w:tcPr>
+          <w:p>
+            <w:pPr>
+              <w:spacing w:before="100" w:beforeAutospacing="1" w:after="100" w:afterAutospacing="1" w:line="240" w:lineRule="auto"/>
+              <w:rPr>
+                <w:rFonts w:ascii="Times New Roman" w:eastAsia="Times New Roman" w:hAnsi="Times New Roman" w:cs="Times New Roman"/>
+                <w:lang w:eastAsia="en-GB"/>
+              </w:rPr>
+            </w:pPr>
+            <w:r>
+              <w:rPr>
+                <w:rFonts w:ascii="Times New Roman" w:eastAsia="Times New Roman" w:hAnsi="Times New Roman" w:cs="Times New Roman"/>
+                <w:lang w:eastAsia="en-GB"/>
+              </w:rPr>
+              <w:t>Preliminary Design &amp; Performance Results</w:t>
+            </w:r>
+          </w:p>
+        </w:tc>
+        <w:tc>
+          <w:tcPr>
+            <w:tcW w:w="3640" w:type="dxa"/>
+            <w:tcBorders>
+              <w:top w:val="single" w:sz="4" w:space="0" w:color="auto"/>
+              <w:left w:val="nil"/>
+              <w:bottom w:val="single" w:sz="4" w:space="0" w:color="auto"/>
+              <w:right w:val="nil"/>
+            </w:tcBorders>
+            <w:tcMar>
+              <w:top w:w="15" w:type="dxa"/>
+              <w:left w:w="15" w:type="dxa"/>
+              <w:bottom w:w="15" w:type="dxa"/>
+              <w:right w:w="15" w:type="dxa"/>
+            </w:tcMar>
+            <w:vAlign w:val="center"/>
+            <w:hideMark/>
+          </w:tcPr>
+          <w:p>
+            <w:pPr>
+              <w:spacing w:before="100" w:beforeAutospacing="1" w:after="100" w:afterAutospacing="1" w:line="240" w:lineRule="auto"/>
+              <w:rPr>
+                <w:rFonts w:ascii="Times New Roman" w:eastAsia="Times New Roman" w:hAnsi="Times New Roman" w:cs="Times New Roman"/>
+                <w:lang w:eastAsia="en-GB"/>
+              </w:rPr>
+            </w:pPr>
+            <w:r>
+              <w:rPr>
+                <w:rFonts w:ascii="Times New Roman" w:eastAsia="Times New Roman" w:hAnsi="Times New Roman" w:cs="Times New Roman"/>
+                <w:lang w:eastAsia="en-GB"/>
+              </w:rPr>
+              <w:t>Preliminary Design &amp; Performance Results</w:t>
+            </w:r>
+          </w:p>
+        </w:tc>
+      </w:tr>
+    </w:tbl>
+    <w:p>
+      <w:pPr>
+        <w:rPr>
+          <w:noProof/>
+        </w:rPr>
+      </w:pPr>
+    </w:p>
+    <w:p>
+      <w:pPr>
+        <w:rPr>
+          <w:rFonts w:asciiTheme="minorBidi" w:hAnsiTheme="minorBidi"/>
+          <w:b/>
+          <w:bCs/>
+          <w:sz w:val="28"/>
+          <w:szCs w:val="28"/>
+          <w:lang w:bidi="fa-IR"/>
+        </w:rPr>
+      </w:pPr>
+      <w:r>
+        <w:rPr>
+          <w:noProof/>
+        </w:rPr>
+        <w:drawing>
+          <wp:inline distT="0" distB="0" distL="0" distR="0" wp14:anchorId="4726103E" wp14:editId="25C3939B">
+            <wp:extent cx="6309360" cy="3330575"/>
+            <wp:effectExtent l="0" t="0" r="0" b="3175"/>
+            <wp:docPr id="1489636416" name="Picture 2"/>
+            <wp:cNvGraphicFramePr>
+              <a:graphicFrameLocks xmlns:a="http://schemas.openxmlformats.org/drawingml/2006/main" noChangeAspect="1"/>
+            </wp:cNvGraphicFramePr>
+            <a:graphic xmlns:a="http://schemas.openxmlformats.org/drawingml/2006/main">
+              <a:graphicData uri="http://schemas.openxmlformats.org/drawingml/2006/picture">
+                <pic:pic xmlns:pic="http://schemas.openxmlformats.org/drawingml/2006/picture">
+                  <pic:nvPicPr>
+                    <pic:cNvPr id="0" name="Picture 1"/>
+                    <pic:cNvPicPr>
+                      <a:picLocks noChangeAspect="1" noChangeArrowheads="1"/>
+                    </pic:cNvPicPr>
+                  </pic:nvPicPr>
+                  <pic:blipFill>
+                    <a:blip r:embed="rId8">
+                      <a:extLst>
+                        <a:ext uri="{28A0092B-C50C-407E-A947-70E740481C1C}">
+                          <a14:useLocalDpi xmlns:a14="http://schemas.microsoft.com/office/drawing/2010/main" val="0"/>
+                        </a:ext>
+                      </a:extLst>
+                    </a:blip>
+                    <a:srcRect/>
+                    <a:stretch>
+                      <a:fillRect/>
+                    </a:stretch>
+                  </pic:blipFill>
+                  <pic:spPr bwMode="auto">
+                    <a:xfrm>
+                      <a:off x="0" y="0"/>
+                      <a:ext cx="6309360" cy="3330575"/>
+                    </a:xfrm>
+                    <a:prstGeom prst="rect">
+                      <a:avLst/>
+                    </a:prstGeom>
+                    <a:noFill/>
+                    <a:ln>
+                      <a:noFill/>
+                    </a:ln>
+                  </pic:spPr>
+                </pic:pic>
+              </a:graphicData>
+            </a:graphic>
+          </wp:inline>
+        </w:drawing>
+      </w:r>
+    </w:p>
+    <w:p>
+      <w:pPr>
+        <w:pStyle w:val="Header"/>
+        <w:jc w:val="center"/>
+        <w:rPr>
+          <w:rFonts w:ascii="Calibri" w:hAnsi="Calibri"/>
+          <w:b/>
+          <w:color w:val="1B365D"/>
+          <w:sz w:val="28"/>
+          <w:szCs w:val="16"/>
+        </w:rPr>
+      </w:pPr>
+      <w:r>
+        <w:rPr>
+          <w:rFonts w:ascii="Calibri" w:hAnsi="Calibri"/>
+          <w:b/>
+          <w:color w:val="1B365D"/>
+          <w:sz w:val="28"/>
+          <w:szCs w:val="16"/>
+        </w:rPr>
+        <w:lastRenderedPageBreak/>
+        <w:t>ANSYS Simulation – CFD Coupled with Structural</w:t>
+      </w:r>
+    </w:p>
+    <w:p>
+      <w:pPr>
+        <w:pStyle w:val="Header"/>
+        <w:rPr>
+          <w:rFonts w:ascii="Calibri" w:hAnsi="Calibri"/>
+          <w:b/>
+          <w:color w:val="1B365D"/>
+          <w:sz w:val="40"/>
+        </w:rPr>
+      </w:pPr>
+    </w:p>
+    <w:p>
+      <w:pPr>
+        <w:pStyle w:val="Header"/>
+        <w:rPr>
+          <w:rFonts w:ascii="Calibri" w:hAnsi="Calibri"/>
+          <w:b/>
+          <w:color w:val="1B365D"/>
+          <w:sz w:val="40"/>
+        </w:rPr>
+      </w:pPr>
+      <w:r>
+        <w:rPr>
+          <w:rFonts w:ascii="Calibri" w:hAnsi="Calibri"/>
+          <w:b/>
+          <w:color w:val="1B365D"/>
+          <w:sz w:val="40"/>
+        </w:rPr>
+        <w:drawing>
+          <wp:inline distT="0" distB="0" distL="0" distR="0" wp14:anchorId="4D70D84D" wp14:editId="0A0080AB">
+            <wp:extent cx="6309360" cy="4097020"/>
+            <wp:effectExtent l="0" t="0" r="0" b="0"/>
+            <wp:docPr id="612090778" name="Picture 1"/>
+            <wp:cNvGraphicFramePr>
+              <a:graphicFrameLocks xmlns:a="http://schemas.openxmlformats.org/drawingml/2006/main" noChangeAspect="1"/>
+            </wp:cNvGraphicFramePr>
+            <a:graphic xmlns:a="http://schemas.openxmlformats.org/drawingml/2006/main">
+              <a:graphicData uri="http://schemas.openxmlformats.org/drawingml/2006/picture">
+                <pic:pic xmlns:pic="http://schemas.openxmlformats.org/drawingml/2006/picture">
+                  <pic:nvPicPr>
+                    <pic:cNvPr id="612090778" name=""/>
+                    <pic:cNvPicPr/>
+                  </pic:nvPicPr>
+                  <pic:blipFill>
+                    <a:blip r:embed="rId9"/>
+                    <a:stretch>
+                      <a:fillRect/>
+                    </a:stretch>
+                  </pic:blipFill>
+                  <pic:spPr>
+                    <a:xfrm>
+                      <a:off x="0" y="0"/>
+                      <a:ext cx="6309360" cy="4097020"/>
+                    </a:xfrm>
+                    <a:prstGeom prst="rect">
+                      <a:avLst/>
+                    </a:prstGeom>
+                  </pic:spPr>
+                </pic:pic>
+              </a:graphicData>
+            </a:graphic>
+          </wp:inline>
+        </w:drawing>
+      </w:r>
+    </w:p>
+    <w:p>
+      <w:pPr>
+        <w:pStyle w:val="Header"/>
+        <w:jc w:val="center"/>
+        <w:rPr>
+          <w:rFonts w:ascii="Calibri" w:hAnsi="Calibri"/>
+          <w:b/>
+          <w:color w:val="1B365D"/>
+          <w:sz w:val="28"/>
+          <w:szCs w:val="16"/>
+        </w:rPr>
+      </w:pPr>
+      <w:r>
+        <w:rPr>
+          <w:rFonts w:ascii="Calibri" w:hAnsi="Calibri"/>
+          <w:b/>
+          <w:color w:val="1B365D"/>
+          <w:sz w:val="28"/>
+          <w:szCs w:val="16"/>
+        </w:rPr>
+        <w:t>Displacement Profile – ANSYS Transient Structural</w:t>
+      </w:r>
+    </w:p>
+    <w:p>
+      <w:pPr>
+        <w:pStyle w:val="Header"/>
+        <w:rPr>
+          <w:rFonts w:ascii="Calibri" w:hAnsi="Calibri"/>
+          <w:b/>
+          <w:color w:val="1B365D"/>
+          <w:sz w:val="40"/>
+        </w:rPr>
+      </w:pPr>
+      <w:r>
+        <w:rPr>
+          <w:rFonts w:ascii="Calibri" w:hAnsi="Calibri"/>
+          <w:b/>
+          <w:color w:val="1B365D"/>
+          <w:sz w:val="40"/>
+        </w:rPr>
+        <w:drawing>
+          <wp:inline distT="0" distB="0" distL="0" distR="0" wp14:anchorId="03A01BC2" wp14:editId="26948F4D">
+            <wp:extent cx="6309360" cy="3192780"/>
+            <wp:effectExtent l="0" t="0" r="0" b="7620"/>
+            <wp:docPr id="909427450" name="Picture 1"/>
+            <wp:cNvGraphicFramePr>
+              <a:graphicFrameLocks xmlns:a="http://schemas.openxmlformats.org/drawingml/2006/main" noChangeAspect="1"/>
+            </wp:cNvGraphicFramePr>
+            <a:graphic xmlns:a="http://schemas.openxmlformats.org/drawingml/2006/main">
+              <a:graphicData uri="http://schemas.openxmlformats.org/drawingml/2006/picture">
+                <pic:pic xmlns:pic="http://schemas.openxmlformats.org/drawingml/2006/picture">
+                  <pic:nvPicPr>
+                    <pic:cNvPr id="909427450" name=""/>
+                    <pic:cNvPicPr/>
+                  </pic:nvPicPr>
+                  <pic:blipFill>
+                    <a:blip r:embed="rId10"/>
+                    <a:stretch>
+                      <a:fillRect/>
+                    </a:stretch>
+                  </pic:blipFill>
+                  <pic:spPr>
+                    <a:xfrm>
+                      <a:off x="0" y="0"/>
+                      <a:ext cx="6309360" cy="3192780"/>
+                    </a:xfrm>
+                    <a:prstGeom prst="rect">
+                      <a:avLst/>
+                    </a:prstGeom>
+                  </pic:spPr>
+                </pic:pic>
+              </a:graphicData>
+            </a:graphic>
+          </wp:inline>
+        </w:drawing>
+      </w:r>
+    </w:p>
+    <w:p>
+      <w:pPr>
+        <w:rPr>
+          <w:lang w:val="en-GB"/>
+        </w:rPr>
+      </w:pPr>
+    </w:p>
+    <w:p>
+      <w:pPr>
+        <w:pStyle w:val="Header"/>
+        <w:jc w:val="center"/>
+        <w:rPr>
+          <w:rFonts w:ascii="Calibri" w:hAnsi="Calibri"/>
+          <w:b/>
+          <w:color w:val="1B365D"/>
+          <w:sz w:val="28"/>
+          <w:szCs w:val="16"/>
+        </w:rPr>
+      </w:pPr>
+      <w:r>
+        <w:rPr>
+          <w:rFonts w:ascii="Calibri" w:hAnsi="Calibri"/>
+          <w:b/>
+          <w:color w:val="1B365D"/>
+          <w:sz w:val="28"/>
+          <w:szCs w:val="16"/>
+        </w:rPr>
+        <w:lastRenderedPageBreak/>
+        <w:t>Parameters Definition</w:t>
+      </w:r>
+      <w:r>
+        <w:rPr>
+          <w:rFonts w:ascii="Calibri" w:hAnsi="Calibri"/>
+          <w:b/>
+          <w:color w:val="1B365D"/>
+          <w:sz w:val="28"/>
+          <w:szCs w:val="16"/>
+        </w:rPr>
+        <w:t xml:space="preserve"> – ANSYS </w:t>
+      </w:r>
+      <w:r>
+        <w:rPr>
+          <w:rFonts w:ascii="Calibri" w:hAnsi="Calibri"/>
+          <w:b/>
+          <w:color w:val="1B365D"/>
+          <w:sz w:val="28"/>
+          <w:szCs w:val="16"/>
+        </w:rPr>
+        <w:t>Workbench</w:t>
+      </w:r>
+    </w:p>
+    <w:p>
+      <w:pPr>
+        <w:jc w:val="center"/>
+        <w:rPr>
+          <w:rFonts w:asciiTheme="minorBidi" w:hAnsiTheme="minorBidi"/>
+          <w:b/>
+          <w:bCs/>
+          <w:sz w:val="28"/>
+          <w:szCs w:val="28"/>
+          <w:lang w:bidi="fa-IR"/>
+        </w:rPr>
+      </w:pPr>
+      <w:r>
+        <w:rPr>
+          <w:rFonts w:asciiTheme="minorBidi" w:hAnsiTheme="minorBidi"/>
+          <w:b/>
+          <w:bCs/>
+          <w:sz w:val="28"/>
+          <w:szCs w:val="28"/>
+          <w:lang w:bidi="fa-IR"/>
+        </w:rPr>
+        <w:drawing>
+          <wp:inline distT="0" distB="0" distL="0" distR="0" wp14:anchorId="161A15E3" wp14:editId="01C65BA4">
+            <wp:extent cx="3886400" cy="3016405"/>
+            <wp:effectExtent l="0" t="0" r="0" b="0"/>
+            <wp:docPr id="1286474360" name="Picture 1"/>
+            <wp:cNvGraphicFramePr>
+              <a:graphicFrameLocks xmlns:a="http://schemas.openxmlformats.org/drawingml/2006/main" noChangeAspect="1"/>
+            </wp:cNvGraphicFramePr>
+            <a:graphic xmlns:a="http://schemas.openxmlformats.org/drawingml/2006/main">
+              <a:graphicData uri="http://schemas.openxmlformats.org/drawingml/2006/picture">
+                <pic:pic xmlns:pic="http://schemas.openxmlformats.org/drawingml/2006/picture">
+                  <pic:nvPicPr>
+                    <pic:cNvPr id="1286474360" name=""/>
+                    <pic:cNvPicPr/>
+                  </pic:nvPicPr>
+                  <pic:blipFill>
+                    <a:blip r:embed="rId11"/>
+                    <a:stretch>
+                      <a:fillRect/>
+                    </a:stretch>
+                  </pic:blipFill>
+                  <pic:spPr>
+                    <a:xfrm>
+                      <a:off x="0" y="0"/>
+                      <a:ext cx="3886400" cy="3016405"/>
+                    </a:xfrm>
+                    <a:prstGeom prst="rect">
+                      <a:avLst/>
+                    </a:prstGeom>
+                  </pic:spPr>
+                </pic:pic>
+              </a:graphicData>
+            </a:graphic>
+          </wp:inline>
+        </w:drawing>
+      </w:r>
+    </w:p>
+    <w:p>
+      <w:pPr>
+        <w:jc w:val="center"/>
+        <w:rPr>
+          <w:rFonts w:asciiTheme="minorBidi" w:hAnsiTheme="minorBidi"/>
+          <w:b/>
+          <w:bCs/>
+          <w:sz w:val="28"/>
+          <w:szCs w:val="28"/>
+          <w:lang w:bidi="fa-IR"/>
+        </w:rPr>
+      </w:pPr>
+    </w:p>
+    <w:p>
+      <w:pPr>
+        <w:pStyle w:val="Header"/>
+        <w:jc w:val="center"/>
+        <w:rPr>
+          <w:rFonts w:ascii="Calibri" w:hAnsi="Calibri"/>
+          <w:b/>
+          <w:color w:val="1B365D"/>
+          <w:sz w:val="28"/>
+          <w:szCs w:val="16"/>
+        </w:rPr>
+      </w:pPr>
+      <w:r>
+        <w:rPr>
+          <w:rFonts w:ascii="Calibri" w:hAnsi="Calibri"/>
+          <w:b/>
+          <w:color w:val="1B365D"/>
+          <w:sz w:val="28"/>
+          <w:szCs w:val="16"/>
+        </w:rPr>
+        <w:t>System Simulation with</w:t>
+      </w:r>
+      <w:r>
+        <w:rPr>
+          <w:rFonts w:ascii="Calibri" w:hAnsi="Calibri"/>
+          <w:b/>
+          <w:color w:val="1B365D"/>
+          <w:sz w:val="28"/>
+          <w:szCs w:val="16"/>
+        </w:rPr>
+        <w:t xml:space="preserve">out Motor </w:t>
+      </w:r>
+      <w:r>
+        <w:rPr>
+          <w:rFonts w:ascii="Calibri" w:hAnsi="Calibri"/>
+          <w:b/>
+          <w:color w:val="1B365D"/>
+          <w:sz w:val="28"/>
+          <w:szCs w:val="16"/>
+        </w:rPr>
+        <w:t xml:space="preserve">– </w:t>
+      </w:r>
+      <w:r>
+        <w:rPr>
+          <w:rFonts w:ascii="Calibri" w:hAnsi="Calibri"/>
+          <w:b/>
+          <w:color w:val="1B365D"/>
+          <w:sz w:val="28"/>
+          <w:szCs w:val="16"/>
+        </w:rPr>
+        <w:t>MATLAB Simulink</w:t>
+      </w:r>
+    </w:p>
+    <w:p>
+      <w:pPr>
+        <w:jc w:val="center"/>
+        <w:rPr>
+          <w:rFonts w:asciiTheme="minorBidi" w:hAnsiTheme="minorBidi"/>
+          <w:b/>
+          <w:bCs/>
+          <w:sz w:val="28"/>
+          <w:szCs w:val="28"/>
+          <w:lang w:bidi="fa-IR"/>
+        </w:rPr>
+      </w:pPr>
+      <w:r>
+        <w:rPr>
+          <w:rFonts w:asciiTheme="minorBidi" w:hAnsiTheme="minorBidi"/>
+          <w:b/>
+          <w:bCs/>
+          <w:sz w:val="28"/>
+          <w:szCs w:val="28"/>
+          <w:lang w:bidi="fa-IR"/>
+        </w:rPr>
+        <w:drawing>
+          <wp:inline distT="0" distB="0" distL="0" distR="0" wp14:anchorId="66F138E2" wp14:editId="28EFFDE8">
+            <wp:extent cx="6309360" cy="2493010"/>
+            <wp:effectExtent l="0" t="0" r="0" b="2540"/>
+            <wp:docPr id="500697522" name="Picture 1"/>
+            <wp:cNvGraphicFramePr>
+              <a:graphicFrameLocks xmlns:a="http://schemas.openxmlformats.org/drawingml/2006/main" noChangeAspect="1"/>
+            </wp:cNvGraphicFramePr>
+            <a:graphic xmlns:a="http://schemas.openxmlformats.org/drawingml/2006/main">
+              <a:graphicData uri="http://schemas.openxmlformats.org/drawingml/2006/picture">
+                <pic:pic xmlns:pic="http://schemas.openxmlformats.org/drawingml/2006/picture">
+                  <pic:nvPicPr>
+                    <pic:cNvPr id="500697522" name=""/>
+                    <pic:cNvPicPr/>
+                  </pic:nvPicPr>
+                  <pic:blipFill>
+                    <a:blip r:embed="rId12"/>
+                    <a:stretch>
+                      <a:fillRect/>
+                    </a:stretch>
+                  </pic:blipFill>
+                  <pic:spPr>
+                    <a:xfrm>
+                      <a:off x="0" y="0"/>
+                      <a:ext cx="6309360" cy="2493010"/>
+                    </a:xfrm>
+                    <a:prstGeom prst="rect">
+                      <a:avLst/>
+                    </a:prstGeom>
+                  </pic:spPr>
+                </pic:pic>
+              </a:graphicData>
+            </a:graphic>
+          </wp:inline>
+        </w:drawing>
+      </w:r>
+    </w:p>
+    <w:p>
+      <w:pPr>
+        <w:jc w:val="center"/>
+        <w:rPr>
+          <w:rFonts w:asciiTheme="minorBidi" w:hAnsiTheme="minorBidi"/>
+          <w:b/>
+          <w:bCs/>
+          <w:sz w:val="28"/>
+          <w:szCs w:val="28"/>
+          <w:lang w:bidi="fa-IR"/>
+        </w:rPr>
+      </w:pPr>
+    </w:p>
+    <w:p>
+      <w:pPr>
+        <w:jc w:val="center"/>
+        <w:rPr>
+          <w:rFonts w:asciiTheme="minorBidi" w:hAnsiTheme="minorBidi"/>
+          <w:b/>
+          <w:bCs/>
+          <w:sz w:val="28"/>
+          <w:szCs w:val="28"/>
+          <w:lang w:bidi="fa-IR"/>
+        </w:rPr>
+      </w:pPr>
+    </w:p>
+    <w:p>
+      <w:pPr>
+        <w:jc w:val="center"/>
+        <w:rPr>
+          <w:rFonts w:asciiTheme="minorBidi" w:hAnsiTheme="minorBidi"/>
+          <w:b/>
+          <w:bCs/>
+          <w:sz w:val="28"/>
+          <w:szCs w:val="28"/>
+          <w:lang w:bidi="fa-IR"/>
+        </w:rPr>
+      </w:pPr>
+    </w:p>
+    <w:p>
+      <w:pPr>
+        <w:jc w:val="center"/>
+        <w:rPr>
+          <w:rFonts w:asciiTheme="minorBidi" w:hAnsiTheme="minorBidi"/>
+          <w:b/>
+          <w:bCs/>
+          <w:sz w:val="28"/>
+          <w:szCs w:val="28"/>
+          <w:lang w:bidi="fa-IR"/>
+        </w:rPr>
+      </w:pPr>
+    </w:p>
+    <w:p>
+      <w:pPr>
+        <w:pStyle w:val="Header"/>
+        <w:tabs>
+          <w:tab w:val="left" w:pos="3370"/>
+        </w:tabs>
+        <w:rPr>
+          <w:rFonts w:ascii="Calibri" w:hAnsi="Calibri"/>
+          <w:b/>
+          <w:color w:val="1B365D"/>
+          <w:sz w:val="28"/>
+          <w:szCs w:val="16"/>
+        </w:rPr>
+      </w:pPr>
+      <w:r>
+        <w:rPr>
+          <w:rFonts w:ascii="Calibri" w:hAnsi="Calibri"/>
+          <w:b/>
+          <w:color w:val="1B365D"/>
+          <w:sz w:val="28"/>
+          <w:szCs w:val="16"/>
+        </w:rPr>
+        <w:tab/>
+      </w:r>
+      <w:r>
+        <w:rPr>
+          <w:rFonts w:ascii="Calibri" w:hAnsi="Calibri"/>
+          <w:b/>
+          <w:color w:val="1B365D"/>
+          <w:sz w:val="28"/>
+          <w:szCs w:val="16"/>
+        </w:rPr>
+        <w:tab/>
+      </w:r>
+    </w:p>
+    <w:p>
+      <w:pPr>
+        <w:pStyle w:val="Header"/>
+        <w:jc w:val="center"/>
+        <w:rPr>
+          <w:rFonts w:ascii="Calibri" w:hAnsi="Calibri"/>
+          <w:b/>
+          <w:color w:val="1B365D"/>
+          <w:sz w:val="28"/>
+          <w:szCs w:val="16"/>
+        </w:rPr>
+      </w:pPr>
+      <w:r>
+        <w:rPr>
+          <w:rFonts w:ascii="Calibri" w:hAnsi="Calibri"/>
+          <w:b/>
+          <w:color w:val="1B365D"/>
+          <w:sz w:val="28"/>
+          <w:szCs w:val="16"/>
+        </w:rPr>
+        <w:lastRenderedPageBreak/>
+        <w:t>System Simulation with Motor RPM function</w:t>
+      </w:r>
+      <w:r>
+        <w:rPr>
+          <w:rFonts w:ascii="Calibri" w:hAnsi="Calibri"/>
+          <w:b/>
+          <w:color w:val="1B365D"/>
+          <w:sz w:val="28"/>
+          <w:szCs w:val="16"/>
+        </w:rPr>
+        <w:t xml:space="preserve"> – </w:t>
+      </w:r>
+      <w:r>
+        <w:rPr>
+          <w:rFonts w:ascii="Calibri" w:hAnsi="Calibri"/>
+          <w:b/>
+          <w:color w:val="1B365D"/>
+          <w:sz w:val="28"/>
+          <w:szCs w:val="16"/>
+        </w:rPr>
+        <w:t>MATLAB</w:t>
+      </w:r>
+      <w:r>
+        <w:rPr>
+          <w:rFonts w:ascii="Calibri" w:hAnsi="Calibri"/>
+          <w:b/>
+          <w:color w:val="1B365D"/>
+          <w:sz w:val="28"/>
+          <w:szCs w:val="16"/>
+        </w:rPr>
+        <w:t xml:space="preserve"> Simulink</w:t>
+      </w:r>
+    </w:p>
+    <w:p>
+      <w:pPr>
+        <w:jc w:val="center"/>
+        <w:rPr>
+          <w:rFonts w:asciiTheme="minorBidi" w:hAnsiTheme="minorBidi"/>
+          <w:b/>
+          <w:bCs/>
+          <w:sz w:val="28"/>
+          <w:szCs w:val="28"/>
+          <w:lang w:bidi="fa-IR"/>
+        </w:rPr>
+      </w:pPr>
+      <w:r>
+        <w:rPr>
+          <w:rFonts w:asciiTheme="minorBidi" w:hAnsiTheme="minorBidi"/>
+          <w:b/>
+          <w:bCs/>
+          <w:sz w:val="28"/>
+          <w:szCs w:val="28"/>
+          <w:lang w:bidi="fa-IR"/>
+        </w:rPr>
+        <w:drawing>
+          <wp:inline distT="0" distB="0" distL="0" distR="0" wp14:anchorId="2D11B3AF" wp14:editId="2C183C47">
+            <wp:extent cx="6309360" cy="2672715"/>
+            <wp:effectExtent l="0" t="0" r="0" b="0"/>
+            <wp:docPr id="2140117329" name="Picture 1"/>
+            <wp:cNvGraphicFramePr>
+              <a:graphicFrameLocks xmlns:a="http://schemas.openxmlformats.org/drawingml/2006/main" noChangeAspect="1"/>
+            </wp:cNvGraphicFramePr>
+            <a:graphic xmlns:a="http://schemas.openxmlformats.org/drawingml/2006/main">
+              <a:graphicData uri="http://schemas.openxmlformats.org/drawingml/2006/picture">
+                <pic:pic xmlns:pic="http://schemas.openxmlformats.org/drawingml/2006/picture">
+                  <pic:nvPicPr>
+                    <pic:cNvPr id="2140117329" name=""/>
+                    <pic:cNvPicPr/>
+                  </pic:nvPicPr>
+                  <pic:blipFill>
+                    <a:blip r:embed="rId13"/>
+                    <a:stretch>
+                      <a:fillRect/>
+                    </a:stretch>
+                  </pic:blipFill>
+                  <pic:spPr>
+                    <a:xfrm>
+                      <a:off x="0" y="0"/>
+                      <a:ext cx="6309360" cy="2672715"/>
+                    </a:xfrm>
+                    <a:prstGeom prst="rect">
+                      <a:avLst/>
+                    </a:prstGeom>
+                  </pic:spPr>
+                </pic:pic>
+              </a:graphicData>
+            </a:graphic>
+          </wp:inline>
+        </w:drawing>
+      </w:r>
+    </w:p>
+    <w:p>
+      <w:pPr>
+        <w:jc w:val="center"/>
+        <w:rPr>
+          <w:rFonts w:asciiTheme="minorBidi" w:hAnsiTheme="minorBidi"/>
+          <w:b/>
+          <w:bCs/>
+          <w:sz w:val="28"/>
+          <w:szCs w:val="28"/>
+          <w:lang w:bidi="fa-IR"/>
+        </w:rPr>
+      </w:pPr>
+    </w:p>
+    <w:p>
+      <w:pPr>
+        <w:jc w:val="center"/>
+        <w:rPr>
+          <w:rFonts w:asciiTheme="minorBidi" w:hAnsiTheme="minorBidi"/>
+          <w:b/>
+          <w:bCs/>
+          <w:sz w:val="28"/>
+          <w:szCs w:val="28"/>
+          <w:lang w:bidi="fa-IR"/>
+        </w:rPr>
+      </w:pPr>
+    </w:p>
+    <w:p>
+      <w:pPr>
+        <w:jc w:val="center"/>
+        <w:rPr>
+          <w:rFonts w:asciiTheme="minorBidi" w:hAnsiTheme="minorBidi"/>
+          <w:b/>
+          <w:bCs/>
+          <w:sz w:val="28"/>
+          <w:szCs w:val="28"/>
+          <w:lang w:bidi="fa-IR"/>
+        </w:rPr>
+      </w:pPr>
+    </w:p>
     <w:sectPr>
+      <w:footerReference w:type="default" r:id="rId14"/>
       <w:pgSz w:w="12240" w:h="15840"/>
       <w:pgMar w:top="1152" w:right="1152" w:bottom="1152" w:left="1152" w:header="720" w:footer="720" w:gutter="0"/>
       <w:cols w:space="720"/>
@@ -3152,6 +8080,163 @@
     </w:sectPr>
   </w:body>
 </w:document>
+</file>
+
+<file path=word/endnotes.xml><?xml version="1.0" encoding="utf-8"?>
+<w:endnotes xmlns:wpc="http://schemas.microsoft.com/office/word/2010/wordprocessingCanvas" xmlns:cx="http://schemas.microsoft.com/office/drawing/2014/chartex" xmlns:cx1="http://schemas.microsoft.com/office/drawing/2015/9/8/chartex" xmlns:cx2="http://schemas.microsoft.com/office/drawing/2015/10/21/chartex" xmlns:cx3="http://schemas.microsoft.com/office/drawing/2016/5/9/chartex" xmlns:cx4="http://schemas.microsoft.com/office/drawing/2016/5/10/chartex" xmlns:cx5="http://schemas.microsoft.com/office/drawing/2016/5/11/chartex" xmlns:cx6="http://schemas.microsoft.com/office/drawing/2016/5/12/chartex" xmlns:cx7="http://schemas.microsoft.com/office/drawing/2016/5/13/chartex" xmlns:cx8="http://schemas.microsoft.com/office/drawing/2016/5/14/chartex" xmlns:mc="http://schemas.openxmlformats.org/markup-compatibility/2006" xmlns:aink="http://schemas.microsoft.com/office/drawing/2016/ink" xmlns:am3d="http://schemas.microsoft.com/office/drawing/2017/model3d" xmlns:o="urn:schemas-microsoft-com:office:office" xmlns:oel="http://schemas.microsoft.com/office/2019/extlst" xmlns:r="http://schemas.openxmlformats.org/officeDocument/2006/relationships" xmlns:m="http://schemas.openxmlformats.org/officeDocument/2006/math" xmlns:v="urn:schemas-microsoft-com:vml" xmlns:wp14="http://schemas.microsoft.com/office/word/2010/wordprocessingDrawing" xmlns:wp="http://schemas.openxmlformats.org/drawingml/2006/wordprocessingDrawing" xmlns:w10="urn:schemas-microsoft-com:office:word" xmlns:w="http://schemas.openxmlformats.org/wordprocessingml/2006/main" xmlns:w14="http://schemas.microsoft.com/office/word/2010/wordml" xmlns:w15="http://schemas.microsoft.com/office/word/2012/wordml" xmlns:w16cex="http://schemas.microsoft.com/office/word/2018/wordml/cex" xmlns:w16cid="http://schemas.microsoft.com/office/word/2016/wordml/cid" xmlns:w16="http://schemas.microsoft.com/office/word/2018/wordml" xmlns:w16du="http://schemas.microsoft.com/office/word/2023/wordml/word16du" xmlns:w16sdtdh="http://schemas.microsoft.com/office/word/2020/wordml/sdtdatahash" xmlns:w16sdtfl="http://schemas.microsoft.com/office/word/2024/wordml/sdtformatlock" xmlns:w16se="http://schemas.microsoft.com/office/word/2015/wordml/symex" xmlns:wpg="http://schemas.microsoft.com/office/word/2010/wordprocessingGroup" xmlns:wpi="http://schemas.microsoft.com/office/word/2010/wordprocessingInk" xmlns:wne="http://schemas.microsoft.com/office/word/2006/wordml" xmlns:wps="http://schemas.microsoft.com/office/word/2010/wordprocessingShape" mc:Ignorable="w14 w15 w16se w16cid w16 w16cex w16sdtdh w16sdtfl w16du wp14">
+  <w:endnote w:type="separator" w:id="-1">
+    <w:p>
+      <w:pPr>
+        <w:spacing w:after="0" w:line="240" w:lineRule="auto"/>
+      </w:pPr>
+      <w:r>
+        <w:separator/>
+      </w:r>
+    </w:p>
+  </w:endnote>
+  <w:endnote w:type="continuationSeparator" w:id="0">
+    <w:p>
+      <w:pPr>
+        <w:spacing w:after="0" w:line="240" w:lineRule="auto"/>
+      </w:pPr>
+      <w:r>
+        <w:continuationSeparator/>
+      </w:r>
+    </w:p>
+  </w:endnote>
+</w:endnotes>
+</file>
+
+<file path=word/footer1.xml><?xml version="1.0" encoding="utf-8"?>
+<w:ftr xmlns:wpc="http://schemas.microsoft.com/office/word/2010/wordprocessingCanvas" xmlns:cx="http://schemas.microsoft.com/office/drawing/2014/chartex" xmlns:cx1="http://schemas.microsoft.com/office/drawing/2015/9/8/chartex" xmlns:cx2="http://schemas.microsoft.com/office/drawing/2015/10/21/chartex" xmlns:cx3="http://schemas.microsoft.com/office/drawing/2016/5/9/chartex" xmlns:cx4="http://schemas.microsoft.com/office/drawing/2016/5/10/chartex" xmlns:cx5="http://schemas.microsoft.com/office/drawing/2016/5/11/chartex" xmlns:cx6="http://schemas.microsoft.com/office/drawing/2016/5/12/chartex" xmlns:cx7="http://schemas.microsoft.com/office/drawing/2016/5/13/chartex" xmlns:cx8="http://schemas.microsoft.com/office/drawing/2016/5/14/chartex" xmlns:mc="http://schemas.openxmlformats.org/markup-compatibility/2006" xmlns:aink="http://schemas.microsoft.com/office/drawing/2016/ink" xmlns:am3d="http://schemas.microsoft.com/office/drawing/2017/model3d" xmlns:o="urn:schemas-microsoft-com:office:office" xmlns:oel="http://schemas.microsoft.com/office/2019/extlst" xmlns:r="http://schemas.openxmlformats.org/officeDocument/2006/relationships" xmlns:m="http://schemas.openxmlformats.org/officeDocument/2006/math" xmlns:v="urn:schemas-microsoft-com:vml" xmlns:wp14="http://schemas.microsoft.com/office/word/2010/wordprocessingDrawing" xmlns:wp="http://schemas.openxmlformats.org/drawingml/2006/wordprocessingDrawing" xmlns:w10="urn:schemas-microsoft-com:office:word" xmlns:w="http://schemas.openxmlformats.org/wordprocessingml/2006/main" xmlns:w14="http://schemas.microsoft.com/office/word/2010/wordml" xmlns:w15="http://schemas.microsoft.com/office/word/2012/wordml" xmlns:w16cex="http://schemas.microsoft.com/office/word/2018/wordml/cex" xmlns:w16cid="http://schemas.microsoft.com/office/word/2016/wordml/cid" xmlns:w16="http://schemas.microsoft.com/office/word/2018/wordml" xmlns:w16du="http://schemas.microsoft.com/office/word/2023/wordml/word16du" xmlns:w16sdtdh="http://schemas.microsoft.com/office/word/2020/wordml/sdtdatahash" xmlns:w16sdtfl="http://schemas.microsoft.com/office/word/2024/wordml/sdtformatlock" xmlns:w16se="http://schemas.microsoft.com/office/word/2015/wordml/symex" xmlns:wpg="http://schemas.microsoft.com/office/word/2010/wordprocessingGroup" xmlns:wpi="http://schemas.microsoft.com/office/word/2010/wordprocessingInk" xmlns:wne="http://schemas.microsoft.com/office/word/2006/wordml" xmlns:wps="http://schemas.microsoft.com/office/word/2010/wordprocessingShape" mc:Ignorable="w14 w15 w16se w16cid w16 w16cex w16sdtdh w16sdtfl w16du wp14">
+  <w:p>
+    <w:pPr>
+      <w:pStyle w:val="Footer"/>
+      <w:rPr>
+        <w:lang w:bidi="fa-IR"/>
+      </w:rPr>
+    </w:pPr>
+    <w:r>
+      <w:rPr>
+        <w:noProof/>
+        <w:lang w:bidi="fa-IR"/>
+      </w:rPr>
+      <mc:AlternateContent>
+        <mc:Choice Requires="wps">
+          <w:drawing>
+            <wp:anchor distT="0" distB="0" distL="114300" distR="114300" simplePos="0" relativeHeight="251659264" behindDoc="0" locked="0" layoutInCell="1" allowOverlap="1" wp14:anchorId="2C2CD11F" wp14:editId="2E847943">
+              <wp:simplePos x="0" y="0"/>
+              <wp:positionH relativeFrom="column">
+                <wp:posOffset>-15528</wp:posOffset>
+              </wp:positionH>
+              <wp:positionV relativeFrom="paragraph">
+                <wp:posOffset>51687</wp:posOffset>
+              </wp:positionV>
+              <wp:extent cx="6383548" cy="0"/>
+              <wp:effectExtent l="0" t="0" r="0" b="0"/>
+              <wp:wrapNone/>
+              <wp:docPr id="280371359" name="Straight Connector 1"/>
+              <wp:cNvGraphicFramePr/>
+              <a:graphic xmlns:a="http://schemas.openxmlformats.org/drawingml/2006/main">
+                <a:graphicData uri="http://schemas.microsoft.com/office/word/2010/wordprocessingShape">
+                  <wps:wsp>
+                    <wps:cNvCnPr/>
+                    <wps:spPr>
+                      <a:xfrm>
+                        <a:off x="0" y="0"/>
+                        <a:ext cx="6383548" cy="0"/>
+                      </a:xfrm>
+                      <a:prstGeom prst="line">
+                        <a:avLst/>
+                      </a:prstGeom>
+                      <a:ln/>
+                    </wps:spPr>
+                    <wps:style>
+                      <a:lnRef idx="1">
+                        <a:schemeClr val="accent1"/>
+                      </a:lnRef>
+                      <a:fillRef idx="0">
+                        <a:schemeClr val="accent1"/>
+                      </a:fillRef>
+                      <a:effectRef idx="0">
+                        <a:schemeClr val="accent1"/>
+                      </a:effectRef>
+                      <a:fontRef idx="minor">
+                        <a:schemeClr val="tx1"/>
+                      </a:fontRef>
+                    </wps:style>
+                    <wps:bodyPr/>
+                  </wps:wsp>
+                </a:graphicData>
+              </a:graphic>
+            </wp:anchor>
+          </w:drawing>
+        </mc:Choice>
+        <mc:Fallback>
+          <w:pict>
+            <v:line w14:anchorId="255D2A7E" id="Straight Connector 1" o:spid="_x0000_s1026" style="position:absolute;z-index:251659264;visibility:visible;mso-wrap-style:square;mso-wrap-distance-left:9pt;mso-wrap-distance-top:0;mso-wrap-distance-right:9pt;mso-wrap-distance-bottom:0;mso-position-horizontal:absolute;mso-position-horizontal-relative:text;mso-position-vertical:absolute;mso-position-vertical-relative:text" from="-1.2pt,4.05pt" to="501.45pt,4.05pt" o:gfxdata="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" strokecolor="#4579b8 [3044]"/>
+          </w:pict>
+        </mc:Fallback>
+      </mc:AlternateContent>
+    </w:r>
+  </w:p>
+  <w:p>
+    <w:pPr>
+      <w:pStyle w:val="Footer"/>
+      <w:rPr>
+        <w:color w:val="A6A6A6" w:themeColor="background1" w:themeShade="A6"/>
+        <w:sz w:val="18"/>
+        <w:szCs w:val="18"/>
+        <w:lang w:val="de-DE" w:bidi="fa-IR"/>
+      </w:rPr>
+    </w:pPr>
+  </w:p>
+  <w:p>
+    <w:pPr>
+      <w:pStyle w:val="Footer"/>
+      <w:rPr>
+        <w:color w:val="808080" w:themeColor="background1" w:themeShade="80"/>
+        <w:sz w:val="18"/>
+        <w:szCs w:val="18"/>
+        <w:lang w:val="de-DE" w:bidi="fa-IR"/>
+      </w:rPr>
+    </w:pPr>
+    <w:r>
+      <w:rPr>
+        <w:color w:val="808080" w:themeColor="background1" w:themeShade="80"/>
+        <w:sz w:val="18"/>
+        <w:szCs w:val="18"/>
+        <w:lang w:val="de-DE" w:bidi="fa-IR"/>
+      </w:rPr>
+      <w:t>Majid Mehrnia | NH Diaphragm Pump Portfolio</w:t>
+    </w:r>
+  </w:p>
+</w:ftr>
+</file>
+
+<file path=word/footnotes.xml><?xml version="1.0" encoding="utf-8"?>
+<w:footnotes xmlns:wpc="http://schemas.microsoft.com/office/word/2010/wordprocessingCanvas" xmlns:cx="http://schemas.microsoft.com/office/drawing/2014/chartex" xmlns:cx1="http://schemas.microsoft.com/office/drawing/2015/9/8/chartex" xmlns:cx2="http://schemas.microsoft.com/office/drawing/2015/10/21/chartex" xmlns:cx3="http://schemas.microsoft.com/office/drawing/2016/5/9/chartex" xmlns:cx4="http://schemas.microsoft.com/office/drawing/2016/5/10/chartex" xmlns:cx5="http://schemas.microsoft.com/office/drawing/2016/5/11/chartex" xmlns:cx6="http://schemas.microsoft.com/office/drawing/2016/5/12/chartex" xmlns:cx7="http://schemas.microsoft.com/office/drawing/2016/5/13/chartex" xmlns:cx8="http://schemas.microsoft.com/office/drawing/2016/5/14/chartex" xmlns:mc="http://schemas.openxmlformats.org/markup-compatibility/2006" xmlns:aink="http://schemas.microsoft.com/office/drawing/2016/ink" xmlns:am3d="http://schemas.microsoft.com/office/drawing/2017/model3d" xmlns:o="urn:schemas-microsoft-com:office:office" xmlns:oel="http://schemas.microsoft.com/office/2019/extlst" xmlns:r="http://schemas.openxmlformats.org/officeDocument/2006/relationships" xmlns:m="http://schemas.openxmlformats.org/officeDocument/2006/math" xmlns:v="urn:schemas-microsoft-com:vml" xmlns:wp14="http://schemas.microsoft.com/office/word/2010/wordprocessingDrawing" xmlns:wp="http://schemas.openxmlformats.org/drawingml/2006/wordprocessingDrawing" xmlns:w10="urn:schemas-microsoft-com:office:word" xmlns:w="http://schemas.openxmlformats.org/wordprocessingml/2006/main" xmlns:w14="http://schemas.microsoft.com/office/word/2010/wordml" xmlns:w15="http://schemas.microsoft.com/office/word/2012/wordml" xmlns:w16cex="http://schemas.microsoft.com/office/word/2018/wordml/cex" xmlns:w16cid="http://schemas.microsoft.com/office/word/2016/wordml/cid" xmlns:w16="http://schemas.microsoft.com/office/word/2018/wordml" xmlns:w16du="http://schemas.microsoft.com/office/word/2023/wordml/word16du" xmlns:w16sdtdh="http://schemas.microsoft.com/office/word/2020/wordml/sdtdatahash" xmlns:w16sdtfl="http://schemas.microsoft.com/office/word/2024/wordml/sdtformatlock" xmlns:w16se="http://schemas.microsoft.com/office/word/2015/wordml/symex" xmlns:wpg="http://schemas.microsoft.com/office/word/2010/wordprocessingGroup" xmlns:wpi="http://schemas.microsoft.com/office/word/2010/wordprocessingInk" xmlns:wne="http://schemas.microsoft.com/office/word/2006/wordml" xmlns:wps="http://schemas.microsoft.com/office/word/2010/wordprocessingShape" mc:Ignorable="w14 w15 w16se w16cid w16 w16cex w16sdtdh w16sdtfl w16du wp14">
+  <w:footnote w:type="separator" w:id="-1">
+    <w:p>
+      <w:pPr>
+        <w:spacing w:after="0" w:line="240" w:lineRule="auto"/>
+      </w:pPr>
+      <w:r>
+        <w:separator/>
+      </w:r>
+    </w:p>
+  </w:footnote>
+  <w:footnote w:type="continuationSeparator" w:id="0">
+    <w:p>
+      <w:pPr>
+        <w:spacing w:after="0" w:line="240" w:lineRule="auto"/>
+      </w:pPr>
+      <w:r>
+        <w:continuationSeparator/>
+      </w:r>
+    </w:p>
+  </w:footnote>
+</w:footnotes>
 </file>
 
 <file path=word/numbering.xml><?xml version="1.0" encoding="utf-8"?>
@@ -14737,6 +19822,23 @@
       </w:tcPr>
     </w:tblStylePr>
   </w:style>
+  <w:style w:type="paragraph" w:styleId="NormalWeb">
+    <w:name w:val="Normal (Web)"/>
+    <w:basedOn w:val="Normal"/>
+    <w:uiPriority w:val="99"/>
+    <w:semiHidden/>
+    <w:unhideWhenUsed/>
+    <w:rsid w:val="00246E45"/>
+    <w:pPr>
+      <w:spacing w:before="100" w:beforeAutospacing="1" w:after="100" w:afterAutospacing="1" w:line="240" w:lineRule="auto"/>
+    </w:pPr>
+    <w:rPr>
+      <w:rFonts w:ascii="Times New Roman" w:eastAsia="Times New Roman" w:hAnsi="Times New Roman" w:cs="Times New Roman"/>
+      <w:sz w:val="24"/>
+      <w:szCs w:val="24"/>
+      <w:lang w:val="en-GB" w:eastAsia="en-GB"/>
+    </w:rPr>
+  </w:style>
 </w:styles>
 </file>
 
